--- a/Documents/Documents/Sprint10_Task116_DocumentarRelatorios.docx
+++ b/Documents/Documents/Sprint10_Task116_DocumentarRelatorios.docx
@@ -91,7 +91,7 @@
     </w:p>
     <w:tbl>
       <w:tblPr>
-        <w:tblStyle w:val="759"/>
+        <w:tblStyle w:val="927"/>
         <w:tblW w:w="10201" w:type="dxa"/>
         <w:tblBorders/>
         <w:tblLook w:val="04A0" w:firstRow="1" w:lastRow="0" w:firstColumn="1" w:lastColumn="0" w:noHBand="0" w:noVBand="1"/>
@@ -134,6 +134,14 @@
                 <w:szCs w:val="28"/>
               </w:rPr>
               <w:t xml:space="preserve">Sprint Documentation</w:t>
+            </w:r>
+            <w:r>
+              <w:rPr>
+                <w:b/>
+                <w:bCs/>
+                <w:sz w:val="28"/>
+                <w:szCs w:val="28"/>
+              </w:rPr>
             </w:r>
             <w:r>
               <w:rPr>
@@ -189,6 +197,13 @@
                 <w:bCs/>
               </w:rPr>
             </w:r>
+            <w:r>
+              <w:rPr>
+                <w:rFonts w:ascii="Aptos" w:hAnsi="Aptos" w:eastAsia="Aptos" w:cs="Aptos"/>
+                <w:b/>
+                <w:bCs/>
+              </w:rPr>
+            </w:r>
           </w:p>
         </w:tc>
         <w:tc>
@@ -235,6 +250,12 @@
                 <w:bCs/>
               </w:rPr>
             </w:r>
+            <w:r>
+              <w:rPr>
+                <w:b/>
+                <w:bCs/>
+              </w:rPr>
+            </w:r>
           </w:p>
         </w:tc>
         <w:tc>
@@ -274,6 +295,12 @@
                 <w:bCs/>
               </w:rPr>
               <w:t xml:space="preserve">26/09/2025</w:t>
+            </w:r>
+            <w:r>
+              <w:rPr>
+                <w:b/>
+                <w:bCs/>
+              </w:rPr>
             </w:r>
             <w:r>
               <w:rPr>
@@ -337,6 +364,12 @@
                 <w:bCs/>
               </w:rPr>
             </w:r>
+            <w:r>
+              <w:rPr>
+                <w:b/>
+                <w:bCs/>
+              </w:rPr>
+            </w:r>
           </w:p>
         </w:tc>
         <w:tc>
@@ -349,7 +382,7 @@
           </w:tcPr>
           <w:p>
             <w:pPr>
-              <w:pStyle w:val="722"/>
+              <w:pStyle w:val="890"/>
               <w:pBdr/>
               <w:spacing/>
               <w:ind/>
@@ -364,6 +397,12 @@
                 <w:bCs/>
               </w:rPr>
               <w:t xml:space="preserve">SeniorCareManager-Backend</w:t>
+            </w:r>
+            <w:r>
+              <w:rPr>
+                <w:b/>
+                <w:bCs/>
+              </w:rPr>
             </w:r>
             <w:r>
               <w:rPr>
@@ -413,6 +452,12 @@
                 <w:bCs/>
               </w:rPr>
             </w:r>
+            <w:r>
+              <w:rPr>
+                <w:b/>
+                <w:bCs/>
+              </w:rPr>
+            </w:r>
           </w:p>
         </w:tc>
         <w:tc>
@@ -439,6 +484,12 @@
                 <w:bCs/>
               </w:rPr>
               <w:t xml:space="preserve">Análise e Desenvolvimento de Sistemas - AMS</w:t>
+            </w:r>
+            <w:r>
+              <w:rPr>
+                <w:b/>
+                <w:bCs/>
+              </w:rPr>
             </w:r>
             <w:r>
               <w:rPr>
@@ -478,6 +529,12 @@
                 <w:color w:val="ffffff" w:themeColor="background1"/>
               </w:rPr>
               <w:t xml:space="preserve">Team Members</w:t>
+            </w:r>
+            <w:r>
+              <w:rPr>
+                <w:b/>
+                <w:bCs/>
+              </w:rPr>
             </w:r>
             <w:r>
               <w:rPr>
@@ -622,7 +679,7 @@
           </w:tcPr>
           <w:p>
             <w:pPr>
-              <w:pStyle w:val="722"/>
+              <w:pStyle w:val="890"/>
               <w:pBdr/>
               <w:spacing/>
               <w:ind/>
@@ -649,7 +706,7 @@
           </w:tcPr>
           <w:p>
             <w:pPr>
-              <w:pStyle w:val="722"/>
+              <w:pStyle w:val="890"/>
               <w:pBdr/>
               <w:spacing/>
               <w:ind/>
@@ -676,43 +733,7 @@
           </w:tcPr>
           <w:p>
             <w:pPr>
-              <w:pStyle w:val="722"/>
-              <w:pBdr/>
-              <w:spacing/>
-              <w:ind/>
-              <w:rPr/>
-            </w:pPr>
-            <w:r>
-              <w:t xml:space="preserve">Igor </w:t>
-            </w:r>
-            <w:r>
-              <w:t xml:space="preserve">Olhier</w:t>
-            </w:r>
-            <w:r>
-              <w:t xml:space="preserve"> </w:t>
-            </w:r>
-            <w:r>
-              <w:t xml:space="preserve">Aveledo</w:t>
-            </w:r>
-            <w:r/>
-          </w:p>
-        </w:tc>
-      </w:tr>
-      <w:tr>
-        <w:trPr>
-          <w:trHeight w:val="300"/>
-        </w:trPr>
-        <w:tc>
-          <w:tcPr>
-            <w:gridSpan w:val="3"/>
-            <w:tcBorders/>
-            <w:tcW w:w="10201" w:type="dxa"/>
-            <w:textDirection w:val="lrTb"/>
-            <w:noWrap w:val="false"/>
-          </w:tcPr>
-          <w:p>
-            <w:pPr>
-              <w:pStyle w:val="722"/>
+              <w:pStyle w:val="890"/>
               <w:pBdr/>
               <w:spacing/>
               <w:ind/>
@@ -739,7 +760,7 @@
           </w:tcPr>
           <w:p>
             <w:pPr>
-              <w:pStyle w:val="722"/>
+              <w:pStyle w:val="890"/>
               <w:pBdr/>
               <w:spacing/>
               <w:ind/>
@@ -765,7 +786,7 @@
     </w:p>
     <w:tbl>
       <w:tblPr>
-        <w:tblStyle w:val="759"/>
+        <w:tblStyle w:val="927"/>
         <w:tblW w:w="10201" w:type="dxa"/>
         <w:tblBorders/>
         <w:tblLook w:val="04A0" w:firstRow="1" w:lastRow="0" w:firstColumn="1" w:lastColumn="0" w:noHBand="0" w:noVBand="1"/>
@@ -804,6 +825,12 @@
                 <w:bCs/>
               </w:rPr>
               <w:t xml:space="preserve">Sprint Backlog</w:t>
+            </w:r>
+            <w:r>
+              <w:rPr>
+                <w:b/>
+                <w:bCs/>
+              </w:rPr>
             </w:r>
             <w:r>
               <w:rPr>
@@ -979,6 +1006,12 @@
                 <w:bCs/>
               </w:rPr>
             </w:r>
+            <w:r>
+              <w:rPr>
+                <w:b/>
+                <w:bCs/>
+              </w:rPr>
+            </w:r>
           </w:p>
         </w:tc>
         <w:tc>
@@ -1015,7 +1048,7 @@
     </w:p>
     <w:tbl>
       <w:tblPr>
-        <w:tblStyle w:val="759"/>
+        <w:tblStyle w:val="927"/>
         <w:tblW w:w="0" w:type="auto"/>
         <w:tblBorders/>
         <w:tblLook w:val="04A0" w:firstRow="1" w:lastRow="0" w:firstColumn="1" w:lastColumn="0" w:noHBand="0" w:noVBand="1"/>
@@ -1056,6 +1089,12 @@
                 <w:bCs/>
               </w:rPr>
               <w:t xml:space="preserve">Task Description</w:t>
+            </w:r>
+            <w:r>
+              <w:rPr>
+                <w:b/>
+                <w:bCs/>
+              </w:rPr>
             </w:r>
             <w:r>
               <w:rPr>
@@ -1277,7 +1316,7 @@
               <w:rPr>
                 <w:lang w:val="pt-BR"/>
               </w:rPr>
-              <w:t xml:space="preserve">, Lemuel, Maria Clara, Maysa, Igor, </w:t>
+              <w:t xml:space="preserve">, Lemuel, Maria Clara, Maysa, </w:t>
             </w:r>
             <w:r>
               <w:rPr>
@@ -1378,7 +1417,7 @@
     </w:p>
     <w:tbl>
       <w:tblPr>
-        <w:tblStyle w:val="759"/>
+        <w:tblStyle w:val="927"/>
         <w:tblW w:w="0" w:type="auto"/>
         <w:tblBorders/>
         <w:tblLook w:val="04A0" w:firstRow="1" w:lastRow="0" w:firstColumn="1" w:lastColumn="0" w:noHBand="0" w:noVBand="1"/>
@@ -1427,6 +1466,14 @@
                 <w:szCs w:val="24"/>
               </w:rPr>
             </w:r>
+            <w:r>
+              <w:rPr>
+                <w:b/>
+                <w:bCs/>
+                <w:sz w:val="24"/>
+                <w:szCs w:val="24"/>
+              </w:rPr>
+            </w:r>
           </w:p>
         </w:tc>
       </w:tr>
@@ -1458,7 +1505,7 @@
     </w:p>
     <w:p>
       <w:pPr>
-        <w:pStyle w:val="722"/>
+        <w:pStyle w:val="890"/>
         <w:pBdr/>
         <w:spacing/>
         <w:ind/>
@@ -1474,7 +1521,7 @@
     </w:p>
     <w:p>
       <w:pPr>
-        <w:pStyle w:val="722"/>
+        <w:pStyle w:val="890"/>
         <w:pBdr/>
         <w:spacing/>
         <w:ind/>
@@ -1542,6 +1589,13 @@
           <w:szCs w:val="24"/>
         </w:rPr>
       </w:pPr>
+      <w:r>
+        <w:rPr>
+          <w:rFonts w:ascii="Aptos" w:hAnsi="Aptos" w:eastAsia="Aptos" w:cs="Aptos"/>
+          <w:sz w:val="24"/>
+          <w:szCs w:val="24"/>
+        </w:rPr>
+      </w:r>
       <w:r>
         <w:rPr>
           <w:rFonts w:ascii="Aptos" w:hAnsi="Aptos" w:eastAsia="Aptos" w:cs="Aptos"/>
@@ -1583,6 +1637,13 @@
           <w:szCs w:val="24"/>
         </w:rPr>
       </w:r>
+      <w:r>
+        <w:rPr>
+          <w:rFonts w:ascii="Aptos" w:hAnsi="Aptos" w:eastAsia="Aptos" w:cs="Aptos"/>
+          <w:sz w:val="24"/>
+          <w:szCs w:val="24"/>
+        </w:rPr>
+      </w:r>
     </w:p>
     <w:p>
       <w:pPr>
@@ -1596,6 +1657,13 @@
           <w:szCs w:val="24"/>
         </w:rPr>
       </w:pPr>
+      <w:r>
+        <w:rPr>
+          <w:rFonts w:ascii="Aptos" w:hAnsi="Aptos" w:eastAsia="Aptos" w:cs="Aptos"/>
+          <w:sz w:val="24"/>
+          <w:szCs w:val="24"/>
+        </w:rPr>
+      </w:r>
       <w:r>
         <w:rPr>
           <w:rFonts w:ascii="Aptos" w:hAnsi="Aptos" w:eastAsia="Aptos" w:cs="Aptos"/>
@@ -1646,6 +1714,13 @@
           <w:szCs w:val="24"/>
         </w:rPr>
       </w:r>
+      <w:r>
+        <w:rPr>
+          <w:rFonts w:ascii="Aptos" w:hAnsi="Aptos" w:eastAsia="Aptos" w:cs="Aptos"/>
+          <w:sz w:val="24"/>
+          <w:szCs w:val="24"/>
+        </w:rPr>
+      </w:r>
     </w:p>
     <w:p>
       <w:pPr>
@@ -1659,6 +1734,13 @@
           <w:szCs w:val="24"/>
         </w:rPr>
       </w:pPr>
+      <w:r>
+        <w:rPr>
+          <w:rFonts w:ascii="Aptos" w:hAnsi="Aptos" w:eastAsia="Aptos" w:cs="Aptos"/>
+          <w:sz w:val="24"/>
+          <w:szCs w:val="24"/>
+        </w:rPr>
+      </w:r>
       <w:r>
         <w:rPr>
           <w:rFonts w:ascii="Aptos" w:hAnsi="Aptos" w:eastAsia="Aptos" w:cs="Aptos"/>
@@ -1700,6 +1782,13 @@
           <w:szCs w:val="24"/>
         </w:rPr>
       </w:r>
+      <w:r>
+        <w:rPr>
+          <w:rFonts w:ascii="Aptos" w:hAnsi="Aptos" w:eastAsia="Aptos" w:cs="Aptos"/>
+          <w:sz w:val="24"/>
+          <w:szCs w:val="24"/>
+        </w:rPr>
+      </w:r>
     </w:p>
     <w:p>
       <w:pPr>
@@ -1713,6 +1802,13 @@
           <w:szCs w:val="24"/>
         </w:rPr>
       </w:pPr>
+      <w:r>
+        <w:rPr>
+          <w:rFonts w:ascii="Aptos" w:hAnsi="Aptos" w:eastAsia="Aptos" w:cs="Aptos"/>
+          <w:sz w:val="24"/>
+          <w:szCs w:val="24"/>
+        </w:rPr>
+      </w:r>
       <w:r>
         <w:rPr>
           <w:rFonts w:ascii="Aptos" w:hAnsi="Aptos" w:eastAsia="Aptos" w:cs="Aptos"/>
@@ -1754,27 +1850,6 @@
           <w:szCs w:val="24"/>
         </w:rPr>
       </w:r>
-    </w:p>
-    <w:p>
-      <w:pPr>
-        <w:pBdr/>
-        <w:spacing w:after="240" w:before="240"/>
-        <w:ind/>
-        <w:jc w:val="center"/>
-        <w:rPr>
-          <w:rFonts w:ascii="Aptos" w:hAnsi="Aptos" w:eastAsia="Aptos" w:cs="Aptos"/>
-          <w:sz w:val="24"/>
-          <w:szCs w:val="24"/>
-        </w:rPr>
-      </w:pPr>
-      <w:r>
-        <w:rPr>
-          <w:rFonts w:ascii="Aptos" w:hAnsi="Aptos" w:eastAsia="Aptos" w:cs="Aptos"/>
-          <w:sz w:val="24"/>
-          <w:szCs w:val="24"/>
-        </w:rPr>
-        <w:t xml:space="preserve">Gabriel Jorge Marta                                                 Ketlyn Christini Tonholi de Morais</w:t>
-      </w:r>
       <w:r>
         <w:rPr>
           <w:rFonts w:ascii="Aptos" w:hAnsi="Aptos" w:eastAsia="Aptos" w:cs="Aptos"/>
@@ -1789,7 +1864,11 @@
         <w:spacing w:after="240" w:before="240"/>
         <w:ind/>
         <w:jc w:val="center"/>
-        <w:rPr/>
+        <w:rPr>
+          <w:rFonts w:ascii="Aptos" w:hAnsi="Aptos" w:eastAsia="Aptos" w:cs="Aptos"/>
+          <w:sz w:val="24"/>
+          <w:szCs w:val="24"/>
+        </w:rPr>
       </w:pPr>
       <w:r>
         <w:rPr>
@@ -1797,22 +1876,8 @@
           <w:sz w:val="24"/>
           <w:szCs w:val="24"/>
         </w:rPr>
-        <w:t xml:space="preserve"> </w:t>
+        <w:t xml:space="preserve">Gabriel Jorge Marta                                                 Ketlyn Christini Tonholi de Morais</w:t>
       </w:r>
-      <w:r/>
-    </w:p>
-    <w:p>
-      <w:pPr>
-        <w:pBdr/>
-        <w:spacing w:after="240" w:before="240"/>
-        <w:ind/>
-        <w:jc w:val="center"/>
-        <w:rPr>
-          <w:rFonts w:ascii="Aptos" w:hAnsi="Aptos" w:eastAsia="Aptos" w:cs="Aptos"/>
-          <w:sz w:val="24"/>
-          <w:szCs w:val="24"/>
-        </w:rPr>
-      </w:pPr>
       <w:r>
         <w:rPr>
           <w:rFonts w:ascii="Aptos" w:hAnsi="Aptos" w:eastAsia="Aptos" w:cs="Aptos"/>
@@ -1834,12 +1899,37 @@
         <w:spacing w:after="240" w:before="240"/>
         <w:ind/>
         <w:jc w:val="center"/>
+        <w:rPr/>
+      </w:pPr>
+      <w:r>
         <w:rPr>
           <w:rFonts w:ascii="Aptos" w:hAnsi="Aptos" w:eastAsia="Aptos" w:cs="Aptos"/>
           <w:sz w:val="24"/>
           <w:szCs w:val="24"/>
         </w:rPr>
-      </w:pPr>
+        <w:t xml:space="preserve"> </w:t>
+      </w:r>
+      <w:r/>
+    </w:p>
+    <w:p>
+      <w:pPr>
+        <w:pBdr/>
+        <w:spacing w:after="240" w:before="240"/>
+        <w:ind/>
+        <w:jc w:val="center"/>
+        <w:rPr>
+          <w:rFonts w:ascii="Aptos" w:hAnsi="Aptos" w:eastAsia="Aptos" w:cs="Aptos"/>
+          <w:sz w:val="24"/>
+          <w:szCs w:val="24"/>
+        </w:rPr>
+      </w:pPr>
+      <w:r>
+        <w:rPr>
+          <w:rFonts w:ascii="Aptos" w:hAnsi="Aptos" w:eastAsia="Aptos" w:cs="Aptos"/>
+          <w:sz w:val="24"/>
+          <w:szCs w:val="24"/>
+        </w:rPr>
+      </w:r>
       <w:r>
         <w:rPr>
           <w:rFonts w:ascii="Aptos" w:hAnsi="Aptos" w:eastAsia="Aptos" w:cs="Aptos"/>
@@ -1881,27 +1971,6 @@
           <w:szCs w:val="24"/>
         </w:rPr>
       </w:r>
-    </w:p>
-    <w:p>
-      <w:pPr>
-        <w:pBdr/>
-        <w:spacing w:after="240" w:before="240"/>
-        <w:ind/>
-        <w:jc w:val="center"/>
-        <w:rPr>
-          <w:rFonts w:ascii="Aptos" w:hAnsi="Aptos" w:eastAsia="Aptos" w:cs="Aptos"/>
-          <w:sz w:val="24"/>
-          <w:szCs w:val="24"/>
-        </w:rPr>
-      </w:pPr>
-      <w:r>
-        <w:rPr>
-          <w:rFonts w:ascii="Aptos" w:hAnsi="Aptos" w:eastAsia="Aptos" w:cs="Aptos"/>
-          <w:sz w:val="24"/>
-          <w:szCs w:val="24"/>
-        </w:rPr>
-        <w:t xml:space="preserve">Lemuel Prates Sobrinho Ferreira                                         Maria Clara Borges Cardoso</w:t>
-      </w:r>
       <w:r>
         <w:rPr>
           <w:rFonts w:ascii="Aptos" w:hAnsi="Aptos" w:eastAsia="Aptos" w:cs="Aptos"/>
@@ -1922,6 +1991,13 @@
           <w:szCs w:val="24"/>
         </w:rPr>
       </w:pPr>
+      <w:r>
+        <w:rPr>
+          <w:rFonts w:ascii="Aptos" w:hAnsi="Aptos" w:eastAsia="Aptos" w:cs="Aptos"/>
+          <w:sz w:val="24"/>
+          <w:szCs w:val="24"/>
+        </w:rPr>
+      </w:r>
       <w:r>
         <w:rPr>
           <w:rFonts w:ascii="Aptos" w:hAnsi="Aptos" w:eastAsia="Aptos" w:cs="Aptos"/>
@@ -1939,7 +2015,6 @@
     </w:p>
     <w:p>
       <w:pPr>
-        <w:pStyle w:val="722"/>
         <w:pBdr/>
         <w:spacing w:after="240" w:before="240"/>
         <w:ind/>
@@ -1950,6 +2025,14 @@
           <w:szCs w:val="24"/>
         </w:rPr>
       </w:pPr>
+      <w:r>
+        <w:rPr>
+          <w:rFonts w:ascii="Aptos" w:hAnsi="Aptos" w:eastAsia="Aptos" w:cs="Aptos"/>
+          <w:sz w:val="24"/>
+          <w:szCs w:val="24"/>
+        </w:rPr>
+        <w:t xml:space="preserve">Lemuel Prates Sobrinho Ferreira                                         Maria Clara Borges Cardoso</w:t>
+      </w:r>
       <w:r>
         <w:rPr>
           <w:rFonts w:ascii="Aptos" w:hAnsi="Aptos" w:eastAsia="Aptos" w:cs="Aptos"/>
@@ -1991,9 +2074,17 @@
           <w:szCs w:val="24"/>
         </w:rPr>
       </w:r>
+      <w:r>
+        <w:rPr>
+          <w:rFonts w:ascii="Aptos" w:hAnsi="Aptos" w:eastAsia="Aptos" w:cs="Aptos"/>
+          <w:sz w:val="24"/>
+          <w:szCs w:val="24"/>
+        </w:rPr>
+      </w:r>
     </w:p>
     <w:p>
       <w:pPr>
+        <w:pStyle w:val="890"/>
         <w:pBdr/>
         <w:spacing w:after="240" w:before="240"/>
         <w:ind/>
@@ -2004,6 +2095,13 @@
           <w:szCs w:val="24"/>
         </w:rPr>
       </w:pPr>
+      <w:r>
+        <w:rPr>
+          <w:rFonts w:ascii="Aptos" w:hAnsi="Aptos" w:eastAsia="Aptos" w:cs="Aptos"/>
+          <w:sz w:val="24"/>
+          <w:szCs w:val="24"/>
+        </w:rPr>
+      </w:r>
       <w:r>
         <w:rPr>
           <w:rFonts w:ascii="Aptos" w:hAnsi="Aptos" w:eastAsia="Aptos" w:cs="Aptos"/>
@@ -2037,74 +2135,7 @@
           <w:sz w:val="24"/>
           <w:szCs w:val="24"/>
         </w:rPr>
-        <w:t xml:space="preserve">Maysa Lopes de Sousa                                                                     Igor </w:t>
       </w:r>
-      <w:r>
-        <w:rPr>
-          <w:rFonts w:ascii="Aptos" w:hAnsi="Aptos" w:eastAsia="Aptos" w:cs="Aptos"/>
-          <w:sz w:val="24"/>
-          <w:szCs w:val="24"/>
-        </w:rPr>
-        <w:t xml:space="preserve">Olhier</w:t>
-      </w:r>
-      <w:r>
-        <w:rPr>
-          <w:rFonts w:ascii="Aptos" w:hAnsi="Aptos" w:eastAsia="Aptos" w:cs="Aptos"/>
-          <w:sz w:val="24"/>
-          <w:szCs w:val="24"/>
-        </w:rPr>
-        <w:t xml:space="preserve"> </w:t>
-      </w:r>
-      <w:r>
-        <w:rPr>
-          <w:rFonts w:ascii="Aptos" w:hAnsi="Aptos" w:eastAsia="Aptos" w:cs="Aptos"/>
-          <w:sz w:val="24"/>
-          <w:szCs w:val="24"/>
-        </w:rPr>
-        <w:t xml:space="preserve">Aveledo</w:t>
-      </w:r>
-      <w:r>
-        <w:rPr>
-          <w:rFonts w:ascii="Aptos" w:hAnsi="Aptos" w:eastAsia="Aptos" w:cs="Aptos"/>
-          <w:sz w:val="24"/>
-          <w:szCs w:val="24"/>
-        </w:rPr>
-      </w:r>
-    </w:p>
-    <w:p>
-      <w:pPr>
-        <w:pBdr/>
-        <w:spacing w:after="240" w:before="240"/>
-        <w:ind/>
-        <w:jc w:val="center"/>
-        <w:rPr/>
-      </w:pPr>
-      <w:r>
-        <w:rPr>
-          <w:rFonts w:ascii="Aptos" w:hAnsi="Aptos" w:eastAsia="Aptos" w:cs="Aptos"/>
-          <w:sz w:val="24"/>
-          <w:szCs w:val="24"/>
-        </w:rPr>
-        <w:t xml:space="preserve"> </w:t>
-      </w:r>
-      <w:bookmarkStart w:id="0" w:name="_GoBack"/>
-      <w:r/>
-      <w:bookmarkEnd w:id="0"/>
-      <w:r/>
-      <w:r/>
-    </w:p>
-    <w:p>
-      <w:pPr>
-        <w:pBdr/>
-        <w:spacing w:after="240" w:before="240"/>
-        <w:ind/>
-        <w:jc w:val="center"/>
-        <w:rPr>
-          <w:rFonts w:ascii="Aptos" w:hAnsi="Aptos" w:eastAsia="Aptos" w:cs="Aptos"/>
-          <w:sz w:val="24"/>
-          <w:szCs w:val="24"/>
-        </w:rPr>
-      </w:pPr>
       <w:r>
         <w:rPr>
           <w:rFonts w:ascii="Aptos" w:hAnsi="Aptos" w:eastAsia="Aptos" w:cs="Aptos"/>
@@ -2146,6 +2177,13 @@
           <w:szCs w:val="24"/>
         </w:rPr>
       </w:r>
+      <w:r>
+        <w:rPr>
+          <w:rFonts w:ascii="Aptos" w:hAnsi="Aptos" w:eastAsia="Aptos" w:cs="Aptos"/>
+          <w:sz w:val="24"/>
+          <w:szCs w:val="24"/>
+        </w:rPr>
+      </w:r>
     </w:p>
     <w:p>
       <w:pPr>
@@ -2159,6 +2197,100 @@
           <w:szCs w:val="24"/>
         </w:rPr>
       </w:pPr>
+      <w:r>
+        <w:rPr>
+          <w:rFonts w:ascii="Aptos" w:hAnsi="Aptos" w:eastAsia="Aptos" w:cs="Aptos"/>
+          <w:sz w:val="24"/>
+          <w:szCs w:val="24"/>
+        </w:rPr>
+        <w:t xml:space="preserve">Maysa Lopes de Sousa                                              </w:t>
+      </w:r>
+      <w:r>
+        <w:rPr>
+          <w:rFonts w:ascii="Aptos" w:hAnsi="Aptos" w:eastAsia="Aptos" w:cs="Aptos"/>
+          <w:sz w:val="24"/>
+          <w:szCs w:val="24"/>
+        </w:rPr>
+      </w:r>
+      <w:bookmarkStart w:id="0" w:name="_GoBack"/>
+      <w:r/>
+      <w:bookmarkEnd w:id="0"/>
+      <w:r/>
+      <w:r/>
+      <w:r>
+        <w:rPr>
+          <w:rFonts w:ascii="Aptos" w:hAnsi="Aptos" w:eastAsia="Aptos" w:cs="Aptos"/>
+          <w:sz w:val="24"/>
+          <w:szCs w:val="24"/>
+        </w:rPr>
+      </w:r>
+      <w:r>
+        <w:rPr>
+          <w:rFonts w:ascii="Aptos" w:hAnsi="Aptos" w:eastAsia="Aptos" w:cs="Aptos"/>
+          <w:sz w:val="24"/>
+          <w:szCs w:val="24"/>
+        </w:rPr>
+      </w:r>
+      <w:r>
+        <w:rPr>
+          <w:rFonts w:ascii="Aptos" w:hAnsi="Aptos" w:eastAsia="Aptos" w:cs="Aptos"/>
+          <w:sz w:val="24"/>
+          <w:szCs w:val="24"/>
+        </w:rPr>
+      </w:r>
+      <w:r>
+        <w:rPr>
+          <w:rFonts w:ascii="Aptos" w:hAnsi="Aptos" w:eastAsia="Aptos" w:cs="Aptos"/>
+          <w:sz w:val="24"/>
+          <w:szCs w:val="24"/>
+        </w:rPr>
+      </w:r>
+      <w:r>
+        <w:rPr>
+          <w:rFonts w:ascii="Aptos" w:hAnsi="Aptos" w:eastAsia="Aptos" w:cs="Aptos"/>
+          <w:sz w:val="24"/>
+          <w:szCs w:val="24"/>
+        </w:rPr>
+      </w:r>
+      <w:r>
+        <w:rPr>
+          <w:rFonts w:ascii="Aptos" w:hAnsi="Aptos" w:eastAsia="Aptos" w:cs="Aptos"/>
+          <w:sz w:val="24"/>
+          <w:szCs w:val="24"/>
+        </w:rPr>
+      </w:r>
+      <w:r>
+        <w:rPr>
+          <w:rFonts w:ascii="Aptos" w:hAnsi="Aptos" w:eastAsia="Aptos" w:cs="Aptos"/>
+          <w:sz w:val="24"/>
+          <w:szCs w:val="24"/>
+        </w:rPr>
+      </w:r>
+      <w:r>
+        <w:rPr>
+          <w:rFonts w:ascii="Aptos" w:hAnsi="Aptos" w:eastAsia="Aptos" w:cs="Aptos"/>
+          <w:sz w:val="24"/>
+          <w:szCs w:val="24"/>
+        </w:rPr>
+        <w:t xml:space="preserve">    </w:t>
+      </w:r>
+      <w:r>
+        <w:rPr>
+          <w:rFonts w:ascii="Aptos" w:hAnsi="Aptos" w:eastAsia="Aptos" w:cs="Aptos"/>
+          <w:sz w:val="24"/>
+          <w:szCs w:val="24"/>
+        </w:rPr>
+        <w:t xml:space="preserve">Izabelly</w:t>
+      </w:r>
+      <w:r>
+        <w:rPr>
+          <w:rFonts w:ascii="Aptos" w:hAnsi="Aptos" w:eastAsia="Aptos" w:cs="Aptos"/>
+          <w:sz w:val="24"/>
+          <w:szCs w:val="24"/>
+        </w:rPr>
+        <w:t xml:space="preserve"> Cristina Silva Brito</w:t>
+      </w:r>
+      <w:r/>
       <w:r>
         <w:rPr>
           <w:rFonts w:ascii="Aptos" w:hAnsi="Aptos" w:eastAsia="Aptos" w:cs="Aptos"/>
@@ -2200,6 +2332,13 @@
           <w:szCs w:val="24"/>
         </w:rPr>
       </w:r>
+      <w:r>
+        <w:rPr>
+          <w:rFonts w:ascii="Aptos" w:hAnsi="Aptos" w:eastAsia="Aptos" w:cs="Aptos"/>
+          <w:sz w:val="24"/>
+          <w:szCs w:val="24"/>
+        </w:rPr>
+      </w:r>
     </w:p>
     <w:p>
       <w:pPr>
@@ -2213,6 +2352,13 @@
           <w:szCs w:val="24"/>
         </w:rPr>
       </w:pPr>
+      <w:r>
+        <w:rPr>
+          <w:rFonts w:ascii="Aptos" w:hAnsi="Aptos" w:eastAsia="Aptos" w:cs="Aptos"/>
+          <w:sz w:val="24"/>
+          <w:szCs w:val="24"/>
+        </w:rPr>
+      </w:r>
       <w:r>
         <w:rPr>
           <w:rFonts w:ascii="Aptos" w:hAnsi="Aptos" w:eastAsia="Aptos" w:cs="Aptos"/>
@@ -2254,35 +2400,6 @@
           <w:szCs w:val="24"/>
         </w:rPr>
       </w:r>
-    </w:p>
-    <w:p>
-      <w:pPr>
-        <w:pBdr/>
-        <w:spacing w:after="240" w:before="240"/>
-        <w:ind/>
-        <w:jc w:val="center"/>
-        <w:rPr>
-          <w:rFonts w:ascii="Aptos" w:hAnsi="Aptos" w:eastAsia="Aptos" w:cs="Aptos"/>
-          <w:sz w:val="24"/>
-          <w:szCs w:val="24"/>
-        </w:rPr>
-      </w:pPr>
-      <w:r>
-        <w:rPr>
-          <w:rFonts w:ascii="Aptos" w:hAnsi="Aptos" w:eastAsia="Aptos" w:cs="Aptos"/>
-          <w:sz w:val="24"/>
-          <w:szCs w:val="24"/>
-        </w:rPr>
-        <w:t xml:space="preserve">Izabelly</w:t>
-      </w:r>
-      <w:r>
-        <w:rPr>
-          <w:rFonts w:ascii="Aptos" w:hAnsi="Aptos" w:eastAsia="Aptos" w:cs="Aptos"/>
-          <w:sz w:val="24"/>
-          <w:szCs w:val="24"/>
-        </w:rPr>
-        <w:t xml:space="preserve"> Cristina Silva Brito                                         Marco Antonio dos Santos Masson</w:t>
-      </w:r>
       <w:r>
         <w:rPr>
           <w:rFonts w:ascii="Aptos" w:hAnsi="Aptos" w:eastAsia="Aptos" w:cs="Aptos"/>
@@ -2303,6 +2420,13 @@
           <w:szCs w:val="24"/>
         </w:rPr>
       </w:pPr>
+      <w:r>
+        <w:rPr>
+          <w:rFonts w:ascii="Aptos" w:hAnsi="Aptos" w:eastAsia="Aptos" w:cs="Aptos"/>
+          <w:sz w:val="24"/>
+          <w:szCs w:val="24"/>
+        </w:rPr>
+      </w:r>
       <w:r>
         <w:rPr>
           <w:rFonts w:ascii="Aptos" w:hAnsi="Aptos" w:eastAsia="Aptos" w:cs="Aptos"/>
@@ -2343,20 +2467,8 @@
           <w:sz w:val="24"/>
           <w:szCs w:val="24"/>
         </w:rPr>
+        <w:t xml:space="preserve">Marco Antonio dos Santos Masson</w:t>
       </w:r>
-    </w:p>
-    <w:p>
-      <w:pPr>
-        <w:pBdr/>
-        <w:spacing w:after="240" w:before="240"/>
-        <w:ind/>
-        <w:jc w:val="center"/>
-        <w:rPr>
-          <w:rFonts w:ascii="Aptos" w:hAnsi="Aptos" w:eastAsia="Aptos" w:cs="Aptos"/>
-          <w:sz w:val="24"/>
-          <w:szCs w:val="24"/>
-        </w:rPr>
-      </w:pPr>
       <w:r>
         <w:rPr>
           <w:rFonts w:ascii="Aptos" w:hAnsi="Aptos" w:eastAsia="Aptos" w:cs="Aptos"/>
@@ -2389,6 +2501,127 @@
           <w:rFonts w:ascii="Aptos" w:hAnsi="Aptos" w:eastAsia="Aptos" w:cs="Aptos"/>
           <w:sz w:val="24"/>
           <w:szCs w:val="24"/>
+          <w:highlight w:val="none"/>
+        </w:rPr>
+      </w:r>
+      <w:r>
+        <w:rPr>
+          <w:rFonts w:ascii="Aptos" w:hAnsi="Aptos" w:eastAsia="Aptos" w:cs="Aptos"/>
+          <w:sz w:val="24"/>
+          <w:szCs w:val="24"/>
+          <w:highlight w:val="none"/>
+        </w:rPr>
+      </w:r>
+      <w:r>
+        <w:rPr>
+          <w:rFonts w:ascii="Aptos" w:hAnsi="Aptos" w:eastAsia="Aptos" w:cs="Aptos"/>
+          <w:sz w:val="24"/>
+          <w:szCs w:val="24"/>
+          <w:highlight w:val="none"/>
+        </w:rPr>
+      </w:r>
+    </w:p>
+    <w:p>
+      <w:pPr>
+        <w:pBdr/>
+        <w:spacing w:after="240" w:before="240"/>
+        <w:ind/>
+        <w:jc w:val="center"/>
+        <w:rPr>
+          <w:rFonts w:ascii="Aptos" w:hAnsi="Aptos" w:eastAsia="Aptos" w:cs="Aptos"/>
+          <w:sz w:val="24"/>
+          <w:szCs w:val="24"/>
+          <w:highlight w:val="none"/>
+        </w:rPr>
+      </w:pPr>
+      <w:r>
+        <w:rPr>
+          <w:rFonts w:ascii="Aptos" w:hAnsi="Aptos" w:eastAsia="Aptos" w:cs="Aptos"/>
+          <w:sz w:val="24"/>
+          <w:szCs w:val="24"/>
+          <w:highlight w:val="none"/>
+        </w:rPr>
+      </w:r>
+      <w:r>
+        <w:rPr>
+          <w:rFonts w:ascii="Aptos" w:hAnsi="Aptos" w:eastAsia="Aptos" w:cs="Aptos"/>
+          <w:sz w:val="24"/>
+          <w:szCs w:val="24"/>
+          <w:highlight w:val="none"/>
+        </w:rPr>
+      </w:r>
+      <w:r>
+        <w:rPr>
+          <w:rFonts w:ascii="Aptos" w:hAnsi="Aptos" w:eastAsia="Aptos" w:cs="Aptos"/>
+          <w:sz w:val="24"/>
+          <w:szCs w:val="24"/>
+          <w:highlight w:val="none"/>
+        </w:rPr>
+      </w:r>
+    </w:p>
+    <w:p>
+      <w:pPr>
+        <w:pBdr/>
+        <w:spacing w:after="240" w:before="240"/>
+        <w:ind/>
+        <w:jc w:val="center"/>
+        <w:rPr>
+          <w:rFonts w:ascii="Aptos" w:hAnsi="Aptos" w:eastAsia="Aptos" w:cs="Aptos"/>
+          <w:sz w:val="24"/>
+          <w:szCs w:val="24"/>
+          <w:highlight w:val="none"/>
+        </w:rPr>
+      </w:pPr>
+      <w:r>
+        <w:rPr>
+          <w:rFonts w:ascii="Aptos" w:hAnsi="Aptos" w:eastAsia="Aptos" w:cs="Aptos"/>
+          <w:sz w:val="24"/>
+          <w:szCs w:val="24"/>
+          <w:highlight w:val="none"/>
+        </w:rPr>
+      </w:r>
+      <w:r>
+        <w:rPr>
+          <w:rFonts w:ascii="Aptos" w:hAnsi="Aptos" w:eastAsia="Aptos" w:cs="Aptos"/>
+          <w:sz w:val="24"/>
+          <w:szCs w:val="24"/>
+          <w:highlight w:val="none"/>
+        </w:rPr>
+      </w:r>
+      <w:r>
+        <w:rPr>
+          <w:rFonts w:ascii="Aptos" w:hAnsi="Aptos" w:eastAsia="Aptos" w:cs="Aptos"/>
+          <w:sz w:val="24"/>
+          <w:szCs w:val="24"/>
+          <w:highlight w:val="none"/>
+        </w:rPr>
+      </w:r>
+    </w:p>
+    <w:p>
+      <w:pPr>
+        <w:pBdr/>
+        <w:spacing w:after="240" w:before="240"/>
+        <w:ind/>
+        <w:jc w:val="center"/>
+        <w:rPr>
+          <w:rFonts w:ascii="Aptos" w:hAnsi="Aptos" w:eastAsia="Aptos" w:cs="Aptos"/>
+          <w:sz w:val="24"/>
+          <w:szCs w:val="24"/>
+          <w:highlight w:val="none"/>
+        </w:rPr>
+      </w:pPr>
+      <w:r>
+        <w:rPr>
+          <w:rFonts w:ascii="Aptos" w:hAnsi="Aptos" w:eastAsia="Aptos" w:cs="Aptos"/>
+          <w:sz w:val="24"/>
+          <w:szCs w:val="24"/>
+        </w:rPr>
+      </w:r>
+      <w:r>
+        <w:rPr>
+          <w:rFonts w:ascii="Aptos" w:hAnsi="Aptos" w:eastAsia="Aptos" w:cs="Aptos"/>
+          <w:sz w:val="24"/>
+          <w:szCs w:val="24"/>
         </w:rPr>
         <w:t xml:space="preserve">Orientador: Jefferson Antonio Ribeiro Passerini</w:t>
       </w:r>
@@ -2399,6 +2632,7 @@
           <w:szCs w:val="24"/>
         </w:rPr>
       </w:r>
+      <w:r/>
     </w:p>
     <w:sectPr>
       <w:footnotePr/>
@@ -4292,9 +4526,9 @@
     <w:lsdException w:name="Bibliography" w:uiPriority="37"/>
     <w:lsdException w:name="TOC Heading" w:uiPriority="39" w:qFormat="1"/>
   </w:latentStyles>
-  <w:style w:type="table" w:styleId="13">
+  <w:style w:type="table" w:styleId="723">
     <w:name w:val="Table Grid Light"/>
-    <w:basedOn w:val="733"/>
+    <w:basedOn w:val="901"/>
     <w:uiPriority w:val="59"/>
     <w:pPr>
       <w:pBdr/>
@@ -4491,9 +4725,9 @@
       </w:tcPr>
     </w:tblStylePr>
   </w:style>
-  <w:style w:type="table" w:styleId="14">
+  <w:style w:type="table" w:styleId="724">
     <w:name w:val="Plain Table 1"/>
-    <w:basedOn w:val="733"/>
+    <w:basedOn w:val="901"/>
     <w:uiPriority w:val="59"/>
     <w:pPr>
       <w:pBdr/>
@@ -4716,9 +4950,9 @@
       </w:tcPr>
     </w:tblStylePr>
   </w:style>
-  <w:style w:type="table" w:styleId="15">
+  <w:style w:type="table" w:styleId="725">
     <w:name w:val="Plain Table 2"/>
-    <w:basedOn w:val="733"/>
+    <w:basedOn w:val="901"/>
     <w:uiPriority w:val="59"/>
     <w:pPr>
       <w:pBdr/>
@@ -4949,9 +5183,9 @@
       </w:tcPr>
     </w:tblStylePr>
   </w:style>
-  <w:style w:type="table" w:styleId="16">
+  <w:style w:type="table" w:styleId="726">
     <w:name w:val="Plain Table 3"/>
-    <w:basedOn w:val="733"/>
+    <w:basedOn w:val="901"/>
     <w:uiPriority w:val="99"/>
     <w:pPr>
       <w:pBdr/>
@@ -5179,9 +5413,9 @@
       </w:tcPr>
     </w:tblStylePr>
   </w:style>
-  <w:style w:type="table" w:styleId="17">
+  <w:style w:type="table" w:styleId="727">
     <w:name w:val="Plain Table 4"/>
-    <w:basedOn w:val="733"/>
+    <w:basedOn w:val="901"/>
     <w:uiPriority w:val="99"/>
     <w:pPr>
       <w:pBdr/>
@@ -5395,9 +5629,9 @@
       </w:tcPr>
     </w:tblStylePr>
   </w:style>
-  <w:style w:type="table" w:styleId="18">
+  <w:style w:type="table" w:styleId="728">
     <w:name w:val="Plain Table 5"/>
-    <w:basedOn w:val="733"/>
+    <w:basedOn w:val="901"/>
     <w:uiPriority w:val="99"/>
     <w:pPr>
       <w:pBdr/>
@@ -5628,9 +5862,9 @@
       </w:tcPr>
     </w:tblStylePr>
   </w:style>
-  <w:style w:type="table" w:styleId="19">
+  <w:style w:type="table" w:styleId="729">
     <w:name w:val="Grid Table 1 Light"/>
-    <w:basedOn w:val="733"/>
+    <w:basedOn w:val="901"/>
     <w:uiPriority w:val="99"/>
     <w:pPr>
       <w:pBdr/>
@@ -5851,9 +6085,9 @@
       </w:tcPr>
     </w:tblStylePr>
   </w:style>
-  <w:style w:type="table" w:styleId="20">
+  <w:style w:type="table" w:styleId="730">
     <w:name w:val="Grid Table 1 Light - Accent 1"/>
-    <w:basedOn w:val="733"/>
+    <w:basedOn w:val="901"/>
     <w:uiPriority w:val="99"/>
     <w:pPr>
       <w:pBdr/>
@@ -6074,9 +6308,9 @@
       </w:tcPr>
     </w:tblStylePr>
   </w:style>
-  <w:style w:type="table" w:styleId="21">
+  <w:style w:type="table" w:styleId="731">
     <w:name w:val="Grid Table 1 Light - Accent 2"/>
-    <w:basedOn w:val="733"/>
+    <w:basedOn w:val="901"/>
     <w:uiPriority w:val="99"/>
     <w:pPr>
       <w:pBdr/>
@@ -6297,9 +6531,9 @@
       </w:tcPr>
     </w:tblStylePr>
   </w:style>
-  <w:style w:type="table" w:styleId="22">
+  <w:style w:type="table" w:styleId="732">
     <w:name w:val="Grid Table 1 Light - Accent 3"/>
-    <w:basedOn w:val="733"/>
+    <w:basedOn w:val="901"/>
     <w:uiPriority w:val="99"/>
     <w:pPr>
       <w:pBdr/>
@@ -6520,9 +6754,9 @@
       </w:tcPr>
     </w:tblStylePr>
   </w:style>
-  <w:style w:type="table" w:styleId="23">
+  <w:style w:type="table" w:styleId="733">
     <w:name w:val="Grid Table 1 Light - Accent 4"/>
-    <w:basedOn w:val="733"/>
+    <w:basedOn w:val="901"/>
     <w:uiPriority w:val="99"/>
     <w:pPr>
       <w:pBdr/>
@@ -6743,9 +6977,9 @@
       </w:tcPr>
     </w:tblStylePr>
   </w:style>
-  <w:style w:type="table" w:styleId="24">
+  <w:style w:type="table" w:styleId="734">
     <w:name w:val="Grid Table 1 Light - Accent 5"/>
-    <w:basedOn w:val="733"/>
+    <w:basedOn w:val="901"/>
     <w:uiPriority w:val="99"/>
     <w:pPr>
       <w:pBdr/>
@@ -6966,9 +7200,9 @@
       </w:tcPr>
     </w:tblStylePr>
   </w:style>
-  <w:style w:type="table" w:styleId="25">
+  <w:style w:type="table" w:styleId="735">
     <w:name w:val="Grid Table 1 Light - Accent 6"/>
-    <w:basedOn w:val="733"/>
+    <w:basedOn w:val="901"/>
     <w:uiPriority w:val="99"/>
     <w:pPr>
       <w:pBdr/>
@@ -7189,9 +7423,9 @@
       </w:tcPr>
     </w:tblStylePr>
   </w:style>
-  <w:style w:type="table" w:styleId="26">
+  <w:style w:type="table" w:styleId="736">
     <w:name w:val="Grid Table 2"/>
-    <w:basedOn w:val="733"/>
+    <w:basedOn w:val="901"/>
     <w:uiPriority w:val="99"/>
     <w:pPr>
       <w:pBdr/>
@@ -7421,9 +7655,9 @@
       </w:tcPr>
     </w:tblStylePr>
   </w:style>
-  <w:style w:type="table" w:styleId="27">
+  <w:style w:type="table" w:styleId="737">
     <w:name w:val="Grid Table 2 - Accent 1"/>
-    <w:basedOn w:val="733"/>
+    <w:basedOn w:val="901"/>
     <w:uiPriority w:val="99"/>
     <w:pPr>
       <w:pBdr/>
@@ -7653,9 +7887,9 @@
       </w:tcPr>
     </w:tblStylePr>
   </w:style>
-  <w:style w:type="table" w:styleId="28">
+  <w:style w:type="table" w:styleId="738">
     <w:name w:val="Grid Table 2 - Accent 2"/>
-    <w:basedOn w:val="733"/>
+    <w:basedOn w:val="901"/>
     <w:uiPriority w:val="99"/>
     <w:pPr>
       <w:pBdr/>
@@ -7885,9 +8119,9 @@
       </w:tcPr>
     </w:tblStylePr>
   </w:style>
-  <w:style w:type="table" w:styleId="29">
+  <w:style w:type="table" w:styleId="739">
     <w:name w:val="Grid Table 2 - Accent 3"/>
-    <w:basedOn w:val="733"/>
+    <w:basedOn w:val="901"/>
     <w:uiPriority w:val="99"/>
     <w:pPr>
       <w:pBdr/>
@@ -8117,9 +8351,9 @@
       </w:tcPr>
     </w:tblStylePr>
   </w:style>
-  <w:style w:type="table" w:styleId="30">
+  <w:style w:type="table" w:styleId="740">
     <w:name w:val="Grid Table 2 - Accent 4"/>
-    <w:basedOn w:val="733"/>
+    <w:basedOn w:val="901"/>
     <w:uiPriority w:val="99"/>
     <w:pPr>
       <w:pBdr/>
@@ -8349,9 +8583,9 @@
       </w:tcPr>
     </w:tblStylePr>
   </w:style>
-  <w:style w:type="table" w:styleId="31">
+  <w:style w:type="table" w:styleId="741">
     <w:name w:val="Grid Table 2 - Accent 5"/>
-    <w:basedOn w:val="733"/>
+    <w:basedOn w:val="901"/>
     <w:uiPriority w:val="99"/>
     <w:pPr>
       <w:pBdr/>
@@ -8581,9 +8815,9 @@
       </w:tcPr>
     </w:tblStylePr>
   </w:style>
-  <w:style w:type="table" w:styleId="32">
+  <w:style w:type="table" w:styleId="742">
     <w:name w:val="Grid Table 2 - Accent 6"/>
-    <w:basedOn w:val="733"/>
+    <w:basedOn w:val="901"/>
     <w:uiPriority w:val="99"/>
     <w:pPr>
       <w:pBdr/>
@@ -8813,9 +9047,9 @@
       </w:tcPr>
     </w:tblStylePr>
   </w:style>
-  <w:style w:type="table" w:styleId="33">
+  <w:style w:type="table" w:styleId="743">
     <w:name w:val="Grid Table 3"/>
-    <w:basedOn w:val="733"/>
+    <w:basedOn w:val="901"/>
     <w:uiPriority w:val="99"/>
     <w:pPr>
       <w:pBdr/>
@@ -8914,29 +9148,6 @@
         <w:tblBorders/>
       </w:tblPr>
       <w:tcPr>
-        <w:shd w:color="ffffff"/>
-        <w:tcBorders>
-          <w:top w:val="none" w:color="000000" w:sz="4" w:space="0"/>
-          <w:left w:val="none" w:color="000000" w:sz="4" w:space="0"/>
-          <w:bottom w:val="none" w:color="000000" w:sz="4" w:space="0"/>
-          <w:right w:val="none" w:color="000000" w:sz="4" w:space="0"/>
-        </w:tcBorders>
-      </w:tcPr>
-    </w:tblStylePr>
-    <w:tblStylePr w:type="firstRow">
-      <w:rPr>
-        <w:b/>
-        <w:color w:val="404040"/>
-      </w:rPr>
-      <w:pPr>
-        <w:pBdr/>
-        <w:spacing/>
-        <w:ind/>
-      </w:pPr>
-      <w:tblPr>
-        <w:tblBorders/>
-      </w:tblPr>
-      <w:tcPr>
         <w:shd w:val="clear" w:color="ffffff"/>
         <w:tcBorders>
           <w:top w:val="none" w:color="000000" w:sz="4" w:space="0"/>
@@ -8946,30 +9157,7 @@
         </w:tcBorders>
       </w:tcPr>
     </w:tblStylePr>
-    <w:tblStylePr w:type="lastCol">
-      <w:rPr>
-        <w:i/>
-        <w:color w:val="404040"/>
-      </w:rPr>
-      <w:pPr>
-        <w:pBdr/>
-        <w:spacing/>
-        <w:ind/>
-      </w:pPr>
-      <w:tblPr>
-        <w:tblBorders/>
-      </w:tblPr>
-      <w:tcPr>
-        <w:shd w:color="ffffff"/>
-        <w:tcBorders>
-          <w:top w:val="none" w:color="000000" w:sz="4" w:space="0"/>
-          <w:left w:val="none" w:color="000000" w:sz="4" w:space="0"/>
-          <w:bottom w:val="none" w:color="000000" w:sz="4" w:space="0"/>
-          <w:right w:val="none" w:color="000000" w:sz="4" w:space="0"/>
-        </w:tcBorders>
-      </w:tcPr>
-    </w:tblStylePr>
-    <w:tblStylePr w:type="lastRow">
+    <w:tblStylePr w:type="firstRow">
       <w:rPr>
         <w:b/>
         <w:color w:val="404040"/>
@@ -8992,6 +9180,52 @@
         </w:tcBorders>
       </w:tcPr>
     </w:tblStylePr>
+    <w:tblStylePr w:type="lastCol">
+      <w:rPr>
+        <w:i/>
+        <w:color w:val="404040"/>
+      </w:rPr>
+      <w:pPr>
+        <w:pBdr/>
+        <w:spacing/>
+        <w:ind/>
+      </w:pPr>
+      <w:tblPr>
+        <w:tblBorders/>
+      </w:tblPr>
+      <w:tcPr>
+        <w:shd w:val="clear" w:color="ffffff"/>
+        <w:tcBorders>
+          <w:top w:val="none" w:color="000000" w:sz="4" w:space="0"/>
+          <w:left w:val="none" w:color="000000" w:sz="4" w:space="0"/>
+          <w:bottom w:val="none" w:color="000000" w:sz="4" w:space="0"/>
+          <w:right w:val="none" w:color="000000" w:sz="4" w:space="0"/>
+        </w:tcBorders>
+      </w:tcPr>
+    </w:tblStylePr>
+    <w:tblStylePr w:type="lastRow">
+      <w:rPr>
+        <w:b/>
+        <w:color w:val="404040"/>
+      </w:rPr>
+      <w:pPr>
+        <w:pBdr/>
+        <w:spacing/>
+        <w:ind/>
+      </w:pPr>
+      <w:tblPr>
+        <w:tblBorders/>
+      </w:tblPr>
+      <w:tcPr>
+        <w:shd w:val="clear" w:color="ffffff"/>
+        <w:tcBorders>
+          <w:top w:val="none" w:color="000000" w:sz="4" w:space="0"/>
+          <w:left w:val="none" w:color="000000" w:sz="4" w:space="0"/>
+          <w:bottom w:val="none" w:color="000000" w:sz="4" w:space="0"/>
+          <w:right w:val="none" w:color="000000" w:sz="4" w:space="0"/>
+        </w:tcBorders>
+      </w:tcPr>
+    </w:tblStylePr>
     <w:tblStylePr w:type="nwCell">
       <w:pPr>
         <w:pBdr/>
@@ -9058,9 +9292,9 @@
       </w:tcPr>
     </w:tblStylePr>
   </w:style>
-  <w:style w:type="table" w:styleId="34">
+  <w:style w:type="table" w:styleId="744">
     <w:name w:val="Grid Table 3 - Accent 1"/>
-    <w:basedOn w:val="733"/>
+    <w:basedOn w:val="901"/>
     <w:uiPriority w:val="99"/>
     <w:pPr>
       <w:pBdr/>
@@ -9159,29 +9393,6 @@
         <w:tblBorders/>
       </w:tblPr>
       <w:tcPr>
-        <w:shd w:color="ffffff"/>
-        <w:tcBorders>
-          <w:top w:val="none" w:color="000000" w:sz="4" w:space="0"/>
-          <w:left w:val="none" w:color="000000" w:sz="4" w:space="0"/>
-          <w:bottom w:val="none" w:color="000000" w:sz="4" w:space="0"/>
-          <w:right w:val="none" w:color="000000" w:sz="4" w:space="0"/>
-        </w:tcBorders>
-      </w:tcPr>
-    </w:tblStylePr>
-    <w:tblStylePr w:type="firstRow">
-      <w:rPr>
-        <w:b/>
-        <w:color w:val="404040"/>
-      </w:rPr>
-      <w:pPr>
-        <w:pBdr/>
-        <w:spacing/>
-        <w:ind/>
-      </w:pPr>
-      <w:tblPr>
-        <w:tblBorders/>
-      </w:tblPr>
-      <w:tcPr>
         <w:shd w:val="clear" w:color="ffffff"/>
         <w:tcBorders>
           <w:top w:val="none" w:color="000000" w:sz="4" w:space="0"/>
@@ -9191,30 +9402,7 @@
         </w:tcBorders>
       </w:tcPr>
     </w:tblStylePr>
-    <w:tblStylePr w:type="lastCol">
-      <w:rPr>
-        <w:i/>
-        <w:color w:val="404040"/>
-      </w:rPr>
-      <w:pPr>
-        <w:pBdr/>
-        <w:spacing/>
-        <w:ind/>
-      </w:pPr>
-      <w:tblPr>
-        <w:tblBorders/>
-      </w:tblPr>
-      <w:tcPr>
-        <w:shd w:color="ffffff"/>
-        <w:tcBorders>
-          <w:top w:val="none" w:color="000000" w:sz="4" w:space="0"/>
-          <w:left w:val="none" w:color="000000" w:sz="4" w:space="0"/>
-          <w:bottom w:val="none" w:color="000000" w:sz="4" w:space="0"/>
-          <w:right w:val="none" w:color="000000" w:sz="4" w:space="0"/>
-        </w:tcBorders>
-      </w:tcPr>
-    </w:tblStylePr>
-    <w:tblStylePr w:type="lastRow">
+    <w:tblStylePr w:type="firstRow">
       <w:rPr>
         <w:b/>
         <w:color w:val="404040"/>
@@ -9237,6 +9425,52 @@
         </w:tcBorders>
       </w:tcPr>
     </w:tblStylePr>
+    <w:tblStylePr w:type="lastCol">
+      <w:rPr>
+        <w:i/>
+        <w:color w:val="404040"/>
+      </w:rPr>
+      <w:pPr>
+        <w:pBdr/>
+        <w:spacing/>
+        <w:ind/>
+      </w:pPr>
+      <w:tblPr>
+        <w:tblBorders/>
+      </w:tblPr>
+      <w:tcPr>
+        <w:shd w:val="clear" w:color="ffffff"/>
+        <w:tcBorders>
+          <w:top w:val="none" w:color="000000" w:sz="4" w:space="0"/>
+          <w:left w:val="none" w:color="000000" w:sz="4" w:space="0"/>
+          <w:bottom w:val="none" w:color="000000" w:sz="4" w:space="0"/>
+          <w:right w:val="none" w:color="000000" w:sz="4" w:space="0"/>
+        </w:tcBorders>
+      </w:tcPr>
+    </w:tblStylePr>
+    <w:tblStylePr w:type="lastRow">
+      <w:rPr>
+        <w:b/>
+        <w:color w:val="404040"/>
+      </w:rPr>
+      <w:pPr>
+        <w:pBdr/>
+        <w:spacing/>
+        <w:ind/>
+      </w:pPr>
+      <w:tblPr>
+        <w:tblBorders/>
+      </w:tblPr>
+      <w:tcPr>
+        <w:shd w:val="clear" w:color="ffffff"/>
+        <w:tcBorders>
+          <w:top w:val="none" w:color="000000" w:sz="4" w:space="0"/>
+          <w:left w:val="none" w:color="000000" w:sz="4" w:space="0"/>
+          <w:bottom w:val="none" w:color="000000" w:sz="4" w:space="0"/>
+          <w:right w:val="none" w:color="000000" w:sz="4" w:space="0"/>
+        </w:tcBorders>
+      </w:tcPr>
+    </w:tblStylePr>
     <w:tblStylePr w:type="nwCell">
       <w:pPr>
         <w:pBdr/>
@@ -9303,9 +9537,9 @@
       </w:tcPr>
     </w:tblStylePr>
   </w:style>
-  <w:style w:type="table" w:styleId="35">
+  <w:style w:type="table" w:styleId="745">
     <w:name w:val="Grid Table 3 - Accent 2"/>
-    <w:basedOn w:val="733"/>
+    <w:basedOn w:val="901"/>
     <w:uiPriority w:val="99"/>
     <w:pPr>
       <w:pBdr/>
@@ -9404,29 +9638,6 @@
         <w:tblBorders/>
       </w:tblPr>
       <w:tcPr>
-        <w:shd w:color="ffffff"/>
-        <w:tcBorders>
-          <w:top w:val="none" w:color="000000" w:sz="4" w:space="0"/>
-          <w:left w:val="none" w:color="000000" w:sz="4" w:space="0"/>
-          <w:bottom w:val="none" w:color="000000" w:sz="4" w:space="0"/>
-          <w:right w:val="none" w:color="000000" w:sz="4" w:space="0"/>
-        </w:tcBorders>
-      </w:tcPr>
-    </w:tblStylePr>
-    <w:tblStylePr w:type="firstRow">
-      <w:rPr>
-        <w:b/>
-        <w:color w:val="404040"/>
-      </w:rPr>
-      <w:pPr>
-        <w:pBdr/>
-        <w:spacing/>
-        <w:ind/>
-      </w:pPr>
-      <w:tblPr>
-        <w:tblBorders/>
-      </w:tblPr>
-      <w:tcPr>
         <w:shd w:val="clear" w:color="ffffff"/>
         <w:tcBorders>
           <w:top w:val="none" w:color="000000" w:sz="4" w:space="0"/>
@@ -9436,30 +9647,7 @@
         </w:tcBorders>
       </w:tcPr>
     </w:tblStylePr>
-    <w:tblStylePr w:type="lastCol">
-      <w:rPr>
-        <w:i/>
-        <w:color w:val="404040"/>
-      </w:rPr>
-      <w:pPr>
-        <w:pBdr/>
-        <w:spacing/>
-        <w:ind/>
-      </w:pPr>
-      <w:tblPr>
-        <w:tblBorders/>
-      </w:tblPr>
-      <w:tcPr>
-        <w:shd w:color="ffffff"/>
-        <w:tcBorders>
-          <w:top w:val="none" w:color="000000" w:sz="4" w:space="0"/>
-          <w:left w:val="none" w:color="000000" w:sz="4" w:space="0"/>
-          <w:bottom w:val="none" w:color="000000" w:sz="4" w:space="0"/>
-          <w:right w:val="none" w:color="000000" w:sz="4" w:space="0"/>
-        </w:tcBorders>
-      </w:tcPr>
-    </w:tblStylePr>
-    <w:tblStylePr w:type="lastRow">
+    <w:tblStylePr w:type="firstRow">
       <w:rPr>
         <w:b/>
         <w:color w:val="404040"/>
@@ -9482,6 +9670,52 @@
         </w:tcBorders>
       </w:tcPr>
     </w:tblStylePr>
+    <w:tblStylePr w:type="lastCol">
+      <w:rPr>
+        <w:i/>
+        <w:color w:val="404040"/>
+      </w:rPr>
+      <w:pPr>
+        <w:pBdr/>
+        <w:spacing/>
+        <w:ind/>
+      </w:pPr>
+      <w:tblPr>
+        <w:tblBorders/>
+      </w:tblPr>
+      <w:tcPr>
+        <w:shd w:val="clear" w:color="ffffff"/>
+        <w:tcBorders>
+          <w:top w:val="none" w:color="000000" w:sz="4" w:space="0"/>
+          <w:left w:val="none" w:color="000000" w:sz="4" w:space="0"/>
+          <w:bottom w:val="none" w:color="000000" w:sz="4" w:space="0"/>
+          <w:right w:val="none" w:color="000000" w:sz="4" w:space="0"/>
+        </w:tcBorders>
+      </w:tcPr>
+    </w:tblStylePr>
+    <w:tblStylePr w:type="lastRow">
+      <w:rPr>
+        <w:b/>
+        <w:color w:val="404040"/>
+      </w:rPr>
+      <w:pPr>
+        <w:pBdr/>
+        <w:spacing/>
+        <w:ind/>
+      </w:pPr>
+      <w:tblPr>
+        <w:tblBorders/>
+      </w:tblPr>
+      <w:tcPr>
+        <w:shd w:val="clear" w:color="ffffff"/>
+        <w:tcBorders>
+          <w:top w:val="none" w:color="000000" w:sz="4" w:space="0"/>
+          <w:left w:val="none" w:color="000000" w:sz="4" w:space="0"/>
+          <w:bottom w:val="none" w:color="000000" w:sz="4" w:space="0"/>
+          <w:right w:val="none" w:color="000000" w:sz="4" w:space="0"/>
+        </w:tcBorders>
+      </w:tcPr>
+    </w:tblStylePr>
     <w:tblStylePr w:type="nwCell">
       <w:pPr>
         <w:pBdr/>
@@ -9548,9 +9782,9 @@
       </w:tcPr>
     </w:tblStylePr>
   </w:style>
-  <w:style w:type="table" w:styleId="36">
+  <w:style w:type="table" w:styleId="746">
     <w:name w:val="Grid Table 3 - Accent 3"/>
-    <w:basedOn w:val="733"/>
+    <w:basedOn w:val="901"/>
     <w:uiPriority w:val="99"/>
     <w:pPr>
       <w:pBdr/>
@@ -9649,29 +9883,6 @@
         <w:tblBorders/>
       </w:tblPr>
       <w:tcPr>
-        <w:shd w:color="ffffff"/>
-        <w:tcBorders>
-          <w:top w:val="none" w:color="000000" w:sz="4" w:space="0"/>
-          <w:left w:val="none" w:color="000000" w:sz="4" w:space="0"/>
-          <w:bottom w:val="none" w:color="000000" w:sz="4" w:space="0"/>
-          <w:right w:val="none" w:color="000000" w:sz="4" w:space="0"/>
-        </w:tcBorders>
-      </w:tcPr>
-    </w:tblStylePr>
-    <w:tblStylePr w:type="firstRow">
-      <w:rPr>
-        <w:b/>
-        <w:color w:val="404040"/>
-      </w:rPr>
-      <w:pPr>
-        <w:pBdr/>
-        <w:spacing/>
-        <w:ind/>
-      </w:pPr>
-      <w:tblPr>
-        <w:tblBorders/>
-      </w:tblPr>
-      <w:tcPr>
         <w:shd w:val="clear" w:color="ffffff"/>
         <w:tcBorders>
           <w:top w:val="none" w:color="000000" w:sz="4" w:space="0"/>
@@ -9681,30 +9892,7 @@
         </w:tcBorders>
       </w:tcPr>
     </w:tblStylePr>
-    <w:tblStylePr w:type="lastCol">
-      <w:rPr>
-        <w:i/>
-        <w:color w:val="404040"/>
-      </w:rPr>
-      <w:pPr>
-        <w:pBdr/>
-        <w:spacing/>
-        <w:ind/>
-      </w:pPr>
-      <w:tblPr>
-        <w:tblBorders/>
-      </w:tblPr>
-      <w:tcPr>
-        <w:shd w:color="ffffff"/>
-        <w:tcBorders>
-          <w:top w:val="none" w:color="000000" w:sz="4" w:space="0"/>
-          <w:left w:val="none" w:color="000000" w:sz="4" w:space="0"/>
-          <w:bottom w:val="none" w:color="000000" w:sz="4" w:space="0"/>
-          <w:right w:val="none" w:color="000000" w:sz="4" w:space="0"/>
-        </w:tcBorders>
-      </w:tcPr>
-    </w:tblStylePr>
-    <w:tblStylePr w:type="lastRow">
+    <w:tblStylePr w:type="firstRow">
       <w:rPr>
         <w:b/>
         <w:color w:val="404040"/>
@@ -9727,6 +9915,52 @@
         </w:tcBorders>
       </w:tcPr>
     </w:tblStylePr>
+    <w:tblStylePr w:type="lastCol">
+      <w:rPr>
+        <w:i/>
+        <w:color w:val="404040"/>
+      </w:rPr>
+      <w:pPr>
+        <w:pBdr/>
+        <w:spacing/>
+        <w:ind/>
+      </w:pPr>
+      <w:tblPr>
+        <w:tblBorders/>
+      </w:tblPr>
+      <w:tcPr>
+        <w:shd w:val="clear" w:color="ffffff"/>
+        <w:tcBorders>
+          <w:top w:val="none" w:color="000000" w:sz="4" w:space="0"/>
+          <w:left w:val="none" w:color="000000" w:sz="4" w:space="0"/>
+          <w:bottom w:val="none" w:color="000000" w:sz="4" w:space="0"/>
+          <w:right w:val="none" w:color="000000" w:sz="4" w:space="0"/>
+        </w:tcBorders>
+      </w:tcPr>
+    </w:tblStylePr>
+    <w:tblStylePr w:type="lastRow">
+      <w:rPr>
+        <w:b/>
+        <w:color w:val="404040"/>
+      </w:rPr>
+      <w:pPr>
+        <w:pBdr/>
+        <w:spacing/>
+        <w:ind/>
+      </w:pPr>
+      <w:tblPr>
+        <w:tblBorders/>
+      </w:tblPr>
+      <w:tcPr>
+        <w:shd w:val="clear" w:color="ffffff"/>
+        <w:tcBorders>
+          <w:top w:val="none" w:color="000000" w:sz="4" w:space="0"/>
+          <w:left w:val="none" w:color="000000" w:sz="4" w:space="0"/>
+          <w:bottom w:val="none" w:color="000000" w:sz="4" w:space="0"/>
+          <w:right w:val="none" w:color="000000" w:sz="4" w:space="0"/>
+        </w:tcBorders>
+      </w:tcPr>
+    </w:tblStylePr>
     <w:tblStylePr w:type="nwCell">
       <w:pPr>
         <w:pBdr/>
@@ -9793,9 +10027,9 @@
       </w:tcPr>
     </w:tblStylePr>
   </w:style>
-  <w:style w:type="table" w:styleId="37">
+  <w:style w:type="table" w:styleId="747">
     <w:name w:val="Grid Table 3 - Accent 4"/>
-    <w:basedOn w:val="733"/>
+    <w:basedOn w:val="901"/>
     <w:uiPriority w:val="99"/>
     <w:pPr>
       <w:pBdr/>
@@ -9894,29 +10128,6 @@
         <w:tblBorders/>
       </w:tblPr>
       <w:tcPr>
-        <w:shd w:color="ffffff"/>
-        <w:tcBorders>
-          <w:top w:val="none" w:color="000000" w:sz="4" w:space="0"/>
-          <w:left w:val="none" w:color="000000" w:sz="4" w:space="0"/>
-          <w:bottom w:val="none" w:color="000000" w:sz="4" w:space="0"/>
-          <w:right w:val="none" w:color="000000" w:sz="4" w:space="0"/>
-        </w:tcBorders>
-      </w:tcPr>
-    </w:tblStylePr>
-    <w:tblStylePr w:type="firstRow">
-      <w:rPr>
-        <w:b/>
-        <w:color w:val="404040"/>
-      </w:rPr>
-      <w:pPr>
-        <w:pBdr/>
-        <w:spacing/>
-        <w:ind/>
-      </w:pPr>
-      <w:tblPr>
-        <w:tblBorders/>
-      </w:tblPr>
-      <w:tcPr>
         <w:shd w:val="clear" w:color="ffffff"/>
         <w:tcBorders>
           <w:top w:val="none" w:color="000000" w:sz="4" w:space="0"/>
@@ -9926,30 +10137,7 @@
         </w:tcBorders>
       </w:tcPr>
     </w:tblStylePr>
-    <w:tblStylePr w:type="lastCol">
-      <w:rPr>
-        <w:i/>
-        <w:color w:val="404040"/>
-      </w:rPr>
-      <w:pPr>
-        <w:pBdr/>
-        <w:spacing/>
-        <w:ind/>
-      </w:pPr>
-      <w:tblPr>
-        <w:tblBorders/>
-      </w:tblPr>
-      <w:tcPr>
-        <w:shd w:color="ffffff"/>
-        <w:tcBorders>
-          <w:top w:val="none" w:color="000000" w:sz="4" w:space="0"/>
-          <w:left w:val="none" w:color="000000" w:sz="4" w:space="0"/>
-          <w:bottom w:val="none" w:color="000000" w:sz="4" w:space="0"/>
-          <w:right w:val="none" w:color="000000" w:sz="4" w:space="0"/>
-        </w:tcBorders>
-      </w:tcPr>
-    </w:tblStylePr>
-    <w:tblStylePr w:type="lastRow">
+    <w:tblStylePr w:type="firstRow">
       <w:rPr>
         <w:b/>
         <w:color w:val="404040"/>
@@ -9972,6 +10160,52 @@
         </w:tcBorders>
       </w:tcPr>
     </w:tblStylePr>
+    <w:tblStylePr w:type="lastCol">
+      <w:rPr>
+        <w:i/>
+        <w:color w:val="404040"/>
+      </w:rPr>
+      <w:pPr>
+        <w:pBdr/>
+        <w:spacing/>
+        <w:ind/>
+      </w:pPr>
+      <w:tblPr>
+        <w:tblBorders/>
+      </w:tblPr>
+      <w:tcPr>
+        <w:shd w:val="clear" w:color="ffffff"/>
+        <w:tcBorders>
+          <w:top w:val="none" w:color="000000" w:sz="4" w:space="0"/>
+          <w:left w:val="none" w:color="000000" w:sz="4" w:space="0"/>
+          <w:bottom w:val="none" w:color="000000" w:sz="4" w:space="0"/>
+          <w:right w:val="none" w:color="000000" w:sz="4" w:space="0"/>
+        </w:tcBorders>
+      </w:tcPr>
+    </w:tblStylePr>
+    <w:tblStylePr w:type="lastRow">
+      <w:rPr>
+        <w:b/>
+        <w:color w:val="404040"/>
+      </w:rPr>
+      <w:pPr>
+        <w:pBdr/>
+        <w:spacing/>
+        <w:ind/>
+      </w:pPr>
+      <w:tblPr>
+        <w:tblBorders/>
+      </w:tblPr>
+      <w:tcPr>
+        <w:shd w:val="clear" w:color="ffffff"/>
+        <w:tcBorders>
+          <w:top w:val="none" w:color="000000" w:sz="4" w:space="0"/>
+          <w:left w:val="none" w:color="000000" w:sz="4" w:space="0"/>
+          <w:bottom w:val="none" w:color="000000" w:sz="4" w:space="0"/>
+          <w:right w:val="none" w:color="000000" w:sz="4" w:space="0"/>
+        </w:tcBorders>
+      </w:tcPr>
+    </w:tblStylePr>
     <w:tblStylePr w:type="nwCell">
       <w:pPr>
         <w:pBdr/>
@@ -10038,9 +10272,9 @@
       </w:tcPr>
     </w:tblStylePr>
   </w:style>
-  <w:style w:type="table" w:styleId="38">
+  <w:style w:type="table" w:styleId="748">
     <w:name w:val="Grid Table 3 - Accent 5"/>
-    <w:basedOn w:val="733"/>
+    <w:basedOn w:val="901"/>
     <w:uiPriority w:val="99"/>
     <w:pPr>
       <w:pBdr/>
@@ -10139,29 +10373,6 @@
         <w:tblBorders/>
       </w:tblPr>
       <w:tcPr>
-        <w:shd w:color="ffffff"/>
-        <w:tcBorders>
-          <w:top w:val="none" w:color="000000" w:sz="4" w:space="0"/>
-          <w:left w:val="none" w:color="000000" w:sz="4" w:space="0"/>
-          <w:bottom w:val="none" w:color="000000" w:sz="4" w:space="0"/>
-          <w:right w:val="none" w:color="000000" w:sz="4" w:space="0"/>
-        </w:tcBorders>
-      </w:tcPr>
-    </w:tblStylePr>
-    <w:tblStylePr w:type="firstRow">
-      <w:rPr>
-        <w:b/>
-        <w:color w:val="404040"/>
-      </w:rPr>
-      <w:pPr>
-        <w:pBdr/>
-        <w:spacing/>
-        <w:ind/>
-      </w:pPr>
-      <w:tblPr>
-        <w:tblBorders/>
-      </w:tblPr>
-      <w:tcPr>
         <w:shd w:val="clear" w:color="ffffff"/>
         <w:tcBorders>
           <w:top w:val="none" w:color="000000" w:sz="4" w:space="0"/>
@@ -10171,30 +10382,7 @@
         </w:tcBorders>
       </w:tcPr>
     </w:tblStylePr>
-    <w:tblStylePr w:type="lastCol">
-      <w:rPr>
-        <w:i/>
-        <w:color w:val="404040"/>
-      </w:rPr>
-      <w:pPr>
-        <w:pBdr/>
-        <w:spacing/>
-        <w:ind/>
-      </w:pPr>
-      <w:tblPr>
-        <w:tblBorders/>
-      </w:tblPr>
-      <w:tcPr>
-        <w:shd w:color="ffffff"/>
-        <w:tcBorders>
-          <w:top w:val="none" w:color="000000" w:sz="4" w:space="0"/>
-          <w:left w:val="none" w:color="000000" w:sz="4" w:space="0"/>
-          <w:bottom w:val="none" w:color="000000" w:sz="4" w:space="0"/>
-          <w:right w:val="none" w:color="000000" w:sz="4" w:space="0"/>
-        </w:tcBorders>
-      </w:tcPr>
-    </w:tblStylePr>
-    <w:tblStylePr w:type="lastRow">
+    <w:tblStylePr w:type="firstRow">
       <w:rPr>
         <w:b/>
         <w:color w:val="404040"/>
@@ -10217,6 +10405,52 @@
         </w:tcBorders>
       </w:tcPr>
     </w:tblStylePr>
+    <w:tblStylePr w:type="lastCol">
+      <w:rPr>
+        <w:i/>
+        <w:color w:val="404040"/>
+      </w:rPr>
+      <w:pPr>
+        <w:pBdr/>
+        <w:spacing/>
+        <w:ind/>
+      </w:pPr>
+      <w:tblPr>
+        <w:tblBorders/>
+      </w:tblPr>
+      <w:tcPr>
+        <w:shd w:val="clear" w:color="ffffff"/>
+        <w:tcBorders>
+          <w:top w:val="none" w:color="000000" w:sz="4" w:space="0"/>
+          <w:left w:val="none" w:color="000000" w:sz="4" w:space="0"/>
+          <w:bottom w:val="none" w:color="000000" w:sz="4" w:space="0"/>
+          <w:right w:val="none" w:color="000000" w:sz="4" w:space="0"/>
+        </w:tcBorders>
+      </w:tcPr>
+    </w:tblStylePr>
+    <w:tblStylePr w:type="lastRow">
+      <w:rPr>
+        <w:b/>
+        <w:color w:val="404040"/>
+      </w:rPr>
+      <w:pPr>
+        <w:pBdr/>
+        <w:spacing/>
+        <w:ind/>
+      </w:pPr>
+      <w:tblPr>
+        <w:tblBorders/>
+      </w:tblPr>
+      <w:tcPr>
+        <w:shd w:val="clear" w:color="ffffff"/>
+        <w:tcBorders>
+          <w:top w:val="none" w:color="000000" w:sz="4" w:space="0"/>
+          <w:left w:val="none" w:color="000000" w:sz="4" w:space="0"/>
+          <w:bottom w:val="none" w:color="000000" w:sz="4" w:space="0"/>
+          <w:right w:val="none" w:color="000000" w:sz="4" w:space="0"/>
+        </w:tcBorders>
+      </w:tcPr>
+    </w:tblStylePr>
     <w:tblStylePr w:type="nwCell">
       <w:pPr>
         <w:pBdr/>
@@ -10283,9 +10517,9 @@
       </w:tcPr>
     </w:tblStylePr>
   </w:style>
-  <w:style w:type="table" w:styleId="39">
+  <w:style w:type="table" w:styleId="749">
     <w:name w:val="Grid Table 3 - Accent 6"/>
-    <w:basedOn w:val="733"/>
+    <w:basedOn w:val="901"/>
     <w:uiPriority w:val="99"/>
     <w:pPr>
       <w:pBdr/>
@@ -10384,29 +10618,6 @@
         <w:tblBorders/>
       </w:tblPr>
       <w:tcPr>
-        <w:shd w:color="ffffff"/>
-        <w:tcBorders>
-          <w:top w:val="none" w:color="000000" w:sz="4" w:space="0"/>
-          <w:left w:val="none" w:color="000000" w:sz="4" w:space="0"/>
-          <w:bottom w:val="none" w:color="000000" w:sz="4" w:space="0"/>
-          <w:right w:val="none" w:color="000000" w:sz="4" w:space="0"/>
-        </w:tcBorders>
-      </w:tcPr>
-    </w:tblStylePr>
-    <w:tblStylePr w:type="firstRow">
-      <w:rPr>
-        <w:b/>
-        <w:color w:val="404040"/>
-      </w:rPr>
-      <w:pPr>
-        <w:pBdr/>
-        <w:spacing/>
-        <w:ind/>
-      </w:pPr>
-      <w:tblPr>
-        <w:tblBorders/>
-      </w:tblPr>
-      <w:tcPr>
         <w:shd w:val="clear" w:color="ffffff"/>
         <w:tcBorders>
           <w:top w:val="none" w:color="000000" w:sz="4" w:space="0"/>
@@ -10416,30 +10627,7 @@
         </w:tcBorders>
       </w:tcPr>
     </w:tblStylePr>
-    <w:tblStylePr w:type="lastCol">
-      <w:rPr>
-        <w:i/>
-        <w:color w:val="404040"/>
-      </w:rPr>
-      <w:pPr>
-        <w:pBdr/>
-        <w:spacing/>
-        <w:ind/>
-      </w:pPr>
-      <w:tblPr>
-        <w:tblBorders/>
-      </w:tblPr>
-      <w:tcPr>
-        <w:shd w:color="ffffff"/>
-        <w:tcBorders>
-          <w:top w:val="none" w:color="000000" w:sz="4" w:space="0"/>
-          <w:left w:val="none" w:color="000000" w:sz="4" w:space="0"/>
-          <w:bottom w:val="none" w:color="000000" w:sz="4" w:space="0"/>
-          <w:right w:val="none" w:color="000000" w:sz="4" w:space="0"/>
-        </w:tcBorders>
-      </w:tcPr>
-    </w:tblStylePr>
-    <w:tblStylePr w:type="lastRow">
+    <w:tblStylePr w:type="firstRow">
       <w:rPr>
         <w:b/>
         <w:color w:val="404040"/>
@@ -10462,6 +10650,52 @@
         </w:tcBorders>
       </w:tcPr>
     </w:tblStylePr>
+    <w:tblStylePr w:type="lastCol">
+      <w:rPr>
+        <w:i/>
+        <w:color w:val="404040"/>
+      </w:rPr>
+      <w:pPr>
+        <w:pBdr/>
+        <w:spacing/>
+        <w:ind/>
+      </w:pPr>
+      <w:tblPr>
+        <w:tblBorders/>
+      </w:tblPr>
+      <w:tcPr>
+        <w:shd w:val="clear" w:color="ffffff"/>
+        <w:tcBorders>
+          <w:top w:val="none" w:color="000000" w:sz="4" w:space="0"/>
+          <w:left w:val="none" w:color="000000" w:sz="4" w:space="0"/>
+          <w:bottom w:val="none" w:color="000000" w:sz="4" w:space="0"/>
+          <w:right w:val="none" w:color="000000" w:sz="4" w:space="0"/>
+        </w:tcBorders>
+      </w:tcPr>
+    </w:tblStylePr>
+    <w:tblStylePr w:type="lastRow">
+      <w:rPr>
+        <w:b/>
+        <w:color w:val="404040"/>
+      </w:rPr>
+      <w:pPr>
+        <w:pBdr/>
+        <w:spacing/>
+        <w:ind/>
+      </w:pPr>
+      <w:tblPr>
+        <w:tblBorders/>
+      </w:tblPr>
+      <w:tcPr>
+        <w:shd w:val="clear" w:color="ffffff"/>
+        <w:tcBorders>
+          <w:top w:val="none" w:color="000000" w:sz="4" w:space="0"/>
+          <w:left w:val="none" w:color="000000" w:sz="4" w:space="0"/>
+          <w:bottom w:val="none" w:color="000000" w:sz="4" w:space="0"/>
+          <w:right w:val="none" w:color="000000" w:sz="4" w:space="0"/>
+        </w:tcBorders>
+      </w:tcPr>
+    </w:tblStylePr>
     <w:tblStylePr w:type="nwCell">
       <w:pPr>
         <w:pBdr/>
@@ -10528,9 +10762,9 @@
       </w:tcPr>
     </w:tblStylePr>
   </w:style>
-  <w:style w:type="table" w:styleId="40">
+  <w:style w:type="table" w:styleId="750">
     <w:name w:val="Grid Table 4"/>
-    <w:basedOn w:val="733"/>
+    <w:basedOn w:val="901"/>
     <w:uiPriority w:val="59"/>
     <w:pPr>
       <w:pBdr/>
@@ -10761,9 +10995,9 @@
       </w:tcPr>
     </w:tblStylePr>
   </w:style>
-  <w:style w:type="table" w:styleId="41">
+  <w:style w:type="table" w:styleId="751">
     <w:name w:val="Grid Table 4 - Accent 1"/>
-    <w:basedOn w:val="733"/>
+    <w:basedOn w:val="901"/>
     <w:uiPriority w:val="59"/>
     <w:pPr>
       <w:pBdr/>
@@ -10994,9 +11228,9 @@
       </w:tcPr>
     </w:tblStylePr>
   </w:style>
-  <w:style w:type="table" w:styleId="42">
+  <w:style w:type="table" w:styleId="752">
     <w:name w:val="Grid Table 4 - Accent 2"/>
-    <w:basedOn w:val="733"/>
+    <w:basedOn w:val="901"/>
     <w:uiPriority w:val="59"/>
     <w:pPr>
       <w:pBdr/>
@@ -11227,9 +11461,9 @@
       </w:tcPr>
     </w:tblStylePr>
   </w:style>
-  <w:style w:type="table" w:styleId="43">
+  <w:style w:type="table" w:styleId="753">
     <w:name w:val="Grid Table 4 - Accent 3"/>
-    <w:basedOn w:val="733"/>
+    <w:basedOn w:val="901"/>
     <w:uiPriority w:val="59"/>
     <w:pPr>
       <w:pBdr/>
@@ -11460,9 +11694,9 @@
       </w:tcPr>
     </w:tblStylePr>
   </w:style>
-  <w:style w:type="table" w:styleId="44">
+  <w:style w:type="table" w:styleId="754">
     <w:name w:val="Grid Table 4 - Accent 4"/>
-    <w:basedOn w:val="733"/>
+    <w:basedOn w:val="901"/>
     <w:uiPriority w:val="59"/>
     <w:pPr>
       <w:pBdr/>
@@ -11693,9 +11927,9 @@
       </w:tcPr>
     </w:tblStylePr>
   </w:style>
-  <w:style w:type="table" w:styleId="45">
+  <w:style w:type="table" w:styleId="755">
     <w:name w:val="Grid Table 4 - Accent 5"/>
-    <w:basedOn w:val="733"/>
+    <w:basedOn w:val="901"/>
     <w:uiPriority w:val="59"/>
     <w:pPr>
       <w:pBdr/>
@@ -11926,9 +12160,9 @@
       </w:tcPr>
     </w:tblStylePr>
   </w:style>
-  <w:style w:type="table" w:styleId="46">
+  <w:style w:type="table" w:styleId="756">
     <w:name w:val="Grid Table 4 - Accent 6"/>
-    <w:basedOn w:val="733"/>
+    <w:basedOn w:val="901"/>
     <w:uiPriority w:val="59"/>
     <w:pPr>
       <w:pBdr/>
@@ -12159,9 +12393,9 @@
       </w:tcPr>
     </w:tblStylePr>
   </w:style>
-  <w:style w:type="table" w:styleId="47">
+  <w:style w:type="table" w:styleId="757">
     <w:name w:val="Grid Table 5 Dark"/>
-    <w:basedOn w:val="733"/>
+    <w:basedOn w:val="901"/>
     <w:uiPriority w:val="99"/>
     <w:pPr>
       <w:pBdr/>
@@ -12387,9 +12621,9 @@
       </w:tcPr>
     </w:tblStylePr>
   </w:style>
-  <w:style w:type="table" w:styleId="48">
+  <w:style w:type="table" w:styleId="758">
     <w:name w:val="Grid Table 5 Dark- Accent 1"/>
-    <w:basedOn w:val="733"/>
+    <w:basedOn w:val="901"/>
     <w:uiPriority w:val="99"/>
     <w:pPr>
       <w:pBdr/>
@@ -12615,9 +12849,9 @@
       </w:tcPr>
     </w:tblStylePr>
   </w:style>
-  <w:style w:type="table" w:styleId="49">
+  <w:style w:type="table" w:styleId="759">
     <w:name w:val="Grid Table 5 Dark - Accent 2"/>
-    <w:basedOn w:val="733"/>
+    <w:basedOn w:val="901"/>
     <w:uiPriority w:val="99"/>
     <w:pPr>
       <w:pBdr/>
@@ -12843,9 +13077,9 @@
       </w:tcPr>
     </w:tblStylePr>
   </w:style>
-  <w:style w:type="table" w:styleId="50">
+  <w:style w:type="table" w:styleId="760">
     <w:name w:val="Grid Table 5 Dark - Accent 3"/>
-    <w:basedOn w:val="733"/>
+    <w:basedOn w:val="901"/>
     <w:uiPriority w:val="99"/>
     <w:pPr>
       <w:pBdr/>
@@ -13071,9 +13305,9 @@
       </w:tcPr>
     </w:tblStylePr>
   </w:style>
-  <w:style w:type="table" w:styleId="51">
+  <w:style w:type="table" w:styleId="761">
     <w:name w:val="Grid Table 5 Dark- Accent 4"/>
-    <w:basedOn w:val="733"/>
+    <w:basedOn w:val="901"/>
     <w:uiPriority w:val="99"/>
     <w:pPr>
       <w:pBdr/>
@@ -13299,9 +13533,9 @@
       </w:tcPr>
     </w:tblStylePr>
   </w:style>
-  <w:style w:type="table" w:styleId="52">
+  <w:style w:type="table" w:styleId="762">
     <w:name w:val="Grid Table 5 Dark - Accent 5"/>
-    <w:basedOn w:val="733"/>
+    <w:basedOn w:val="901"/>
     <w:uiPriority w:val="99"/>
     <w:pPr>
       <w:pBdr/>
@@ -13527,9 +13761,9 @@
       </w:tcPr>
     </w:tblStylePr>
   </w:style>
-  <w:style w:type="table" w:styleId="53">
+  <w:style w:type="table" w:styleId="763">
     <w:name w:val="Grid Table 5 Dark - Accent 6"/>
-    <w:basedOn w:val="733"/>
+    <w:basedOn w:val="901"/>
     <w:uiPriority w:val="99"/>
     <w:pPr>
       <w:pBdr/>
@@ -13755,9 +13989,9 @@
       </w:tcPr>
     </w:tblStylePr>
   </w:style>
-  <w:style w:type="table" w:styleId="54">
+  <w:style w:type="table" w:styleId="764">
     <w:name w:val="Grid Table 6 Colorful"/>
-    <w:basedOn w:val="733"/>
+    <w:basedOn w:val="901"/>
     <w:uiPriority w:val="99"/>
     <w:pPr>
       <w:pBdr/>
@@ -13985,9 +14219,9 @@
       </w:tcPr>
     </w:tblStylePr>
   </w:style>
-  <w:style w:type="table" w:styleId="55">
+  <w:style w:type="table" w:styleId="765">
     <w:name w:val="Grid Table 6 Colorful - Accent 1"/>
-    <w:basedOn w:val="733"/>
+    <w:basedOn w:val="901"/>
     <w:uiPriority w:val="99"/>
     <w:pPr>
       <w:pBdr/>
@@ -14215,9 +14449,9 @@
       </w:tcPr>
     </w:tblStylePr>
   </w:style>
-  <w:style w:type="table" w:styleId="56">
+  <w:style w:type="table" w:styleId="766">
     <w:name w:val="Grid Table 6 Colorful - Accent 2"/>
-    <w:basedOn w:val="733"/>
+    <w:basedOn w:val="901"/>
     <w:uiPriority w:val="99"/>
     <w:pPr>
       <w:pBdr/>
@@ -14445,9 +14679,9 @@
       </w:tcPr>
     </w:tblStylePr>
   </w:style>
-  <w:style w:type="table" w:styleId="57">
+  <w:style w:type="table" w:styleId="767">
     <w:name w:val="Grid Table 6 Colorful - Accent 3"/>
-    <w:basedOn w:val="733"/>
+    <w:basedOn w:val="901"/>
     <w:uiPriority w:val="99"/>
     <w:pPr>
       <w:pBdr/>
@@ -14675,9 +14909,9 @@
       </w:tcPr>
     </w:tblStylePr>
   </w:style>
-  <w:style w:type="table" w:styleId="58">
+  <w:style w:type="table" w:styleId="768">
     <w:name w:val="Grid Table 6 Colorful - Accent 4"/>
-    <w:basedOn w:val="733"/>
+    <w:basedOn w:val="901"/>
     <w:uiPriority w:val="99"/>
     <w:pPr>
       <w:pBdr/>
@@ -14905,9 +15139,9 @@
       </w:tcPr>
     </w:tblStylePr>
   </w:style>
-  <w:style w:type="table" w:styleId="59">
+  <w:style w:type="table" w:styleId="769">
     <w:name w:val="Grid Table 6 Colorful - Accent 5"/>
-    <w:basedOn w:val="733"/>
+    <w:basedOn w:val="901"/>
     <w:uiPriority w:val="99"/>
     <w:pPr>
       <w:pBdr/>
@@ -15135,9 +15369,9 @@
       </w:tcPr>
     </w:tblStylePr>
   </w:style>
-  <w:style w:type="table" w:styleId="60">
+  <w:style w:type="table" w:styleId="770">
     <w:name w:val="Grid Table 6 Colorful - Accent 6"/>
-    <w:basedOn w:val="733"/>
+    <w:basedOn w:val="901"/>
     <w:uiPriority w:val="99"/>
     <w:pPr>
       <w:pBdr/>
@@ -15365,9 +15599,9 @@
       </w:tcPr>
     </w:tblStylePr>
   </w:style>
-  <w:style w:type="table" w:styleId="61">
+  <w:style w:type="table" w:styleId="771">
     <w:name w:val="Grid Table 7 Colorful"/>
-    <w:basedOn w:val="733"/>
+    <w:basedOn w:val="901"/>
     <w:uiPriority w:val="99"/>
     <w:pPr>
       <w:pBdr/>
@@ -15469,11 +15703,11 @@
         <w:tblBorders/>
       </w:tblPr>
       <w:tcPr>
-        <w:shd w:color="ffffff"/>
+        <w:shd w:val="clear" w:color="ffffff"/>
         <w:tcBorders>
-          <w:top w:val="none"/>
-          <w:left w:val="none"/>
-          <w:bottom w:val="none"/>
+          <w:top w:val="none" w:color="000000" w:sz="4" w:space="0"/>
+          <w:left w:val="none" w:color="000000" w:sz="4" w:space="0"/>
+          <w:bottom w:val="none" w:color="000000" w:sz="4" w:space="0"/>
           <w:right w:val="single" w:color="000000" w:themeColor="text1" w:themeTint="80" w:sz="4" w:space="0"/>
         </w:tcBorders>
       </w:tcPr>
@@ -15496,10 +15730,10 @@
       <w:tcPr>
         <w:shd w:val="clear" w:color="ffffff" w:themeColor="light1" w:fill="ffffff" w:themeFill="light1"/>
         <w:tcBorders>
-          <w:top w:val="none"/>
-          <w:left w:val="none"/>
+          <w:top w:val="none" w:color="000000" w:sz="4" w:space="0"/>
+          <w:left w:val="none" w:color="000000" w:sz="4" w:space="0"/>
           <w:bottom w:val="single" w:color="000000" w:themeColor="text1" w:themeTint="80" w:sz="4" w:space="0"/>
-          <w:right w:val="none"/>
+          <w:right w:val="none" w:color="000000" w:sz="4" w:space="0"/>
         </w:tcBorders>
       </w:tcPr>
     </w:tblStylePr>
@@ -15519,12 +15753,12 @@
         <w:tblBorders/>
       </w:tblPr>
       <w:tcPr>
-        <w:shd w:color="ffffff"/>
+        <w:shd w:val="clear" w:color="ffffff"/>
         <w:tcBorders>
-          <w:top w:val="none"/>
+          <w:top w:val="none" w:color="000000" w:sz="4" w:space="0"/>
           <w:left w:val="single" w:color="000000" w:themeColor="text1" w:themeTint="80" w:sz="4" w:space="0"/>
-          <w:bottom w:val="none"/>
-          <w:right w:val="none"/>
+          <w:bottom w:val="none" w:color="000000" w:sz="4" w:space="0"/>
+          <w:right w:val="none" w:color="000000" w:sz="4" w:space="0"/>
         </w:tcBorders>
       </w:tcPr>
     </w:tblStylePr>
@@ -15547,9 +15781,9 @@
         <w:shd w:val="clear" w:color="ffffff" w:themeColor="light1" w:fill="ffffff" w:themeFill="light1"/>
         <w:tcBorders>
           <w:top w:val="single" w:color="000000" w:themeColor="text1" w:themeTint="80" w:sz="4" w:space="0"/>
-          <w:left w:val="none"/>
-          <w:bottom w:val="none"/>
-          <w:right w:val="none"/>
+          <w:left w:val="none" w:color="000000" w:sz="4" w:space="0"/>
+          <w:bottom w:val="none" w:color="000000" w:sz="4" w:space="0"/>
+          <w:right w:val="none" w:color="000000" w:sz="4" w:space="0"/>
         </w:tcBorders>
       </w:tcPr>
     </w:tblStylePr>
@@ -15619,9 +15853,9 @@
       </w:tcPr>
     </w:tblStylePr>
   </w:style>
-  <w:style w:type="table" w:styleId="62">
+  <w:style w:type="table" w:styleId="772">
     <w:name w:val="Grid Table 7 Colorful - Accent 1"/>
-    <w:basedOn w:val="733"/>
+    <w:basedOn w:val="901"/>
     <w:uiPriority w:val="99"/>
     <w:pPr>
       <w:pBdr/>
@@ -15723,11 +15957,11 @@
         <w:tblBorders/>
       </w:tblPr>
       <w:tcPr>
-        <w:shd w:color="ffffff"/>
+        <w:shd w:val="clear" w:color="ffffff"/>
         <w:tcBorders>
-          <w:top w:val="none"/>
-          <w:left w:val="none"/>
-          <w:bottom w:val="none"/>
+          <w:top w:val="none" w:color="000000" w:sz="4" w:space="0"/>
+          <w:left w:val="none" w:color="000000" w:sz="4" w:space="0"/>
+          <w:bottom w:val="none" w:color="000000" w:sz="4" w:space="0"/>
           <w:right w:val="single" w:color="000000" w:themeColor="accent1" w:themeTint="80" w:sz="4" w:space="0"/>
         </w:tcBorders>
       </w:tcPr>
@@ -15750,10 +15984,10 @@
       <w:tcPr>
         <w:shd w:val="clear" w:color="ffffff" w:themeColor="light1" w:fill="ffffff" w:themeFill="light1"/>
         <w:tcBorders>
-          <w:top w:val="none"/>
-          <w:left w:val="none"/>
+          <w:top w:val="none" w:color="000000" w:sz="4" w:space="0"/>
+          <w:left w:val="none" w:color="000000" w:sz="4" w:space="0"/>
           <w:bottom w:val="single" w:color="000000" w:themeColor="accent1" w:themeTint="80" w:sz="4" w:space="0"/>
-          <w:right w:val="none"/>
+          <w:right w:val="none" w:color="000000" w:sz="4" w:space="0"/>
         </w:tcBorders>
       </w:tcPr>
     </w:tblStylePr>
@@ -15773,12 +16007,12 @@
         <w:tblBorders/>
       </w:tblPr>
       <w:tcPr>
-        <w:shd w:color="ffffff"/>
+        <w:shd w:val="clear" w:color="ffffff"/>
         <w:tcBorders>
-          <w:top w:val="none"/>
+          <w:top w:val="none" w:color="000000" w:sz="4" w:space="0"/>
           <w:left w:val="single" w:color="000000" w:themeColor="accent1" w:themeTint="80" w:sz="4" w:space="0"/>
-          <w:bottom w:val="none"/>
-          <w:right w:val="none"/>
+          <w:bottom w:val="none" w:color="000000" w:sz="4" w:space="0"/>
+          <w:right w:val="none" w:color="000000" w:sz="4" w:space="0"/>
         </w:tcBorders>
       </w:tcPr>
     </w:tblStylePr>
@@ -15801,9 +16035,9 @@
         <w:shd w:val="clear" w:color="ffffff" w:themeColor="light1" w:fill="ffffff" w:themeFill="light1"/>
         <w:tcBorders>
           <w:top w:val="single" w:color="000000" w:themeColor="accent1" w:themeTint="80" w:sz="4" w:space="0"/>
-          <w:left w:val="none"/>
-          <w:bottom w:val="none"/>
-          <w:right w:val="none"/>
+          <w:left w:val="none" w:color="000000" w:sz="4" w:space="0"/>
+          <w:bottom w:val="none" w:color="000000" w:sz="4" w:space="0"/>
+          <w:right w:val="none" w:color="000000" w:sz="4" w:space="0"/>
         </w:tcBorders>
       </w:tcPr>
     </w:tblStylePr>
@@ -15873,9 +16107,9 @@
       </w:tcPr>
     </w:tblStylePr>
   </w:style>
-  <w:style w:type="table" w:styleId="63">
+  <w:style w:type="table" w:styleId="773">
     <w:name w:val="Grid Table 7 Colorful - Accent 2"/>
-    <w:basedOn w:val="733"/>
+    <w:basedOn w:val="901"/>
     <w:uiPriority w:val="99"/>
     <w:pPr>
       <w:pBdr/>
@@ -15977,11 +16211,11 @@
         <w:tblBorders/>
       </w:tblPr>
       <w:tcPr>
-        <w:shd w:color="ffffff"/>
+        <w:shd w:val="clear" w:color="ffffff"/>
         <w:tcBorders>
-          <w:top w:val="none"/>
-          <w:left w:val="none"/>
-          <w:bottom w:val="none"/>
+          <w:top w:val="none" w:color="000000" w:sz="4" w:space="0"/>
+          <w:left w:val="none" w:color="000000" w:sz="4" w:space="0"/>
+          <w:bottom w:val="none" w:color="000000" w:sz="4" w:space="0"/>
           <w:right w:val="single" w:color="000000" w:themeColor="accent2" w:themeTint="97" w:sz="4" w:space="0"/>
         </w:tcBorders>
       </w:tcPr>
@@ -16004,10 +16238,10 @@
       <w:tcPr>
         <w:shd w:val="clear" w:color="ffffff" w:themeColor="light1" w:fill="ffffff" w:themeFill="light1"/>
         <w:tcBorders>
-          <w:top w:val="none"/>
-          <w:left w:val="none"/>
+          <w:top w:val="none" w:color="000000" w:sz="4" w:space="0"/>
+          <w:left w:val="none" w:color="000000" w:sz="4" w:space="0"/>
           <w:bottom w:val="single" w:color="000000" w:themeColor="accent2" w:themeTint="97" w:sz="4" w:space="0"/>
-          <w:right w:val="none"/>
+          <w:right w:val="none" w:color="000000" w:sz="4" w:space="0"/>
         </w:tcBorders>
       </w:tcPr>
     </w:tblStylePr>
@@ -16027,12 +16261,12 @@
         <w:tblBorders/>
       </w:tblPr>
       <w:tcPr>
-        <w:shd w:color="ffffff"/>
+        <w:shd w:val="clear" w:color="ffffff"/>
         <w:tcBorders>
-          <w:top w:val="none"/>
+          <w:top w:val="none" w:color="000000" w:sz="4" w:space="0"/>
           <w:left w:val="single" w:color="000000" w:themeColor="accent2" w:themeTint="97" w:sz="4" w:space="0"/>
-          <w:bottom w:val="none"/>
-          <w:right w:val="none"/>
+          <w:bottom w:val="none" w:color="000000" w:sz="4" w:space="0"/>
+          <w:right w:val="none" w:color="000000" w:sz="4" w:space="0"/>
         </w:tcBorders>
       </w:tcPr>
     </w:tblStylePr>
@@ -16055,9 +16289,9 @@
         <w:shd w:val="clear" w:color="ffffff" w:themeColor="light1" w:fill="ffffff" w:themeFill="light1"/>
         <w:tcBorders>
           <w:top w:val="single" w:color="000000" w:themeColor="accent2" w:themeTint="97" w:sz="4" w:space="0"/>
-          <w:left w:val="none"/>
-          <w:bottom w:val="none"/>
-          <w:right w:val="none"/>
+          <w:left w:val="none" w:color="000000" w:sz="4" w:space="0"/>
+          <w:bottom w:val="none" w:color="000000" w:sz="4" w:space="0"/>
+          <w:right w:val="none" w:color="000000" w:sz="4" w:space="0"/>
         </w:tcBorders>
       </w:tcPr>
     </w:tblStylePr>
@@ -16127,9 +16361,9 @@
       </w:tcPr>
     </w:tblStylePr>
   </w:style>
-  <w:style w:type="table" w:styleId="64">
+  <w:style w:type="table" w:styleId="774">
     <w:name w:val="Grid Table 7 Colorful - Accent 3"/>
-    <w:basedOn w:val="733"/>
+    <w:basedOn w:val="901"/>
     <w:uiPriority w:val="99"/>
     <w:pPr>
       <w:pBdr/>
@@ -16231,11 +16465,11 @@
         <w:tblBorders/>
       </w:tblPr>
       <w:tcPr>
-        <w:shd w:color="ffffff"/>
+        <w:shd w:val="clear" w:color="ffffff"/>
         <w:tcBorders>
-          <w:top w:val="none"/>
-          <w:left w:val="none"/>
-          <w:bottom w:val="none"/>
+          <w:top w:val="none" w:color="000000" w:sz="4" w:space="0"/>
+          <w:left w:val="none" w:color="000000" w:sz="4" w:space="0"/>
+          <w:bottom w:val="none" w:color="000000" w:sz="4" w:space="0"/>
           <w:right w:val="single" w:color="000000" w:themeColor="accent3" w:themeTint="FE" w:sz="4" w:space="0"/>
         </w:tcBorders>
       </w:tcPr>
@@ -16258,10 +16492,10 @@
       <w:tcPr>
         <w:shd w:val="clear" w:color="ffffff" w:themeColor="light1" w:fill="ffffff" w:themeFill="light1"/>
         <w:tcBorders>
-          <w:top w:val="none"/>
-          <w:left w:val="none"/>
+          <w:top w:val="none" w:color="000000" w:sz="4" w:space="0"/>
+          <w:left w:val="none" w:color="000000" w:sz="4" w:space="0"/>
           <w:bottom w:val="single" w:color="000000" w:themeColor="accent3" w:themeTint="FE" w:sz="4" w:space="0"/>
-          <w:right w:val="none"/>
+          <w:right w:val="none" w:color="000000" w:sz="4" w:space="0"/>
         </w:tcBorders>
       </w:tcPr>
     </w:tblStylePr>
@@ -16281,12 +16515,12 @@
         <w:tblBorders/>
       </w:tblPr>
       <w:tcPr>
-        <w:shd w:color="ffffff"/>
+        <w:shd w:val="clear" w:color="ffffff"/>
         <w:tcBorders>
-          <w:top w:val="none"/>
+          <w:top w:val="none" w:color="000000" w:sz="4" w:space="0"/>
           <w:left w:val="single" w:color="000000" w:themeColor="accent3" w:themeTint="FE" w:sz="4" w:space="0"/>
-          <w:bottom w:val="none"/>
-          <w:right w:val="none"/>
+          <w:bottom w:val="none" w:color="000000" w:sz="4" w:space="0"/>
+          <w:right w:val="none" w:color="000000" w:sz="4" w:space="0"/>
         </w:tcBorders>
       </w:tcPr>
     </w:tblStylePr>
@@ -16309,9 +16543,9 @@
         <w:shd w:val="clear" w:color="ffffff" w:themeColor="light1" w:fill="ffffff" w:themeFill="light1"/>
         <w:tcBorders>
           <w:top w:val="single" w:color="000000" w:themeColor="accent3" w:themeTint="FE" w:sz="4" w:space="0"/>
-          <w:left w:val="none"/>
-          <w:bottom w:val="none"/>
-          <w:right w:val="none"/>
+          <w:left w:val="none" w:color="000000" w:sz="4" w:space="0"/>
+          <w:bottom w:val="none" w:color="000000" w:sz="4" w:space="0"/>
+          <w:right w:val="none" w:color="000000" w:sz="4" w:space="0"/>
         </w:tcBorders>
       </w:tcPr>
     </w:tblStylePr>
@@ -16381,9 +16615,9 @@
       </w:tcPr>
     </w:tblStylePr>
   </w:style>
-  <w:style w:type="table" w:styleId="65">
+  <w:style w:type="table" w:styleId="775">
     <w:name w:val="Grid Table 7 Colorful - Accent 4"/>
-    <w:basedOn w:val="733"/>
+    <w:basedOn w:val="901"/>
     <w:uiPriority w:val="99"/>
     <w:pPr>
       <w:pBdr/>
@@ -16485,11 +16719,11 @@
         <w:tblBorders/>
       </w:tblPr>
       <w:tcPr>
-        <w:shd w:color="ffffff"/>
+        <w:shd w:val="clear" w:color="ffffff"/>
         <w:tcBorders>
-          <w:top w:val="none"/>
-          <w:left w:val="none"/>
-          <w:bottom w:val="none"/>
+          <w:top w:val="none" w:color="000000" w:sz="4" w:space="0"/>
+          <w:left w:val="none" w:color="000000" w:sz="4" w:space="0"/>
+          <w:bottom w:val="none" w:color="000000" w:sz="4" w:space="0"/>
           <w:right w:val="single" w:color="000000" w:themeColor="accent4" w:themeTint="9A" w:sz="4" w:space="0"/>
         </w:tcBorders>
       </w:tcPr>
@@ -16512,10 +16746,10 @@
       <w:tcPr>
         <w:shd w:val="clear" w:color="ffffff" w:themeColor="light1" w:fill="ffffff" w:themeFill="light1"/>
         <w:tcBorders>
-          <w:top w:val="none"/>
-          <w:left w:val="none"/>
+          <w:top w:val="none" w:color="000000" w:sz="4" w:space="0"/>
+          <w:left w:val="none" w:color="000000" w:sz="4" w:space="0"/>
           <w:bottom w:val="single" w:color="000000" w:themeColor="accent4" w:themeTint="9A" w:sz="4" w:space="0"/>
-          <w:right w:val="none"/>
+          <w:right w:val="none" w:color="000000" w:sz="4" w:space="0"/>
         </w:tcBorders>
       </w:tcPr>
     </w:tblStylePr>
@@ -16535,12 +16769,12 @@
         <w:tblBorders/>
       </w:tblPr>
       <w:tcPr>
-        <w:shd w:color="ffffff"/>
+        <w:shd w:val="clear" w:color="ffffff"/>
         <w:tcBorders>
-          <w:top w:val="none"/>
+          <w:top w:val="none" w:color="000000" w:sz="4" w:space="0"/>
           <w:left w:val="single" w:color="000000" w:themeColor="accent4" w:themeTint="9A" w:sz="4" w:space="0"/>
-          <w:bottom w:val="none"/>
-          <w:right w:val="none"/>
+          <w:bottom w:val="none" w:color="000000" w:sz="4" w:space="0"/>
+          <w:right w:val="none" w:color="000000" w:sz="4" w:space="0"/>
         </w:tcBorders>
       </w:tcPr>
     </w:tblStylePr>
@@ -16563,9 +16797,9 @@
         <w:shd w:val="clear" w:color="ffffff" w:themeColor="light1" w:fill="ffffff" w:themeFill="light1"/>
         <w:tcBorders>
           <w:top w:val="single" w:color="000000" w:themeColor="accent4" w:themeTint="9A" w:sz="4" w:space="0"/>
-          <w:left w:val="none"/>
-          <w:bottom w:val="none"/>
-          <w:right w:val="none"/>
+          <w:left w:val="none" w:color="000000" w:sz="4" w:space="0"/>
+          <w:bottom w:val="none" w:color="000000" w:sz="4" w:space="0"/>
+          <w:right w:val="none" w:color="000000" w:sz="4" w:space="0"/>
         </w:tcBorders>
       </w:tcPr>
     </w:tblStylePr>
@@ -16635,9 +16869,9 @@
       </w:tcPr>
     </w:tblStylePr>
   </w:style>
-  <w:style w:type="table" w:styleId="66">
+  <w:style w:type="table" w:styleId="776">
     <w:name w:val="Grid Table 7 Colorful - Accent 5"/>
-    <w:basedOn w:val="733"/>
+    <w:basedOn w:val="901"/>
     <w:uiPriority w:val="99"/>
     <w:pPr>
       <w:pBdr/>
@@ -16739,11 +16973,11 @@
         <w:tblBorders/>
       </w:tblPr>
       <w:tcPr>
-        <w:shd w:color="ffffff"/>
+        <w:shd w:val="clear" w:color="ffffff"/>
         <w:tcBorders>
-          <w:top w:val="none"/>
-          <w:left w:val="none"/>
-          <w:bottom w:val="none"/>
+          <w:top w:val="none" w:color="000000" w:sz="4" w:space="0"/>
+          <w:left w:val="none" w:color="000000" w:sz="4" w:space="0"/>
+          <w:bottom w:val="none" w:color="000000" w:sz="4" w:space="0"/>
           <w:right w:val="single" w:color="000000" w:themeColor="accent5" w:themeTint="90" w:sz="4" w:space="0"/>
         </w:tcBorders>
       </w:tcPr>
@@ -16766,10 +17000,10 @@
       <w:tcPr>
         <w:shd w:val="clear" w:color="ffffff" w:themeColor="light1" w:fill="ffffff" w:themeFill="light1"/>
         <w:tcBorders>
-          <w:top w:val="none"/>
-          <w:left w:val="none"/>
+          <w:top w:val="none" w:color="000000" w:sz="4" w:space="0"/>
+          <w:left w:val="none" w:color="000000" w:sz="4" w:space="0"/>
           <w:bottom w:val="single" w:color="000000" w:themeColor="accent5" w:themeTint="90" w:sz="4" w:space="0"/>
-          <w:right w:val="none"/>
+          <w:right w:val="none" w:color="000000" w:sz="4" w:space="0"/>
         </w:tcBorders>
       </w:tcPr>
     </w:tblStylePr>
@@ -16789,12 +17023,12 @@
         <w:tblBorders/>
       </w:tblPr>
       <w:tcPr>
-        <w:shd w:color="ffffff"/>
+        <w:shd w:val="clear" w:color="ffffff"/>
         <w:tcBorders>
-          <w:top w:val="none"/>
+          <w:top w:val="none" w:color="000000" w:sz="4" w:space="0"/>
           <w:left w:val="single" w:color="000000" w:themeColor="accent5" w:themeTint="90" w:sz="4" w:space="0"/>
-          <w:bottom w:val="none"/>
-          <w:right w:val="none"/>
+          <w:bottom w:val="none" w:color="000000" w:sz="4" w:space="0"/>
+          <w:right w:val="none" w:color="000000" w:sz="4" w:space="0"/>
         </w:tcBorders>
       </w:tcPr>
     </w:tblStylePr>
@@ -16817,9 +17051,9 @@
         <w:shd w:val="clear" w:color="ffffff" w:themeColor="light1" w:fill="ffffff" w:themeFill="light1"/>
         <w:tcBorders>
           <w:top w:val="single" w:color="000000" w:themeColor="accent5" w:themeTint="90" w:sz="4" w:space="0"/>
-          <w:left w:val="none"/>
-          <w:bottom w:val="none"/>
-          <w:right w:val="none"/>
+          <w:left w:val="none" w:color="000000" w:sz="4" w:space="0"/>
+          <w:bottom w:val="none" w:color="000000" w:sz="4" w:space="0"/>
+          <w:right w:val="none" w:color="000000" w:sz="4" w:space="0"/>
         </w:tcBorders>
       </w:tcPr>
     </w:tblStylePr>
@@ -16889,9 +17123,9 @@
       </w:tcPr>
     </w:tblStylePr>
   </w:style>
-  <w:style w:type="table" w:styleId="67">
+  <w:style w:type="table" w:styleId="777">
     <w:name w:val="Grid Table 7 Colorful - Accent 6"/>
-    <w:basedOn w:val="733"/>
+    <w:basedOn w:val="901"/>
     <w:uiPriority w:val="99"/>
     <w:pPr>
       <w:pBdr/>
@@ -16993,11 +17227,11 @@
         <w:tblBorders/>
       </w:tblPr>
       <w:tcPr>
-        <w:shd w:color="ffffff"/>
+        <w:shd w:val="clear" w:color="ffffff"/>
         <w:tcBorders>
-          <w:top w:val="none"/>
-          <w:left w:val="none"/>
-          <w:bottom w:val="none"/>
+          <w:top w:val="none" w:color="000000" w:sz="4" w:space="0"/>
+          <w:left w:val="none" w:color="000000" w:sz="4" w:space="0"/>
+          <w:bottom w:val="none" w:color="000000" w:sz="4" w:space="0"/>
           <w:right w:val="single" w:color="000000" w:themeColor="accent6" w:themeTint="90" w:sz="4" w:space="0"/>
         </w:tcBorders>
       </w:tcPr>
@@ -17020,10 +17254,10 @@
       <w:tcPr>
         <w:shd w:val="clear" w:color="ffffff" w:themeColor="light1" w:fill="ffffff" w:themeFill="light1"/>
         <w:tcBorders>
-          <w:top w:val="none"/>
-          <w:left w:val="none"/>
+          <w:top w:val="none" w:color="000000" w:sz="4" w:space="0"/>
+          <w:left w:val="none" w:color="000000" w:sz="4" w:space="0"/>
           <w:bottom w:val="single" w:color="000000" w:themeColor="accent6" w:themeTint="90" w:sz="4" w:space="0"/>
-          <w:right w:val="none"/>
+          <w:right w:val="none" w:color="000000" w:sz="4" w:space="0"/>
         </w:tcBorders>
       </w:tcPr>
     </w:tblStylePr>
@@ -17043,12 +17277,12 @@
         <w:tblBorders/>
       </w:tblPr>
       <w:tcPr>
-        <w:shd w:color="ffffff"/>
+        <w:shd w:val="clear" w:color="ffffff"/>
         <w:tcBorders>
-          <w:top w:val="none"/>
+          <w:top w:val="none" w:color="000000" w:sz="4" w:space="0"/>
           <w:left w:val="single" w:color="000000" w:themeColor="accent6" w:themeTint="90" w:sz="4" w:space="0"/>
-          <w:bottom w:val="none"/>
-          <w:right w:val="none"/>
+          <w:bottom w:val="none" w:color="000000" w:sz="4" w:space="0"/>
+          <w:right w:val="none" w:color="000000" w:sz="4" w:space="0"/>
         </w:tcBorders>
       </w:tcPr>
     </w:tblStylePr>
@@ -17071,9 +17305,9 @@
         <w:shd w:val="clear" w:color="ffffff" w:themeColor="light1" w:fill="ffffff" w:themeFill="light1"/>
         <w:tcBorders>
           <w:top w:val="single" w:color="000000" w:themeColor="accent6" w:themeTint="90" w:sz="4" w:space="0"/>
-          <w:left w:val="none"/>
-          <w:bottom w:val="none"/>
-          <w:right w:val="none"/>
+          <w:left w:val="none" w:color="000000" w:sz="4" w:space="0"/>
+          <w:bottom w:val="none" w:color="000000" w:sz="4" w:space="0"/>
+          <w:right w:val="none" w:color="000000" w:sz="4" w:space="0"/>
         </w:tcBorders>
       </w:tcPr>
     </w:tblStylePr>
@@ -17143,9 +17377,9 @@
       </w:tcPr>
     </w:tblStylePr>
   </w:style>
-  <w:style w:type="table" w:styleId="68">
+  <w:style w:type="table" w:styleId="778">
     <w:name w:val="List Table 1 Light"/>
-    <w:basedOn w:val="733"/>
+    <w:basedOn w:val="901"/>
     <w:uiPriority w:val="99"/>
     <w:pPr>
       <w:pBdr/>
@@ -17359,9 +17593,9 @@
       </w:tcPr>
     </w:tblStylePr>
   </w:style>
-  <w:style w:type="table" w:styleId="69">
+  <w:style w:type="table" w:styleId="779">
     <w:name w:val="List Table 1 Light - Accent 1"/>
-    <w:basedOn w:val="733"/>
+    <w:basedOn w:val="901"/>
     <w:uiPriority w:val="99"/>
     <w:pPr>
       <w:pBdr/>
@@ -17575,9 +17809,9 @@
       </w:tcPr>
     </w:tblStylePr>
   </w:style>
-  <w:style w:type="table" w:styleId="70">
+  <w:style w:type="table" w:styleId="780">
     <w:name w:val="List Table 1 Light - Accent 2"/>
-    <w:basedOn w:val="733"/>
+    <w:basedOn w:val="901"/>
     <w:uiPriority w:val="99"/>
     <w:pPr>
       <w:pBdr/>
@@ -17791,9 +18025,9 @@
       </w:tcPr>
     </w:tblStylePr>
   </w:style>
-  <w:style w:type="table" w:styleId="71">
+  <w:style w:type="table" w:styleId="781">
     <w:name w:val="List Table 1 Light - Accent 3"/>
-    <w:basedOn w:val="733"/>
+    <w:basedOn w:val="901"/>
     <w:uiPriority w:val="99"/>
     <w:pPr>
       <w:pBdr/>
@@ -18007,9 +18241,9 @@
       </w:tcPr>
     </w:tblStylePr>
   </w:style>
-  <w:style w:type="table" w:styleId="72">
+  <w:style w:type="table" w:styleId="782">
     <w:name w:val="List Table 1 Light - Accent 4"/>
-    <w:basedOn w:val="733"/>
+    <w:basedOn w:val="901"/>
     <w:uiPriority w:val="99"/>
     <w:pPr>
       <w:pBdr/>
@@ -18223,9 +18457,9 @@
       </w:tcPr>
     </w:tblStylePr>
   </w:style>
-  <w:style w:type="table" w:styleId="73">
+  <w:style w:type="table" w:styleId="783">
     <w:name w:val="List Table 1 Light - Accent 5"/>
-    <w:basedOn w:val="733"/>
+    <w:basedOn w:val="901"/>
     <w:uiPriority w:val="99"/>
     <w:pPr>
       <w:pBdr/>
@@ -18439,9 +18673,9 @@
       </w:tcPr>
     </w:tblStylePr>
   </w:style>
-  <w:style w:type="table" w:styleId="74">
+  <w:style w:type="table" w:styleId="784">
     <w:name w:val="List Table 1 Light - Accent 6"/>
-    <w:basedOn w:val="733"/>
+    <w:basedOn w:val="901"/>
     <w:uiPriority w:val="99"/>
     <w:pPr>
       <w:pBdr/>
@@ -18655,9 +18889,9 @@
       </w:tcPr>
     </w:tblStylePr>
   </w:style>
-  <w:style w:type="table" w:styleId="75">
+  <w:style w:type="table" w:styleId="785">
     <w:name w:val="List Table 2"/>
-    <w:basedOn w:val="733"/>
+    <w:basedOn w:val="901"/>
     <w:uiPriority w:val="99"/>
     <w:pPr>
       <w:pBdr/>
@@ -18893,9 +19127,9 @@
       </w:tcPr>
     </w:tblStylePr>
   </w:style>
-  <w:style w:type="table" w:styleId="76">
+  <w:style w:type="table" w:styleId="786">
     <w:name w:val="List Table 2 - Accent 1"/>
-    <w:basedOn w:val="733"/>
+    <w:basedOn w:val="901"/>
     <w:uiPriority w:val="99"/>
     <w:pPr>
       <w:pBdr/>
@@ -19131,9 +19365,9 @@
       </w:tcPr>
     </w:tblStylePr>
   </w:style>
-  <w:style w:type="table" w:styleId="77">
+  <w:style w:type="table" w:styleId="787">
     <w:name w:val="List Table 2 - Accent 2"/>
-    <w:basedOn w:val="733"/>
+    <w:basedOn w:val="901"/>
     <w:uiPriority w:val="99"/>
     <w:pPr>
       <w:pBdr/>
@@ -19369,9 +19603,9 @@
       </w:tcPr>
     </w:tblStylePr>
   </w:style>
-  <w:style w:type="table" w:styleId="78">
+  <w:style w:type="table" w:styleId="788">
     <w:name w:val="List Table 2 - Accent 3"/>
-    <w:basedOn w:val="733"/>
+    <w:basedOn w:val="901"/>
     <w:uiPriority w:val="99"/>
     <w:pPr>
       <w:pBdr/>
@@ -19607,9 +19841,9 @@
       </w:tcPr>
     </w:tblStylePr>
   </w:style>
-  <w:style w:type="table" w:styleId="79">
+  <w:style w:type="table" w:styleId="789">
     <w:name w:val="List Table 2 - Accent 4"/>
-    <w:basedOn w:val="733"/>
+    <w:basedOn w:val="901"/>
     <w:uiPriority w:val="99"/>
     <w:pPr>
       <w:pBdr/>
@@ -19845,9 +20079,9 @@
       </w:tcPr>
     </w:tblStylePr>
   </w:style>
-  <w:style w:type="table" w:styleId="80">
+  <w:style w:type="table" w:styleId="790">
     <w:name w:val="List Table 2 - Accent 5"/>
-    <w:basedOn w:val="733"/>
+    <w:basedOn w:val="901"/>
     <w:uiPriority w:val="99"/>
     <w:pPr>
       <w:pBdr/>
@@ -20083,9 +20317,9 @@
       </w:tcPr>
     </w:tblStylePr>
   </w:style>
-  <w:style w:type="table" w:styleId="81">
+  <w:style w:type="table" w:styleId="791">
     <w:name w:val="List Table 2 - Accent 6"/>
-    <w:basedOn w:val="733"/>
+    <w:basedOn w:val="901"/>
     <w:uiPriority w:val="99"/>
     <w:pPr>
       <w:pBdr/>
@@ -20321,9 +20555,9 @@
       </w:tcPr>
     </w:tblStylePr>
   </w:style>
-  <w:style w:type="table" w:styleId="82">
+  <w:style w:type="table" w:styleId="792">
     <w:name w:val="List Table 3"/>
-    <w:basedOn w:val="733"/>
+    <w:basedOn w:val="901"/>
     <w:uiPriority w:val="99"/>
     <w:pPr>
       <w:pBdr/>
@@ -20549,9 +20783,9 @@
       </w:tcPr>
     </w:tblStylePr>
   </w:style>
-  <w:style w:type="table" w:styleId="83">
+  <w:style w:type="table" w:styleId="793">
     <w:name w:val="List Table 3 - Accent 1"/>
-    <w:basedOn w:val="733"/>
+    <w:basedOn w:val="901"/>
     <w:uiPriority w:val="99"/>
     <w:pPr>
       <w:pBdr/>
@@ -20777,9 +21011,9 @@
       </w:tcPr>
     </w:tblStylePr>
   </w:style>
-  <w:style w:type="table" w:styleId="84">
+  <w:style w:type="table" w:styleId="794">
     <w:name w:val="List Table 3 - Accent 2"/>
-    <w:basedOn w:val="733"/>
+    <w:basedOn w:val="901"/>
     <w:uiPriority w:val="99"/>
     <w:pPr>
       <w:pBdr/>
@@ -21005,9 +21239,9 @@
       </w:tcPr>
     </w:tblStylePr>
   </w:style>
-  <w:style w:type="table" w:styleId="85">
+  <w:style w:type="table" w:styleId="795">
     <w:name w:val="List Table 3 - Accent 3"/>
-    <w:basedOn w:val="733"/>
+    <w:basedOn w:val="901"/>
     <w:uiPriority w:val="99"/>
     <w:pPr>
       <w:pBdr/>
@@ -21233,9 +21467,9 @@
       </w:tcPr>
     </w:tblStylePr>
   </w:style>
-  <w:style w:type="table" w:styleId="86">
+  <w:style w:type="table" w:styleId="796">
     <w:name w:val="List Table 3 - Accent 4"/>
-    <w:basedOn w:val="733"/>
+    <w:basedOn w:val="901"/>
     <w:uiPriority w:val="99"/>
     <w:pPr>
       <w:pBdr/>
@@ -21461,9 +21695,9 @@
       </w:tcPr>
     </w:tblStylePr>
   </w:style>
-  <w:style w:type="table" w:styleId="87">
+  <w:style w:type="table" w:styleId="797">
     <w:name w:val="List Table 3 - Accent 5"/>
-    <w:basedOn w:val="733"/>
+    <w:basedOn w:val="901"/>
     <w:uiPriority w:val="99"/>
     <w:pPr>
       <w:pBdr/>
@@ -21689,9 +21923,9 @@
       </w:tcPr>
     </w:tblStylePr>
   </w:style>
-  <w:style w:type="table" w:styleId="88">
+  <w:style w:type="table" w:styleId="798">
     <w:name w:val="List Table 3 - Accent 6"/>
-    <w:basedOn w:val="733"/>
+    <w:basedOn w:val="901"/>
     <w:uiPriority w:val="99"/>
     <w:pPr>
       <w:pBdr/>
@@ -21917,9 +22151,9 @@
       </w:tcPr>
     </w:tblStylePr>
   </w:style>
-  <w:style w:type="table" w:styleId="89">
+  <w:style w:type="table" w:styleId="799">
     <w:name w:val="List Table 4"/>
-    <w:basedOn w:val="733"/>
+    <w:basedOn w:val="901"/>
     <w:uiPriority w:val="99"/>
     <w:pPr>
       <w:pBdr/>
@@ -22142,9 +22376,9 @@
       </w:tcPr>
     </w:tblStylePr>
   </w:style>
-  <w:style w:type="table" w:styleId="90">
+  <w:style w:type="table" w:styleId="800">
     <w:name w:val="List Table 4 - Accent 1"/>
-    <w:basedOn w:val="733"/>
+    <w:basedOn w:val="901"/>
     <w:uiPriority w:val="99"/>
     <w:pPr>
       <w:pBdr/>
@@ -22367,9 +22601,9 @@
       </w:tcPr>
     </w:tblStylePr>
   </w:style>
-  <w:style w:type="table" w:styleId="91">
+  <w:style w:type="table" w:styleId="801">
     <w:name w:val="List Table 4 - Accent 2"/>
-    <w:basedOn w:val="733"/>
+    <w:basedOn w:val="901"/>
     <w:uiPriority w:val="99"/>
     <w:pPr>
       <w:pBdr/>
@@ -22592,9 +22826,9 @@
       </w:tcPr>
     </w:tblStylePr>
   </w:style>
-  <w:style w:type="table" w:styleId="92">
+  <w:style w:type="table" w:styleId="802">
     <w:name w:val="List Table 4 - Accent 3"/>
-    <w:basedOn w:val="733"/>
+    <w:basedOn w:val="901"/>
     <w:uiPriority w:val="99"/>
     <w:pPr>
       <w:pBdr/>
@@ -22817,9 +23051,9 @@
       </w:tcPr>
     </w:tblStylePr>
   </w:style>
-  <w:style w:type="table" w:styleId="93">
+  <w:style w:type="table" w:styleId="803">
     <w:name w:val="List Table 4 - Accent 4"/>
-    <w:basedOn w:val="733"/>
+    <w:basedOn w:val="901"/>
     <w:uiPriority w:val="99"/>
     <w:pPr>
       <w:pBdr/>
@@ -23042,9 +23276,9 @@
       </w:tcPr>
     </w:tblStylePr>
   </w:style>
-  <w:style w:type="table" w:styleId="94">
+  <w:style w:type="table" w:styleId="804">
     <w:name w:val="List Table 4 - Accent 5"/>
-    <w:basedOn w:val="733"/>
+    <w:basedOn w:val="901"/>
     <w:uiPriority w:val="99"/>
     <w:pPr>
       <w:pBdr/>
@@ -23267,9 +23501,9 @@
       </w:tcPr>
     </w:tblStylePr>
   </w:style>
-  <w:style w:type="table" w:styleId="95">
+  <w:style w:type="table" w:styleId="805">
     <w:name w:val="List Table 4 - Accent 6"/>
-    <w:basedOn w:val="733"/>
+    <w:basedOn w:val="901"/>
     <w:uiPriority w:val="99"/>
     <w:pPr>
       <w:pBdr/>
@@ -23492,9 +23726,9 @@
       </w:tcPr>
     </w:tblStylePr>
   </w:style>
-  <w:style w:type="table" w:styleId="96">
+  <w:style w:type="table" w:styleId="806">
     <w:name w:val="List Table 5 Dark"/>
-    <w:basedOn w:val="733"/>
+    <w:basedOn w:val="901"/>
     <w:uiPriority w:val="99"/>
     <w:pPr>
       <w:pBdr/>
@@ -23734,9 +23968,9 @@
       </w:tcPr>
     </w:tblStylePr>
   </w:style>
-  <w:style w:type="table" w:styleId="97">
+  <w:style w:type="table" w:styleId="807">
     <w:name w:val="List Table 5 Dark - Accent 1"/>
-    <w:basedOn w:val="733"/>
+    <w:basedOn w:val="901"/>
     <w:uiPriority w:val="99"/>
     <w:pPr>
       <w:pBdr/>
@@ -23976,9 +24210,9 @@
       </w:tcPr>
     </w:tblStylePr>
   </w:style>
-  <w:style w:type="table" w:styleId="98">
+  <w:style w:type="table" w:styleId="808">
     <w:name w:val="List Table 5 Dark - Accent 2"/>
-    <w:basedOn w:val="733"/>
+    <w:basedOn w:val="901"/>
     <w:uiPriority w:val="99"/>
     <w:pPr>
       <w:pBdr/>
@@ -24218,9 +24452,9 @@
       </w:tcPr>
     </w:tblStylePr>
   </w:style>
-  <w:style w:type="table" w:styleId="99">
+  <w:style w:type="table" w:styleId="809">
     <w:name w:val="List Table 5 Dark - Accent 3"/>
-    <w:basedOn w:val="733"/>
+    <w:basedOn w:val="901"/>
     <w:uiPriority w:val="99"/>
     <w:pPr>
       <w:pBdr/>
@@ -24460,9 +24694,9 @@
       </w:tcPr>
     </w:tblStylePr>
   </w:style>
-  <w:style w:type="table" w:styleId="100">
+  <w:style w:type="table" w:styleId="810">
     <w:name w:val="List Table 5 Dark - Accent 4"/>
-    <w:basedOn w:val="733"/>
+    <w:basedOn w:val="901"/>
     <w:uiPriority w:val="99"/>
     <w:pPr>
       <w:pBdr/>
@@ -24702,9 +24936,9 @@
       </w:tcPr>
     </w:tblStylePr>
   </w:style>
-  <w:style w:type="table" w:styleId="101">
+  <w:style w:type="table" w:styleId="811">
     <w:name w:val="List Table 5 Dark - Accent 5"/>
-    <w:basedOn w:val="733"/>
+    <w:basedOn w:val="901"/>
     <w:uiPriority w:val="99"/>
     <w:pPr>
       <w:pBdr/>
@@ -24944,9 +25178,9 @@
       </w:tcPr>
     </w:tblStylePr>
   </w:style>
-  <w:style w:type="table" w:styleId="102">
+  <w:style w:type="table" w:styleId="812">
     <w:name w:val="List Table 5 Dark - Accent 6"/>
-    <w:basedOn w:val="733"/>
+    <w:basedOn w:val="901"/>
     <w:uiPriority w:val="99"/>
     <w:pPr>
       <w:pBdr/>
@@ -25186,9 +25420,9 @@
       </w:tcPr>
     </w:tblStylePr>
   </w:style>
-  <w:style w:type="table" w:styleId="103">
+  <w:style w:type="table" w:styleId="813">
     <w:name w:val="List Table 6 Colorful"/>
-    <w:basedOn w:val="733"/>
+    <w:basedOn w:val="901"/>
     <w:uiPriority w:val="99"/>
     <w:pPr>
       <w:pBdr/>
@@ -25409,9 +25643,9 @@
       </w:tcPr>
     </w:tblStylePr>
   </w:style>
-  <w:style w:type="table" w:styleId="104">
+  <w:style w:type="table" w:styleId="814">
     <w:name w:val="List Table 6 Colorful - Accent 1"/>
-    <w:basedOn w:val="733"/>
+    <w:basedOn w:val="901"/>
     <w:uiPriority w:val="99"/>
     <w:pPr>
       <w:pBdr/>
@@ -25632,9 +25866,9 @@
       </w:tcPr>
     </w:tblStylePr>
   </w:style>
-  <w:style w:type="table" w:styleId="105">
+  <w:style w:type="table" w:styleId="815">
     <w:name w:val="List Table 6 Colorful - Accent 2"/>
-    <w:basedOn w:val="733"/>
+    <w:basedOn w:val="901"/>
     <w:uiPriority w:val="99"/>
     <w:pPr>
       <w:pBdr/>
@@ -25855,9 +26089,9 @@
       </w:tcPr>
     </w:tblStylePr>
   </w:style>
-  <w:style w:type="table" w:styleId="106">
+  <w:style w:type="table" w:styleId="816">
     <w:name w:val="List Table 6 Colorful - Accent 3"/>
-    <w:basedOn w:val="733"/>
+    <w:basedOn w:val="901"/>
     <w:uiPriority w:val="99"/>
     <w:pPr>
       <w:pBdr/>
@@ -26078,9 +26312,9 @@
       </w:tcPr>
     </w:tblStylePr>
   </w:style>
-  <w:style w:type="table" w:styleId="107">
+  <w:style w:type="table" w:styleId="817">
     <w:name w:val="List Table 6 Colorful - Accent 4"/>
-    <w:basedOn w:val="733"/>
+    <w:basedOn w:val="901"/>
     <w:uiPriority w:val="99"/>
     <w:pPr>
       <w:pBdr/>
@@ -26301,9 +26535,9 @@
       </w:tcPr>
     </w:tblStylePr>
   </w:style>
-  <w:style w:type="table" w:styleId="108">
+  <w:style w:type="table" w:styleId="818">
     <w:name w:val="List Table 6 Colorful - Accent 5"/>
-    <w:basedOn w:val="733"/>
+    <w:basedOn w:val="901"/>
     <w:uiPriority w:val="99"/>
     <w:pPr>
       <w:pBdr/>
@@ -26524,9 +26758,9 @@
       </w:tcPr>
     </w:tblStylePr>
   </w:style>
-  <w:style w:type="table" w:styleId="109">
+  <w:style w:type="table" w:styleId="819">
     <w:name w:val="List Table 6 Colorful - Accent 6"/>
-    <w:basedOn w:val="733"/>
+    <w:basedOn w:val="901"/>
     <w:uiPriority w:val="99"/>
     <w:pPr>
       <w:pBdr/>
@@ -26747,9 +26981,9 @@
       </w:tcPr>
     </w:tblStylePr>
   </w:style>
-  <w:style w:type="table" w:styleId="110">
+  <w:style w:type="table" w:styleId="820">
     <w:name w:val="List Table 7 Colorful"/>
-    <w:basedOn w:val="733"/>
+    <w:basedOn w:val="901"/>
     <w:uiPriority w:val="99"/>
     <w:pPr>
       <w:pBdr/>
@@ -26848,11 +27082,11 @@
         <w:tblBorders/>
       </w:tblPr>
       <w:tcPr>
-        <w:shd w:color="ffffff"/>
+        <w:shd w:val="clear" w:color="ffffff"/>
         <w:tcBorders>
-          <w:top w:val="none"/>
-          <w:left w:val="none"/>
-          <w:bottom w:val="none"/>
+          <w:top w:val="none" w:color="000000" w:sz="4" w:space="0"/>
+          <w:left w:val="none" w:color="000000" w:sz="4" w:space="0"/>
+          <w:bottom w:val="none" w:color="000000" w:sz="4" w:space="0"/>
           <w:right w:val="single" w:color="000000" w:themeColor="text1" w:themeTint="80" w:sz="4" w:space="0"/>
         </w:tcBorders>
       </w:tcPr>
@@ -26875,10 +27109,10 @@
       <w:tcPr>
         <w:shd w:val="clear" w:color="ffffff" w:themeColor="light1" w:fill="ffffff" w:themeFill="light1"/>
         <w:tcBorders>
-          <w:top w:val="none"/>
-          <w:left w:val="none"/>
+          <w:top w:val="none" w:color="000000" w:sz="4" w:space="0"/>
+          <w:left w:val="none" w:color="000000" w:sz="4" w:space="0"/>
           <w:bottom w:val="single" w:color="000000" w:themeColor="text1" w:themeTint="80" w:sz="4" w:space="0"/>
-          <w:right w:val="none"/>
+          <w:right w:val="none" w:color="000000" w:sz="4" w:space="0"/>
         </w:tcBorders>
       </w:tcPr>
     </w:tblStylePr>
@@ -26898,12 +27132,12 @@
         <w:tblBorders/>
       </w:tblPr>
       <w:tcPr>
-        <w:shd w:color="ffffff"/>
+        <w:shd w:val="clear" w:color="ffffff"/>
         <w:tcBorders>
-          <w:top w:val="none"/>
+          <w:top w:val="none" w:color="000000" w:sz="4" w:space="0"/>
           <w:left w:val="single" w:color="000000" w:themeColor="text1" w:themeTint="80" w:sz="4" w:space="0"/>
-          <w:bottom w:val="none"/>
-          <w:right w:val="none"/>
+          <w:bottom w:val="none" w:color="000000" w:sz="4" w:space="0"/>
+          <w:right w:val="none" w:color="000000" w:sz="4" w:space="0"/>
         </w:tcBorders>
       </w:tcPr>
     </w:tblStylePr>
@@ -26926,9 +27160,9 @@
         <w:shd w:val="clear" w:color="ffffff" w:themeColor="light1" w:fill="ffffff" w:themeFill="light1"/>
         <w:tcBorders>
           <w:top w:val="single" w:color="000000" w:themeColor="text1" w:themeTint="80" w:sz="4" w:space="0"/>
-          <w:left w:val="none"/>
-          <w:bottom w:val="none"/>
-          <w:right w:val="none"/>
+          <w:left w:val="none" w:color="000000" w:sz="4" w:space="0"/>
+          <w:bottom w:val="none" w:color="000000" w:sz="4" w:space="0"/>
+          <w:right w:val="none" w:color="000000" w:sz="4" w:space="0"/>
         </w:tcBorders>
       </w:tcPr>
     </w:tblStylePr>
@@ -27003,9 +27237,9 @@
       </w:tcPr>
     </w:tblStylePr>
   </w:style>
-  <w:style w:type="table" w:styleId="111">
+  <w:style w:type="table" w:styleId="821">
     <w:name w:val="List Table 7 Colorful - Accent 1"/>
-    <w:basedOn w:val="733"/>
+    <w:basedOn w:val="901"/>
     <w:uiPriority w:val="99"/>
     <w:pPr>
       <w:pBdr/>
@@ -27104,11 +27338,11 @@
         <w:tblBorders/>
       </w:tblPr>
       <w:tcPr>
-        <w:shd w:color="ffffff"/>
+        <w:shd w:val="clear" w:color="ffffff"/>
         <w:tcBorders>
-          <w:top w:val="none"/>
-          <w:left w:val="none"/>
-          <w:bottom w:val="none"/>
+          <w:top w:val="none" w:color="000000" w:sz="4" w:space="0"/>
+          <w:left w:val="none" w:color="000000" w:sz="4" w:space="0"/>
+          <w:bottom w:val="none" w:color="000000" w:sz="4" w:space="0"/>
           <w:right w:val="single" w:color="000000" w:themeColor="accent1" w:sz="4" w:space="0"/>
         </w:tcBorders>
       </w:tcPr>
@@ -27131,10 +27365,10 @@
       <w:tcPr>
         <w:shd w:val="clear" w:color="ffffff" w:themeColor="light1" w:fill="ffffff" w:themeFill="light1"/>
         <w:tcBorders>
-          <w:top w:val="none"/>
-          <w:left w:val="none"/>
+          <w:top w:val="none" w:color="000000" w:sz="4" w:space="0"/>
+          <w:left w:val="none" w:color="000000" w:sz="4" w:space="0"/>
           <w:bottom w:val="single" w:color="000000" w:themeColor="accent1" w:sz="4" w:space="0"/>
-          <w:right w:val="none"/>
+          <w:right w:val="none" w:color="000000" w:sz="4" w:space="0"/>
         </w:tcBorders>
       </w:tcPr>
     </w:tblStylePr>
@@ -27154,12 +27388,12 @@
         <w:tblBorders/>
       </w:tblPr>
       <w:tcPr>
-        <w:shd w:color="ffffff"/>
+        <w:shd w:val="clear" w:color="ffffff"/>
         <w:tcBorders>
-          <w:top w:val="none"/>
+          <w:top w:val="none" w:color="000000" w:sz="4" w:space="0"/>
           <w:left w:val="single" w:color="000000" w:themeColor="accent1" w:sz="4" w:space="0"/>
-          <w:bottom w:val="none"/>
-          <w:right w:val="none"/>
+          <w:bottom w:val="none" w:color="000000" w:sz="4" w:space="0"/>
+          <w:right w:val="none" w:color="000000" w:sz="4" w:space="0"/>
         </w:tcBorders>
       </w:tcPr>
     </w:tblStylePr>
@@ -27182,9 +27416,9 @@
         <w:shd w:val="clear" w:color="ffffff" w:themeColor="light1" w:fill="ffffff" w:themeFill="light1"/>
         <w:tcBorders>
           <w:top w:val="single" w:color="000000" w:themeColor="accent1" w:sz="4" w:space="0"/>
-          <w:left w:val="none"/>
-          <w:bottom w:val="none"/>
-          <w:right w:val="none"/>
+          <w:left w:val="none" w:color="000000" w:sz="4" w:space="0"/>
+          <w:bottom w:val="none" w:color="000000" w:sz="4" w:space="0"/>
+          <w:right w:val="none" w:color="000000" w:sz="4" w:space="0"/>
         </w:tcBorders>
       </w:tcPr>
     </w:tblStylePr>
@@ -27259,9 +27493,9 @@
       </w:tcPr>
     </w:tblStylePr>
   </w:style>
-  <w:style w:type="table" w:styleId="112">
+  <w:style w:type="table" w:styleId="822">
     <w:name w:val="List Table 7 Colorful - Accent 2"/>
-    <w:basedOn w:val="733"/>
+    <w:basedOn w:val="901"/>
     <w:uiPriority w:val="99"/>
     <w:pPr>
       <w:pBdr/>
@@ -27360,11 +27594,11 @@
         <w:tblBorders/>
       </w:tblPr>
       <w:tcPr>
-        <w:shd w:color="ffffff"/>
+        <w:shd w:val="clear" w:color="ffffff"/>
         <w:tcBorders>
-          <w:top w:val="none"/>
-          <w:left w:val="none"/>
-          <w:bottom w:val="none"/>
+          <w:top w:val="none" w:color="000000" w:sz="4" w:space="0"/>
+          <w:left w:val="none" w:color="000000" w:sz="4" w:space="0"/>
+          <w:bottom w:val="none" w:color="000000" w:sz="4" w:space="0"/>
           <w:right w:val="single" w:color="000000" w:themeColor="accent2" w:themeTint="97" w:sz="4" w:space="0"/>
         </w:tcBorders>
       </w:tcPr>
@@ -27387,10 +27621,10 @@
       <w:tcPr>
         <w:shd w:val="clear" w:color="ffffff" w:themeColor="light1" w:fill="ffffff" w:themeFill="light1"/>
         <w:tcBorders>
-          <w:top w:val="none"/>
-          <w:left w:val="none"/>
+          <w:top w:val="none" w:color="000000" w:sz="4" w:space="0"/>
+          <w:left w:val="none" w:color="000000" w:sz="4" w:space="0"/>
           <w:bottom w:val="single" w:color="000000" w:themeColor="accent2" w:themeTint="97" w:sz="4" w:space="0"/>
-          <w:right w:val="none"/>
+          <w:right w:val="none" w:color="000000" w:sz="4" w:space="0"/>
         </w:tcBorders>
       </w:tcPr>
     </w:tblStylePr>
@@ -27410,12 +27644,12 @@
         <w:tblBorders/>
       </w:tblPr>
       <w:tcPr>
-        <w:shd w:color="ffffff"/>
+        <w:shd w:val="clear" w:color="ffffff"/>
         <w:tcBorders>
-          <w:top w:val="none"/>
+          <w:top w:val="none" w:color="000000" w:sz="4" w:space="0"/>
           <w:left w:val="single" w:color="000000" w:themeColor="accent2" w:themeTint="97" w:sz="4" w:space="0"/>
-          <w:bottom w:val="none"/>
-          <w:right w:val="none"/>
+          <w:bottom w:val="none" w:color="000000" w:sz="4" w:space="0"/>
+          <w:right w:val="none" w:color="000000" w:sz="4" w:space="0"/>
         </w:tcBorders>
       </w:tcPr>
     </w:tblStylePr>
@@ -27438,9 +27672,9 @@
         <w:shd w:val="clear" w:color="ffffff" w:themeColor="light1" w:fill="ffffff" w:themeFill="light1"/>
         <w:tcBorders>
           <w:top w:val="single" w:color="000000" w:themeColor="accent2" w:themeTint="97" w:sz="4" w:space="0"/>
-          <w:left w:val="none"/>
-          <w:bottom w:val="none"/>
-          <w:right w:val="none"/>
+          <w:left w:val="none" w:color="000000" w:sz="4" w:space="0"/>
+          <w:bottom w:val="none" w:color="000000" w:sz="4" w:space="0"/>
+          <w:right w:val="none" w:color="000000" w:sz="4" w:space="0"/>
         </w:tcBorders>
       </w:tcPr>
     </w:tblStylePr>
@@ -27515,9 +27749,9 @@
       </w:tcPr>
     </w:tblStylePr>
   </w:style>
-  <w:style w:type="table" w:styleId="113">
+  <w:style w:type="table" w:styleId="823">
     <w:name w:val="List Table 7 Colorful - Accent 3"/>
-    <w:basedOn w:val="733"/>
+    <w:basedOn w:val="901"/>
     <w:uiPriority w:val="99"/>
     <w:pPr>
       <w:pBdr/>
@@ -27616,11 +27850,11 @@
         <w:tblBorders/>
       </w:tblPr>
       <w:tcPr>
-        <w:shd w:color="ffffff"/>
+        <w:shd w:val="clear" w:color="ffffff"/>
         <w:tcBorders>
-          <w:top w:val="none"/>
-          <w:left w:val="none"/>
-          <w:bottom w:val="none"/>
+          <w:top w:val="none" w:color="000000" w:sz="4" w:space="0"/>
+          <w:left w:val="none" w:color="000000" w:sz="4" w:space="0"/>
+          <w:bottom w:val="none" w:color="000000" w:sz="4" w:space="0"/>
           <w:right w:val="single" w:color="000000" w:themeColor="accent3" w:themeTint="98" w:sz="4" w:space="0"/>
         </w:tcBorders>
       </w:tcPr>
@@ -27643,10 +27877,10 @@
       <w:tcPr>
         <w:shd w:val="clear" w:color="ffffff" w:themeColor="light1" w:fill="ffffff" w:themeFill="light1"/>
         <w:tcBorders>
-          <w:top w:val="none"/>
-          <w:left w:val="none"/>
+          <w:top w:val="none" w:color="000000" w:sz="4" w:space="0"/>
+          <w:left w:val="none" w:color="000000" w:sz="4" w:space="0"/>
           <w:bottom w:val="single" w:color="000000" w:themeColor="accent3" w:themeTint="98" w:sz="4" w:space="0"/>
-          <w:right w:val="none"/>
+          <w:right w:val="none" w:color="000000" w:sz="4" w:space="0"/>
         </w:tcBorders>
       </w:tcPr>
     </w:tblStylePr>
@@ -27666,12 +27900,12 @@
         <w:tblBorders/>
       </w:tblPr>
       <w:tcPr>
-        <w:shd w:color="ffffff"/>
+        <w:shd w:val="clear" w:color="ffffff"/>
         <w:tcBorders>
-          <w:top w:val="none"/>
+          <w:top w:val="none" w:color="000000" w:sz="4" w:space="0"/>
           <w:left w:val="single" w:color="000000" w:themeColor="accent3" w:themeTint="98" w:sz="4" w:space="0"/>
-          <w:bottom w:val="none"/>
-          <w:right w:val="none"/>
+          <w:bottom w:val="none" w:color="000000" w:sz="4" w:space="0"/>
+          <w:right w:val="none" w:color="000000" w:sz="4" w:space="0"/>
         </w:tcBorders>
       </w:tcPr>
     </w:tblStylePr>
@@ -27694,9 +27928,9 @@
         <w:shd w:val="clear" w:color="ffffff" w:themeColor="light1" w:fill="ffffff" w:themeFill="light1"/>
         <w:tcBorders>
           <w:top w:val="single" w:color="000000" w:themeColor="accent3" w:themeTint="98" w:sz="4" w:space="0"/>
-          <w:left w:val="none"/>
-          <w:bottom w:val="none"/>
-          <w:right w:val="none"/>
+          <w:left w:val="none" w:color="000000" w:sz="4" w:space="0"/>
+          <w:bottom w:val="none" w:color="000000" w:sz="4" w:space="0"/>
+          <w:right w:val="none" w:color="000000" w:sz="4" w:space="0"/>
         </w:tcBorders>
       </w:tcPr>
     </w:tblStylePr>
@@ -27771,9 +28005,9 @@
       </w:tcPr>
     </w:tblStylePr>
   </w:style>
-  <w:style w:type="table" w:styleId="114">
+  <w:style w:type="table" w:styleId="824">
     <w:name w:val="List Table 7 Colorful - Accent 4"/>
-    <w:basedOn w:val="733"/>
+    <w:basedOn w:val="901"/>
     <w:uiPriority w:val="99"/>
     <w:pPr>
       <w:pBdr/>
@@ -27872,11 +28106,11 @@
         <w:tblBorders/>
       </w:tblPr>
       <w:tcPr>
-        <w:shd w:color="ffffff"/>
+        <w:shd w:val="clear" w:color="ffffff"/>
         <w:tcBorders>
-          <w:top w:val="none"/>
-          <w:left w:val="none"/>
-          <w:bottom w:val="none"/>
+          <w:top w:val="none" w:color="000000" w:sz="4" w:space="0"/>
+          <w:left w:val="none" w:color="000000" w:sz="4" w:space="0"/>
+          <w:bottom w:val="none" w:color="000000" w:sz="4" w:space="0"/>
           <w:right w:val="single" w:color="000000" w:themeColor="accent4" w:themeTint="9A" w:sz="4" w:space="0"/>
         </w:tcBorders>
       </w:tcPr>
@@ -27899,10 +28133,10 @@
       <w:tcPr>
         <w:shd w:val="clear" w:color="ffffff" w:themeColor="light1" w:fill="ffffff" w:themeFill="light1"/>
         <w:tcBorders>
-          <w:top w:val="none"/>
-          <w:left w:val="none"/>
+          <w:top w:val="none" w:color="000000" w:sz="4" w:space="0"/>
+          <w:left w:val="none" w:color="000000" w:sz="4" w:space="0"/>
           <w:bottom w:val="single" w:color="000000" w:themeColor="accent4" w:themeTint="9A" w:sz="4" w:space="0"/>
-          <w:right w:val="none"/>
+          <w:right w:val="none" w:color="000000" w:sz="4" w:space="0"/>
         </w:tcBorders>
       </w:tcPr>
     </w:tblStylePr>
@@ -27922,12 +28156,12 @@
         <w:tblBorders/>
       </w:tblPr>
       <w:tcPr>
-        <w:shd w:color="ffffff"/>
+        <w:shd w:val="clear" w:color="ffffff"/>
         <w:tcBorders>
-          <w:top w:val="none"/>
+          <w:top w:val="none" w:color="000000" w:sz="4" w:space="0"/>
           <w:left w:val="single" w:color="000000" w:themeColor="accent4" w:themeTint="9A" w:sz="4" w:space="0"/>
-          <w:bottom w:val="none"/>
-          <w:right w:val="none"/>
+          <w:bottom w:val="none" w:color="000000" w:sz="4" w:space="0"/>
+          <w:right w:val="none" w:color="000000" w:sz="4" w:space="0"/>
         </w:tcBorders>
       </w:tcPr>
     </w:tblStylePr>
@@ -27950,9 +28184,9 @@
         <w:shd w:val="clear" w:color="ffffff" w:themeColor="light1" w:fill="ffffff" w:themeFill="light1"/>
         <w:tcBorders>
           <w:top w:val="single" w:color="000000" w:themeColor="accent4" w:themeTint="9A" w:sz="4" w:space="0"/>
-          <w:left w:val="none"/>
-          <w:bottom w:val="none"/>
-          <w:right w:val="none"/>
+          <w:left w:val="none" w:color="000000" w:sz="4" w:space="0"/>
+          <w:bottom w:val="none" w:color="000000" w:sz="4" w:space="0"/>
+          <w:right w:val="none" w:color="000000" w:sz="4" w:space="0"/>
         </w:tcBorders>
       </w:tcPr>
     </w:tblStylePr>
@@ -28027,9 +28261,9 @@
       </w:tcPr>
     </w:tblStylePr>
   </w:style>
-  <w:style w:type="table" w:styleId="115">
+  <w:style w:type="table" w:styleId="825">
     <w:name w:val="List Table 7 Colorful - Accent 5"/>
-    <w:basedOn w:val="733"/>
+    <w:basedOn w:val="901"/>
     <w:uiPriority w:val="99"/>
     <w:pPr>
       <w:pBdr/>
@@ -28128,11 +28362,11 @@
         <w:tblBorders/>
       </w:tblPr>
       <w:tcPr>
-        <w:shd w:color="ffffff"/>
+        <w:shd w:val="clear" w:color="ffffff"/>
         <w:tcBorders>
-          <w:top w:val="none"/>
-          <w:left w:val="none"/>
-          <w:bottom w:val="none"/>
+          <w:top w:val="none" w:color="000000" w:sz="4" w:space="0"/>
+          <w:left w:val="none" w:color="000000" w:sz="4" w:space="0"/>
+          <w:bottom w:val="none" w:color="000000" w:sz="4" w:space="0"/>
           <w:right w:val="single" w:color="000000" w:themeColor="accent5" w:themeTint="9A" w:sz="4" w:space="0"/>
         </w:tcBorders>
       </w:tcPr>
@@ -28155,10 +28389,10 @@
       <w:tcPr>
         <w:shd w:val="clear" w:color="ffffff" w:themeColor="light1" w:fill="ffffff" w:themeFill="light1"/>
         <w:tcBorders>
-          <w:top w:val="none"/>
-          <w:left w:val="none"/>
+          <w:top w:val="none" w:color="000000" w:sz="4" w:space="0"/>
+          <w:left w:val="none" w:color="000000" w:sz="4" w:space="0"/>
           <w:bottom w:val="single" w:color="000000" w:themeColor="accent5" w:themeTint="9A" w:sz="4" w:space="0"/>
-          <w:right w:val="none"/>
+          <w:right w:val="none" w:color="000000" w:sz="4" w:space="0"/>
         </w:tcBorders>
       </w:tcPr>
     </w:tblStylePr>
@@ -28178,12 +28412,12 @@
         <w:tblBorders/>
       </w:tblPr>
       <w:tcPr>
-        <w:shd w:color="ffffff"/>
+        <w:shd w:val="clear" w:color="ffffff"/>
         <w:tcBorders>
-          <w:top w:val="none"/>
+          <w:top w:val="none" w:color="000000" w:sz="4" w:space="0"/>
           <w:left w:val="single" w:color="000000" w:themeColor="accent5" w:themeTint="9A" w:sz="4" w:space="0"/>
-          <w:bottom w:val="none"/>
-          <w:right w:val="none"/>
+          <w:bottom w:val="none" w:color="000000" w:sz="4" w:space="0"/>
+          <w:right w:val="none" w:color="000000" w:sz="4" w:space="0"/>
         </w:tcBorders>
       </w:tcPr>
     </w:tblStylePr>
@@ -28206,9 +28440,9 @@
         <w:shd w:val="clear" w:color="ffffff" w:themeColor="light1" w:fill="ffffff" w:themeFill="light1"/>
         <w:tcBorders>
           <w:top w:val="single" w:color="000000" w:themeColor="accent5" w:themeTint="9A" w:sz="4" w:space="0"/>
-          <w:left w:val="none"/>
-          <w:bottom w:val="none"/>
-          <w:right w:val="none"/>
+          <w:left w:val="none" w:color="000000" w:sz="4" w:space="0"/>
+          <w:bottom w:val="none" w:color="000000" w:sz="4" w:space="0"/>
+          <w:right w:val="none" w:color="000000" w:sz="4" w:space="0"/>
         </w:tcBorders>
       </w:tcPr>
     </w:tblStylePr>
@@ -28283,9 +28517,9 @@
       </w:tcPr>
     </w:tblStylePr>
   </w:style>
-  <w:style w:type="table" w:styleId="116">
+  <w:style w:type="table" w:styleId="826">
     <w:name w:val="List Table 7 Colorful - Accent 6"/>
-    <w:basedOn w:val="733"/>
+    <w:basedOn w:val="901"/>
     <w:uiPriority w:val="99"/>
     <w:pPr>
       <w:pBdr/>
@@ -28384,11 +28618,11 @@
         <w:tblBorders/>
       </w:tblPr>
       <w:tcPr>
-        <w:shd w:color="ffffff"/>
+        <w:shd w:val="clear" w:color="ffffff"/>
         <w:tcBorders>
-          <w:top w:val="none"/>
-          <w:left w:val="none"/>
-          <w:bottom w:val="none"/>
+          <w:top w:val="none" w:color="000000" w:sz="4" w:space="0"/>
+          <w:left w:val="none" w:color="000000" w:sz="4" w:space="0"/>
+          <w:bottom w:val="none" w:color="000000" w:sz="4" w:space="0"/>
           <w:right w:val="single" w:color="000000" w:themeColor="accent6" w:themeTint="98" w:sz="4" w:space="0"/>
         </w:tcBorders>
       </w:tcPr>
@@ -28411,10 +28645,10 @@
       <w:tcPr>
         <w:shd w:val="clear" w:color="ffffff" w:themeColor="light1" w:fill="ffffff" w:themeFill="light1"/>
         <w:tcBorders>
-          <w:top w:val="none"/>
-          <w:left w:val="none"/>
+          <w:top w:val="none" w:color="000000" w:sz="4" w:space="0"/>
+          <w:left w:val="none" w:color="000000" w:sz="4" w:space="0"/>
           <w:bottom w:val="single" w:color="000000" w:themeColor="accent6" w:themeTint="98" w:sz="4" w:space="0"/>
-          <w:right w:val="none"/>
+          <w:right w:val="none" w:color="000000" w:sz="4" w:space="0"/>
         </w:tcBorders>
       </w:tcPr>
     </w:tblStylePr>
@@ -28434,12 +28668,12 @@
         <w:tblBorders/>
       </w:tblPr>
       <w:tcPr>
-        <w:shd w:color="ffffff"/>
+        <w:shd w:val="clear" w:color="ffffff"/>
         <w:tcBorders>
-          <w:top w:val="none"/>
+          <w:top w:val="none" w:color="000000" w:sz="4" w:space="0"/>
           <w:left w:val="single" w:color="000000" w:themeColor="accent6" w:themeTint="98" w:sz="4" w:space="0"/>
-          <w:bottom w:val="none"/>
-          <w:right w:val="none"/>
+          <w:bottom w:val="none" w:color="000000" w:sz="4" w:space="0"/>
+          <w:right w:val="none" w:color="000000" w:sz="4" w:space="0"/>
         </w:tcBorders>
       </w:tcPr>
     </w:tblStylePr>
@@ -28462,9 +28696,9 @@
         <w:shd w:val="clear" w:color="ffffff" w:themeColor="light1" w:fill="ffffff" w:themeFill="light1"/>
         <w:tcBorders>
           <w:top w:val="single" w:color="000000" w:themeColor="accent6" w:themeTint="98" w:sz="4" w:space="0"/>
-          <w:left w:val="none"/>
-          <w:bottom w:val="none"/>
-          <w:right w:val="none"/>
+          <w:left w:val="none" w:color="000000" w:sz="4" w:space="0"/>
+          <w:bottom w:val="none" w:color="000000" w:sz="4" w:space="0"/>
+          <w:right w:val="none" w:color="000000" w:sz="4" w:space="0"/>
         </w:tcBorders>
       </w:tcPr>
     </w:tblStylePr>
@@ -28539,9 +28773,9 @@
       </w:tcPr>
     </w:tblStylePr>
   </w:style>
-  <w:style w:type="table" w:styleId="117">
+  <w:style w:type="table" w:styleId="827">
     <w:name w:val="Lined - Accent"/>
-    <w:basedOn w:val="733"/>
+    <w:basedOn w:val="901"/>
     <w:uiPriority w:val="99"/>
     <w:pPr>
       <w:pBdr/>
@@ -28776,9 +29010,9 @@
       </w:tcPr>
     </w:tblStylePr>
   </w:style>
-  <w:style w:type="table" w:styleId="118">
+  <w:style w:type="table" w:styleId="828">
     <w:name w:val="Lined - Accent 1"/>
-    <w:basedOn w:val="733"/>
+    <w:basedOn w:val="901"/>
     <w:uiPriority w:val="99"/>
     <w:pPr>
       <w:pBdr/>
@@ -29013,9 +29247,9 @@
       </w:tcPr>
     </w:tblStylePr>
   </w:style>
-  <w:style w:type="table" w:styleId="119">
+  <w:style w:type="table" w:styleId="829">
     <w:name w:val="Lined - Accent 2"/>
-    <w:basedOn w:val="733"/>
+    <w:basedOn w:val="901"/>
     <w:uiPriority w:val="99"/>
     <w:pPr>
       <w:pBdr/>
@@ -29250,9 +29484,9 @@
       </w:tcPr>
     </w:tblStylePr>
   </w:style>
-  <w:style w:type="table" w:styleId="120">
+  <w:style w:type="table" w:styleId="830">
     <w:name w:val="Lined - Accent 3"/>
-    <w:basedOn w:val="733"/>
+    <w:basedOn w:val="901"/>
     <w:uiPriority w:val="99"/>
     <w:pPr>
       <w:pBdr/>
@@ -29487,9 +29721,9 @@
       </w:tcPr>
     </w:tblStylePr>
   </w:style>
-  <w:style w:type="table" w:styleId="121">
+  <w:style w:type="table" w:styleId="831">
     <w:name w:val="Lined - Accent 4"/>
-    <w:basedOn w:val="733"/>
+    <w:basedOn w:val="901"/>
     <w:uiPriority w:val="99"/>
     <w:pPr>
       <w:pBdr/>
@@ -29724,9 +29958,9 @@
       </w:tcPr>
     </w:tblStylePr>
   </w:style>
-  <w:style w:type="table" w:styleId="122">
+  <w:style w:type="table" w:styleId="832">
     <w:name w:val="Lined - Accent 5"/>
-    <w:basedOn w:val="733"/>
+    <w:basedOn w:val="901"/>
     <w:uiPriority w:val="99"/>
     <w:pPr>
       <w:pBdr/>
@@ -29961,9 +30195,9 @@
       </w:tcPr>
     </w:tblStylePr>
   </w:style>
-  <w:style w:type="table" w:styleId="123">
+  <w:style w:type="table" w:styleId="833">
     <w:name w:val="Lined - Accent 6"/>
-    <w:basedOn w:val="733"/>
+    <w:basedOn w:val="901"/>
     <w:uiPriority w:val="99"/>
     <w:pPr>
       <w:pBdr/>
@@ -30198,9 +30432,9 @@
       </w:tcPr>
     </w:tblStylePr>
   </w:style>
-  <w:style w:type="table" w:styleId="124">
+  <w:style w:type="table" w:styleId="834">
     <w:name w:val="Bordered &amp; Lined - Accent"/>
-    <w:basedOn w:val="733"/>
+    <w:basedOn w:val="901"/>
     <w:uiPriority w:val="99"/>
     <w:pPr>
       <w:pBdr/>
@@ -30442,9 +30676,9 @@
       </w:tcPr>
     </w:tblStylePr>
   </w:style>
-  <w:style w:type="table" w:styleId="125">
+  <w:style w:type="table" w:styleId="835">
     <w:name w:val="Bordered &amp; Lined - Accent 1"/>
-    <w:basedOn w:val="733"/>
+    <w:basedOn w:val="901"/>
     <w:uiPriority w:val="99"/>
     <w:pPr>
       <w:pBdr/>
@@ -30686,9 +30920,9 @@
       </w:tcPr>
     </w:tblStylePr>
   </w:style>
-  <w:style w:type="table" w:styleId="126">
+  <w:style w:type="table" w:styleId="836">
     <w:name w:val="Bordered &amp; Lined - Accent 2"/>
-    <w:basedOn w:val="733"/>
+    <w:basedOn w:val="901"/>
     <w:uiPriority w:val="99"/>
     <w:pPr>
       <w:pBdr/>
@@ -30930,9 +31164,9 @@
       </w:tcPr>
     </w:tblStylePr>
   </w:style>
-  <w:style w:type="table" w:styleId="127">
+  <w:style w:type="table" w:styleId="837">
     <w:name w:val="Bordered &amp; Lined - Accent 3"/>
-    <w:basedOn w:val="733"/>
+    <w:basedOn w:val="901"/>
     <w:uiPriority w:val="99"/>
     <w:pPr>
       <w:pBdr/>
@@ -31174,9 +31408,9 @@
       </w:tcPr>
     </w:tblStylePr>
   </w:style>
-  <w:style w:type="table" w:styleId="128">
+  <w:style w:type="table" w:styleId="838">
     <w:name w:val="Bordered &amp; Lined - Accent 4"/>
-    <w:basedOn w:val="733"/>
+    <w:basedOn w:val="901"/>
     <w:uiPriority w:val="99"/>
     <w:pPr>
       <w:pBdr/>
@@ -31418,9 +31652,9 @@
       </w:tcPr>
     </w:tblStylePr>
   </w:style>
-  <w:style w:type="table" w:styleId="129">
+  <w:style w:type="table" w:styleId="839">
     <w:name w:val="Bordered &amp; Lined - Accent 5"/>
-    <w:basedOn w:val="733"/>
+    <w:basedOn w:val="901"/>
     <w:uiPriority w:val="99"/>
     <w:pPr>
       <w:pBdr/>
@@ -31662,9 +31896,9 @@
       </w:tcPr>
     </w:tblStylePr>
   </w:style>
-  <w:style w:type="table" w:styleId="130">
+  <w:style w:type="table" w:styleId="840">
     <w:name w:val="Bordered &amp; Lined - Accent 6"/>
-    <w:basedOn w:val="733"/>
+    <w:basedOn w:val="901"/>
     <w:uiPriority w:val="99"/>
     <w:pPr>
       <w:pBdr/>
@@ -31906,9 +32140,9 @@
       </w:tcPr>
     </w:tblStylePr>
   </w:style>
-  <w:style w:type="table" w:styleId="131">
+  <w:style w:type="table" w:styleId="841">
     <w:name w:val="Bordered"/>
-    <w:basedOn w:val="733"/>
+    <w:basedOn w:val="901"/>
     <w:uiPriority w:val="99"/>
     <w:pPr>
       <w:pBdr/>
@@ -32137,9 +32371,9 @@
       </w:tcPr>
     </w:tblStylePr>
   </w:style>
-  <w:style w:type="table" w:styleId="132">
+  <w:style w:type="table" w:styleId="842">
     <w:name w:val="Bordered - Accent 1"/>
-    <w:basedOn w:val="733"/>
+    <w:basedOn w:val="901"/>
     <w:uiPriority w:val="99"/>
     <w:pPr>
       <w:pBdr/>
@@ -32368,9 +32602,9 @@
       </w:tcPr>
     </w:tblStylePr>
   </w:style>
-  <w:style w:type="table" w:styleId="133">
+  <w:style w:type="table" w:styleId="843">
     <w:name w:val="Bordered - Accent 2"/>
-    <w:basedOn w:val="733"/>
+    <w:basedOn w:val="901"/>
     <w:uiPriority w:val="99"/>
     <w:pPr>
       <w:pBdr/>
@@ -32599,9 +32833,9 @@
       </w:tcPr>
     </w:tblStylePr>
   </w:style>
-  <w:style w:type="table" w:styleId="134">
+  <w:style w:type="table" w:styleId="844">
     <w:name w:val="Bordered - Accent 3"/>
-    <w:basedOn w:val="733"/>
+    <w:basedOn w:val="901"/>
     <w:uiPriority w:val="99"/>
     <w:pPr>
       <w:pBdr/>
@@ -32830,9 +33064,9 @@
       </w:tcPr>
     </w:tblStylePr>
   </w:style>
-  <w:style w:type="table" w:styleId="135">
+  <w:style w:type="table" w:styleId="845">
     <w:name w:val="Bordered - Accent 4"/>
-    <w:basedOn w:val="733"/>
+    <w:basedOn w:val="901"/>
     <w:uiPriority w:val="99"/>
     <w:pPr>
       <w:pBdr/>
@@ -33061,9 +33295,9 @@
       </w:tcPr>
     </w:tblStylePr>
   </w:style>
-  <w:style w:type="table" w:styleId="136">
+  <w:style w:type="table" w:styleId="846">
     <w:name w:val="Bordered - Accent 5"/>
-    <w:basedOn w:val="733"/>
+    <w:basedOn w:val="901"/>
     <w:uiPriority w:val="99"/>
     <w:pPr>
       <w:pBdr/>
@@ -33292,9 +33526,9 @@
       </w:tcPr>
     </w:tblStylePr>
   </w:style>
-  <w:style w:type="table" w:styleId="137">
+  <w:style w:type="table" w:styleId="847">
     <w:name w:val="Bordered - Accent 6"/>
-    <w:basedOn w:val="733"/>
+    <w:basedOn w:val="901"/>
     <w:uiPriority w:val="99"/>
     <w:pPr>
       <w:pBdr/>
@@ -33523,10 +33757,10 @@
       </w:tcPr>
     </w:tblStylePr>
   </w:style>
-  <w:style w:type="character" w:styleId="150">
+  <w:style w:type="character" w:styleId="848">
     <w:name w:val="Heading 1 Char"/>
-    <w:basedOn w:val="732"/>
-    <w:link w:val="723"/>
+    <w:basedOn w:val="900"/>
+    <w:link w:val="891"/>
     <w:uiPriority w:val="9"/>
     <w:pPr>
       <w:pBdr/>
@@ -33540,10 +33774,10 @@
       <w:szCs w:val="40"/>
     </w:rPr>
   </w:style>
-  <w:style w:type="character" w:styleId="151">
+  <w:style w:type="character" w:styleId="849">
     <w:name w:val="Heading 2 Char"/>
-    <w:basedOn w:val="732"/>
-    <w:link w:val="724"/>
+    <w:basedOn w:val="900"/>
+    <w:link w:val="892"/>
     <w:uiPriority w:val="9"/>
     <w:pPr>
       <w:pBdr/>
@@ -33557,10 +33791,10 @@
       <w:szCs w:val="32"/>
     </w:rPr>
   </w:style>
-  <w:style w:type="character" w:styleId="152">
+  <w:style w:type="character" w:styleId="850">
     <w:name w:val="Heading 3 Char"/>
-    <w:basedOn w:val="732"/>
-    <w:link w:val="725"/>
+    <w:basedOn w:val="900"/>
+    <w:link w:val="893"/>
     <w:uiPriority w:val="9"/>
     <w:pPr>
       <w:pBdr/>
@@ -33574,10 +33808,10 @@
       <w:szCs w:val="28"/>
     </w:rPr>
   </w:style>
-  <w:style w:type="character" w:styleId="153">
+  <w:style w:type="character" w:styleId="851">
     <w:name w:val="Heading 4 Char"/>
-    <w:basedOn w:val="732"/>
-    <w:link w:val="726"/>
+    <w:basedOn w:val="900"/>
+    <w:link w:val="894"/>
     <w:uiPriority w:val="9"/>
     <w:pPr>
       <w:pBdr/>
@@ -33591,10 +33825,10 @@
       <w:color w:val="0f4761" w:themeColor="accent1" w:themeShade="BF"/>
     </w:rPr>
   </w:style>
-  <w:style w:type="character" w:styleId="154">
+  <w:style w:type="character" w:styleId="852">
     <w:name w:val="Heading 5 Char"/>
-    <w:basedOn w:val="732"/>
-    <w:link w:val="727"/>
+    <w:basedOn w:val="900"/>
+    <w:link w:val="895"/>
     <w:uiPriority w:val="9"/>
     <w:pPr>
       <w:pBdr/>
@@ -33606,10 +33840,10 @@
       <w:color w:val="0f4761" w:themeColor="accent1" w:themeShade="BF"/>
     </w:rPr>
   </w:style>
-  <w:style w:type="character" w:styleId="155">
+  <w:style w:type="character" w:styleId="853">
     <w:name w:val="Heading 6 Char"/>
-    <w:basedOn w:val="732"/>
-    <w:link w:val="728"/>
+    <w:basedOn w:val="900"/>
+    <w:link w:val="896"/>
     <w:uiPriority w:val="9"/>
     <w:pPr>
       <w:pBdr/>
@@ -33623,10 +33857,10 @@
       <w:color w:val="595959" w:themeColor="text1" w:themeTint="A6"/>
     </w:rPr>
   </w:style>
-  <w:style w:type="character" w:styleId="156">
+  <w:style w:type="character" w:styleId="854">
     <w:name w:val="Heading 7 Char"/>
-    <w:basedOn w:val="732"/>
-    <w:link w:val="729"/>
+    <w:basedOn w:val="900"/>
+    <w:link w:val="897"/>
     <w:uiPriority w:val="9"/>
     <w:pPr>
       <w:pBdr/>
@@ -33638,10 +33872,10 @@
       <w:color w:val="595959" w:themeColor="text1" w:themeTint="A6"/>
     </w:rPr>
   </w:style>
-  <w:style w:type="character" w:styleId="157">
+  <w:style w:type="character" w:styleId="855">
     <w:name w:val="Heading 8 Char"/>
-    <w:basedOn w:val="732"/>
-    <w:link w:val="730"/>
+    <w:basedOn w:val="900"/>
+    <w:link w:val="898"/>
     <w:uiPriority w:val="9"/>
     <w:pPr>
       <w:pBdr/>
@@ -33655,10 +33889,10 @@
       <w:color w:val="272727" w:themeColor="text1" w:themeTint="D8"/>
     </w:rPr>
   </w:style>
-  <w:style w:type="character" w:styleId="158">
+  <w:style w:type="character" w:styleId="856">
     <w:name w:val="Heading 9 Char"/>
-    <w:basedOn w:val="732"/>
-    <w:link w:val="731"/>
+    <w:basedOn w:val="900"/>
+    <w:link w:val="899"/>
     <w:uiPriority w:val="9"/>
     <w:pPr>
       <w:pBdr/>
@@ -33672,10 +33906,10 @@
       <w:color w:val="272727" w:themeColor="text1" w:themeTint="D8"/>
     </w:rPr>
   </w:style>
-  <w:style w:type="character" w:styleId="160">
+  <w:style w:type="character" w:styleId="857">
     <w:name w:val="Title Char"/>
-    <w:basedOn w:val="732"/>
-    <w:link w:val="744"/>
+    <w:basedOn w:val="900"/>
+    <w:link w:val="912"/>
     <w:uiPriority w:val="10"/>
     <w:pPr>
       <w:pBdr/>
@@ -33689,10 +33923,10 @@
       <w:szCs w:val="56"/>
     </w:rPr>
   </w:style>
-  <w:style w:type="character" w:styleId="162">
+  <w:style w:type="character" w:styleId="858">
     <w:name w:val="Subtitle Char"/>
-    <w:basedOn w:val="732"/>
-    <w:link w:val="746"/>
+    <w:basedOn w:val="900"/>
+    <w:link w:val="914"/>
     <w:uiPriority w:val="11"/>
     <w:pPr>
       <w:pBdr/>
@@ -33706,10 +33940,10 @@
       <w:szCs w:val="28"/>
     </w:rPr>
   </w:style>
-  <w:style w:type="character" w:styleId="164">
+  <w:style w:type="character" w:styleId="859">
     <w:name w:val="Quote Char"/>
-    <w:basedOn w:val="732"/>
-    <w:link w:val="748"/>
+    <w:basedOn w:val="900"/>
+    <w:link w:val="916"/>
     <w:uiPriority w:val="29"/>
     <w:pPr>
       <w:pBdr/>
@@ -33722,10 +33956,10 @@
       <w:color w:val="404040" w:themeColor="text1" w:themeTint="BF"/>
     </w:rPr>
   </w:style>
-  <w:style w:type="character" w:styleId="168">
+  <w:style w:type="character" w:styleId="860">
     <w:name w:val="Intense Quote Char"/>
-    <w:basedOn w:val="732"/>
-    <w:link w:val="752"/>
+    <w:basedOn w:val="900"/>
+    <w:link w:val="920"/>
     <w:uiPriority w:val="30"/>
     <w:pPr>
       <w:pBdr/>
@@ -33738,9 +33972,9 @@
       <w:color w:val="0f4761" w:themeColor="accent1" w:themeShade="BF"/>
     </w:rPr>
   </w:style>
-  <w:style w:type="paragraph" w:styleId="170">
+  <w:style w:type="paragraph" w:styleId="861">
     <w:name w:val="No Spacing"/>
-    <w:basedOn w:val="722"/>
+    <w:basedOn w:val="890"/>
     <w:uiPriority w:val="1"/>
     <w:qFormat/>
     <w:pPr>
@@ -33749,9 +33983,9 @@
       <w:ind/>
     </w:pPr>
   </w:style>
-  <w:style w:type="character" w:styleId="171">
+  <w:style w:type="character" w:styleId="862">
     <w:name w:val="Subtle Emphasis"/>
-    <w:basedOn w:val="732"/>
+    <w:basedOn w:val="900"/>
     <w:uiPriority w:val="19"/>
     <w:qFormat/>
     <w:pPr>
@@ -33765,9 +33999,9 @@
       <w:color w:val="404040" w:themeColor="text1" w:themeTint="BF"/>
     </w:rPr>
   </w:style>
-  <w:style w:type="character" w:styleId="172">
+  <w:style w:type="character" w:styleId="863">
     <w:name w:val="Emphasis"/>
-    <w:basedOn w:val="732"/>
+    <w:basedOn w:val="900"/>
     <w:uiPriority w:val="20"/>
     <w:qFormat/>
     <w:pPr>
@@ -33780,9 +34014,9 @@
       <w:iCs/>
     </w:rPr>
   </w:style>
-  <w:style w:type="character" w:styleId="173">
+  <w:style w:type="character" w:styleId="864">
     <w:name w:val="Strong"/>
-    <w:basedOn w:val="732"/>
+    <w:basedOn w:val="900"/>
     <w:uiPriority w:val="22"/>
     <w:qFormat/>
     <w:pPr>
@@ -33795,9 +34029,9 @@
       <w:bCs/>
     </w:rPr>
   </w:style>
-  <w:style w:type="character" w:styleId="174">
+  <w:style w:type="character" w:styleId="865">
     <w:name w:val="Subtle Reference"/>
-    <w:basedOn w:val="732"/>
+    <w:basedOn w:val="900"/>
     <w:uiPriority w:val="31"/>
     <w:qFormat/>
     <w:pPr>
@@ -33810,9 +34044,9 @@
       <w:color w:val="5a5a5a" w:themeColor="text1" w:themeTint="A5"/>
     </w:rPr>
   </w:style>
-  <w:style w:type="character" w:styleId="175">
+  <w:style w:type="character" w:styleId="866">
     <w:name w:val="Book Title"/>
-    <w:basedOn w:val="732"/>
+    <w:basedOn w:val="900"/>
     <w:uiPriority w:val="33"/>
     <w:qFormat/>
     <w:pPr>
@@ -33828,10 +34062,10 @@
       <w:spacing w:val="5"/>
     </w:rPr>
   </w:style>
-  <w:style w:type="character" w:styleId="177">
+  <w:style w:type="character" w:styleId="867">
     <w:name w:val="Header Char"/>
-    <w:basedOn w:val="732"/>
-    <w:link w:val="755"/>
+    <w:basedOn w:val="900"/>
+    <w:link w:val="923"/>
     <w:uiPriority w:val="99"/>
     <w:pPr>
       <w:pBdr/>
@@ -33839,10 +34073,10 @@
       <w:ind/>
     </w:pPr>
   </w:style>
-  <w:style w:type="character" w:styleId="179">
+  <w:style w:type="character" w:styleId="868">
     <w:name w:val="Footer Char"/>
-    <w:basedOn w:val="732"/>
-    <w:link w:val="757"/>
+    <w:basedOn w:val="900"/>
+    <w:link w:val="925"/>
     <w:uiPriority w:val="99"/>
     <w:pPr>
       <w:pBdr/>
@@ -33850,10 +34084,10 @@
       <w:ind/>
     </w:pPr>
   </w:style>
-  <w:style w:type="paragraph" w:styleId="180">
+  <w:style w:type="paragraph" w:styleId="869">
     <w:name w:val="Caption"/>
-    <w:basedOn w:val="722"/>
-    <w:next w:val="722"/>
+    <w:basedOn w:val="890"/>
+    <w:next w:val="890"/>
     <w:uiPriority w:val="35"/>
     <w:unhideWhenUsed/>
     <w:qFormat/>
@@ -33870,10 +34104,10 @@
       <w:szCs w:val="18"/>
     </w:rPr>
   </w:style>
-  <w:style w:type="paragraph" w:styleId="181">
+  <w:style w:type="paragraph" w:styleId="870">
     <w:name w:val="footnote text"/>
-    <w:basedOn w:val="722"/>
-    <w:link w:val="182"/>
+    <w:basedOn w:val="890"/>
+    <w:link w:val="871"/>
     <w:uiPriority w:val="99"/>
     <w:semiHidden/>
     <w:unhideWhenUsed/>
@@ -33887,10 +34121,10 @@
       <w:szCs w:val="20"/>
     </w:rPr>
   </w:style>
-  <w:style w:type="character" w:styleId="182">
+  <w:style w:type="character" w:styleId="871">
     <w:name w:val="Footnote Text Char"/>
-    <w:basedOn w:val="732"/>
-    <w:link w:val="181"/>
+    <w:basedOn w:val="900"/>
+    <w:link w:val="870"/>
     <w:uiPriority w:val="99"/>
     <w:semiHidden/>
     <w:pPr>
@@ -33903,9 +34137,9 @@
       <w:szCs w:val="20"/>
     </w:rPr>
   </w:style>
-  <w:style w:type="character" w:styleId="183">
+  <w:style w:type="character" w:styleId="872">
     <w:name w:val="footnote reference"/>
-    <w:basedOn w:val="732"/>
+    <w:basedOn w:val="900"/>
     <w:uiPriority w:val="99"/>
     <w:semiHidden/>
     <w:unhideWhenUsed/>
@@ -33918,10 +34152,10 @@
       <w:vertAlign w:val="superscript"/>
     </w:rPr>
   </w:style>
-  <w:style w:type="paragraph" w:styleId="184">
+  <w:style w:type="paragraph" w:styleId="873">
     <w:name w:val="endnote text"/>
-    <w:basedOn w:val="722"/>
-    <w:link w:val="185"/>
+    <w:basedOn w:val="890"/>
+    <w:link w:val="874"/>
     <w:uiPriority w:val="99"/>
     <w:semiHidden/>
     <w:unhideWhenUsed/>
@@ -33935,10 +34169,10 @@
       <w:szCs w:val="20"/>
     </w:rPr>
   </w:style>
-  <w:style w:type="character" w:styleId="185">
+  <w:style w:type="character" w:styleId="874">
     <w:name w:val="Endnote Text Char"/>
-    <w:basedOn w:val="732"/>
-    <w:link w:val="184"/>
+    <w:basedOn w:val="900"/>
+    <w:link w:val="873"/>
     <w:uiPriority w:val="99"/>
     <w:semiHidden/>
     <w:pPr>
@@ -33951,9 +34185,9 @@
       <w:szCs w:val="20"/>
     </w:rPr>
   </w:style>
-  <w:style w:type="character" w:styleId="186">
+  <w:style w:type="character" w:styleId="875">
     <w:name w:val="endnote reference"/>
-    <w:basedOn w:val="732"/>
+    <w:basedOn w:val="900"/>
     <w:uiPriority w:val="99"/>
     <w:semiHidden/>
     <w:unhideWhenUsed/>
@@ -33966,9 +34200,9 @@
       <w:vertAlign w:val="superscript"/>
     </w:rPr>
   </w:style>
-  <w:style w:type="character" w:styleId="187">
+  <w:style w:type="character" w:styleId="876">
     <w:name w:val="Hyperlink"/>
-    <w:basedOn w:val="732"/>
+    <w:basedOn w:val="900"/>
     <w:uiPriority w:val="99"/>
     <w:unhideWhenUsed/>
     <w:pPr>
@@ -33981,9 +34215,9 @@
       <w:u w:val="single"/>
     </w:rPr>
   </w:style>
-  <w:style w:type="character" w:styleId="188">
+  <w:style w:type="character" w:styleId="877">
     <w:name w:val="FollowedHyperlink"/>
-    <w:basedOn w:val="732"/>
+    <w:basedOn w:val="900"/>
     <w:uiPriority w:val="99"/>
     <w:semiHidden/>
     <w:unhideWhenUsed/>
@@ -33997,10 +34231,10 @@
       <w:u w:val="single"/>
     </w:rPr>
   </w:style>
-  <w:style w:type="paragraph" w:styleId="189">
+  <w:style w:type="paragraph" w:styleId="878">
     <w:name w:val="toc 1"/>
-    <w:basedOn w:val="722"/>
-    <w:next w:val="722"/>
+    <w:basedOn w:val="890"/>
+    <w:next w:val="890"/>
     <w:uiPriority w:val="39"/>
     <w:unhideWhenUsed/>
     <w:pPr>
@@ -34009,10 +34243,10 @@
       <w:ind/>
     </w:pPr>
   </w:style>
-  <w:style w:type="paragraph" w:styleId="190">
+  <w:style w:type="paragraph" w:styleId="879">
     <w:name w:val="toc 2"/>
-    <w:basedOn w:val="722"/>
-    <w:next w:val="722"/>
+    <w:basedOn w:val="890"/>
+    <w:next w:val="890"/>
     <w:uiPriority w:val="39"/>
     <w:unhideWhenUsed/>
     <w:pPr>
@@ -34021,10 +34255,10 @@
       <w:ind w:left="220"/>
     </w:pPr>
   </w:style>
-  <w:style w:type="paragraph" w:styleId="191">
+  <w:style w:type="paragraph" w:styleId="880">
     <w:name w:val="toc 3"/>
-    <w:basedOn w:val="722"/>
-    <w:next w:val="722"/>
+    <w:basedOn w:val="890"/>
+    <w:next w:val="890"/>
     <w:uiPriority w:val="39"/>
     <w:unhideWhenUsed/>
     <w:pPr>
@@ -34033,10 +34267,10 @@
       <w:ind w:left="440"/>
     </w:pPr>
   </w:style>
-  <w:style w:type="paragraph" w:styleId="192">
+  <w:style w:type="paragraph" w:styleId="881">
     <w:name w:val="toc 4"/>
-    <w:basedOn w:val="722"/>
-    <w:next w:val="722"/>
+    <w:basedOn w:val="890"/>
+    <w:next w:val="890"/>
     <w:uiPriority w:val="39"/>
     <w:unhideWhenUsed/>
     <w:pPr>
@@ -34045,10 +34279,10 @@
       <w:ind w:left="660"/>
     </w:pPr>
   </w:style>
-  <w:style w:type="paragraph" w:styleId="193">
+  <w:style w:type="paragraph" w:styleId="882">
     <w:name w:val="toc 5"/>
-    <w:basedOn w:val="722"/>
-    <w:next w:val="722"/>
+    <w:basedOn w:val="890"/>
+    <w:next w:val="890"/>
     <w:uiPriority w:val="39"/>
     <w:unhideWhenUsed/>
     <w:pPr>
@@ -34057,10 +34291,10 @@
       <w:ind w:left="880"/>
     </w:pPr>
   </w:style>
-  <w:style w:type="paragraph" w:styleId="194">
+  <w:style w:type="paragraph" w:styleId="883">
     <w:name w:val="toc 6"/>
-    <w:basedOn w:val="722"/>
-    <w:next w:val="722"/>
+    <w:basedOn w:val="890"/>
+    <w:next w:val="890"/>
     <w:uiPriority w:val="39"/>
     <w:unhideWhenUsed/>
     <w:pPr>
@@ -34069,10 +34303,10 @@
       <w:ind w:left="1100"/>
     </w:pPr>
   </w:style>
-  <w:style w:type="paragraph" w:styleId="195">
+  <w:style w:type="paragraph" w:styleId="884">
     <w:name w:val="toc 7"/>
-    <w:basedOn w:val="722"/>
-    <w:next w:val="722"/>
+    <w:basedOn w:val="890"/>
+    <w:next w:val="890"/>
     <w:uiPriority w:val="39"/>
     <w:unhideWhenUsed/>
     <w:pPr>
@@ -34081,10 +34315,10 @@
       <w:ind w:left="1320"/>
     </w:pPr>
   </w:style>
-  <w:style w:type="paragraph" w:styleId="196">
+  <w:style w:type="paragraph" w:styleId="885">
     <w:name w:val="toc 8"/>
-    <w:basedOn w:val="722"/>
-    <w:next w:val="722"/>
+    <w:basedOn w:val="890"/>
+    <w:next w:val="890"/>
     <w:uiPriority w:val="39"/>
     <w:unhideWhenUsed/>
     <w:pPr>
@@ -34093,10 +34327,10 @@
       <w:ind w:left="1540"/>
     </w:pPr>
   </w:style>
-  <w:style w:type="paragraph" w:styleId="197">
+  <w:style w:type="paragraph" w:styleId="886">
     <w:name w:val="toc 9"/>
-    <w:basedOn w:val="722"/>
-    <w:next w:val="722"/>
+    <w:basedOn w:val="890"/>
+    <w:next w:val="890"/>
     <w:uiPriority w:val="39"/>
     <w:unhideWhenUsed/>
     <w:pPr>
@@ -34105,9 +34339,9 @@
       <w:ind w:left="1760"/>
     </w:pPr>
   </w:style>
-  <w:style w:type="character" w:styleId="198">
+  <w:style w:type="character" w:styleId="887">
     <w:name w:val="Placeholder Text"/>
-    <w:basedOn w:val="732"/>
+    <w:basedOn w:val="900"/>
     <w:uiPriority w:val="99"/>
     <w:semiHidden/>
     <w:pPr>
@@ -34119,7 +34353,7 @@
       <w:color w:val="666666"/>
     </w:rPr>
   </w:style>
-  <w:style w:type="paragraph" w:styleId="208">
+  <w:style w:type="paragraph" w:styleId="888">
     <w:name w:val="TOC Heading"/>
     <w:uiPriority w:val="39"/>
     <w:unhideWhenUsed/>
@@ -34129,10 +34363,10 @@
       <w:ind/>
     </w:pPr>
   </w:style>
-  <w:style w:type="paragraph" w:styleId="209">
+  <w:style w:type="paragraph" w:styleId="889">
     <w:name w:val="table of figures"/>
-    <w:basedOn w:val="722"/>
-    <w:next w:val="722"/>
+    <w:basedOn w:val="890"/>
+    <w:next w:val="890"/>
     <w:uiPriority w:val="99"/>
     <w:unhideWhenUsed/>
     <w:pPr>
@@ -34141,7 +34375,7 @@
       <w:ind/>
     </w:pPr>
   </w:style>
-  <w:style w:type="paragraph" w:styleId="722" w:default="1">
+  <w:style w:type="paragraph" w:styleId="890" w:default="1">
     <w:name w:val="Normal"/>
     <w:qFormat/>
     <w:pPr>
@@ -34150,11 +34384,11 @@
       <w:ind/>
     </w:pPr>
   </w:style>
-  <w:style w:type="paragraph" w:styleId="723">
+  <w:style w:type="paragraph" w:styleId="891">
     <w:name w:val="Heading 1"/>
-    <w:basedOn w:val="722"/>
-    <w:next w:val="722"/>
-    <w:link w:val="735"/>
+    <w:basedOn w:val="890"/>
+    <w:next w:val="890"/>
+    <w:link w:val="903"/>
     <w:uiPriority w:val="9"/>
     <w:qFormat/>
     <w:pPr>
@@ -34172,11 +34406,11 @@
       <w:szCs w:val="40"/>
     </w:rPr>
   </w:style>
-  <w:style w:type="paragraph" w:styleId="724">
+  <w:style w:type="paragraph" w:styleId="892">
     <w:name w:val="Heading 2"/>
-    <w:basedOn w:val="722"/>
-    <w:next w:val="722"/>
-    <w:link w:val="736"/>
+    <w:basedOn w:val="890"/>
+    <w:next w:val="890"/>
+    <w:link w:val="904"/>
     <w:uiPriority w:val="9"/>
     <w:semiHidden/>
     <w:unhideWhenUsed/>
@@ -34196,11 +34430,11 @@
       <w:szCs w:val="32"/>
     </w:rPr>
   </w:style>
-  <w:style w:type="paragraph" w:styleId="725">
+  <w:style w:type="paragraph" w:styleId="893">
     <w:name w:val="Heading 3"/>
-    <w:basedOn w:val="722"/>
-    <w:next w:val="722"/>
-    <w:link w:val="737"/>
+    <w:basedOn w:val="890"/>
+    <w:next w:val="890"/>
+    <w:link w:val="905"/>
     <w:uiPriority w:val="9"/>
     <w:semiHidden/>
     <w:unhideWhenUsed/>
@@ -34220,11 +34454,11 @@
       <w:szCs w:val="28"/>
     </w:rPr>
   </w:style>
-  <w:style w:type="paragraph" w:styleId="726">
+  <w:style w:type="paragraph" w:styleId="894">
     <w:name w:val="Heading 4"/>
-    <w:basedOn w:val="722"/>
-    <w:next w:val="722"/>
-    <w:link w:val="738"/>
+    <w:basedOn w:val="890"/>
+    <w:next w:val="890"/>
+    <w:link w:val="906"/>
     <w:uiPriority w:val="9"/>
     <w:semiHidden/>
     <w:unhideWhenUsed/>
@@ -34244,11 +34478,11 @@
       <w:color w:val="0f4761" w:themeColor="accent1" w:themeShade="BF"/>
     </w:rPr>
   </w:style>
-  <w:style w:type="paragraph" w:styleId="727">
+  <w:style w:type="paragraph" w:styleId="895">
     <w:name w:val="Heading 5"/>
-    <w:basedOn w:val="722"/>
-    <w:next w:val="722"/>
-    <w:link w:val="739"/>
+    <w:basedOn w:val="890"/>
+    <w:next w:val="890"/>
+    <w:link w:val="907"/>
     <w:uiPriority w:val="9"/>
     <w:semiHidden/>
     <w:unhideWhenUsed/>
@@ -34266,11 +34500,11 @@
       <w:color w:val="0f4761" w:themeColor="accent1" w:themeShade="BF"/>
     </w:rPr>
   </w:style>
-  <w:style w:type="paragraph" w:styleId="728">
+  <w:style w:type="paragraph" w:styleId="896">
     <w:name w:val="Heading 6"/>
-    <w:basedOn w:val="722"/>
-    <w:next w:val="722"/>
-    <w:link w:val="740"/>
+    <w:basedOn w:val="890"/>
+    <w:next w:val="890"/>
+    <w:link w:val="908"/>
     <w:uiPriority w:val="9"/>
     <w:semiHidden/>
     <w:unhideWhenUsed/>
@@ -34290,11 +34524,11 @@
       <w:color w:val="595959" w:themeColor="text1" w:themeTint="A6"/>
     </w:rPr>
   </w:style>
-  <w:style w:type="paragraph" w:styleId="729">
+  <w:style w:type="paragraph" w:styleId="897">
     <w:name w:val="Heading 7"/>
-    <w:basedOn w:val="722"/>
-    <w:next w:val="722"/>
-    <w:link w:val="741"/>
+    <w:basedOn w:val="890"/>
+    <w:next w:val="890"/>
+    <w:link w:val="909"/>
     <w:uiPriority w:val="9"/>
     <w:semiHidden/>
     <w:unhideWhenUsed/>
@@ -34312,11 +34546,11 @@
       <w:color w:val="595959" w:themeColor="text1" w:themeTint="A6"/>
     </w:rPr>
   </w:style>
-  <w:style w:type="paragraph" w:styleId="730">
+  <w:style w:type="paragraph" w:styleId="898">
     <w:name w:val="Heading 8"/>
-    <w:basedOn w:val="722"/>
-    <w:next w:val="722"/>
-    <w:link w:val="742"/>
+    <w:basedOn w:val="890"/>
+    <w:next w:val="890"/>
+    <w:link w:val="910"/>
     <w:uiPriority w:val="9"/>
     <w:semiHidden/>
     <w:unhideWhenUsed/>
@@ -34336,11 +34570,11 @@
       <w:color w:val="272727" w:themeColor="text1" w:themeTint="D8"/>
     </w:rPr>
   </w:style>
-  <w:style w:type="paragraph" w:styleId="731">
+  <w:style w:type="paragraph" w:styleId="899">
     <w:name w:val="Heading 9"/>
-    <w:basedOn w:val="722"/>
-    <w:next w:val="722"/>
-    <w:link w:val="743"/>
+    <w:basedOn w:val="890"/>
+    <w:next w:val="890"/>
+    <w:link w:val="911"/>
     <w:uiPriority w:val="9"/>
     <w:semiHidden/>
     <w:unhideWhenUsed/>
@@ -34358,7 +34592,7 @@
       <w:color w:val="272727" w:themeColor="text1" w:themeTint="D8"/>
     </w:rPr>
   </w:style>
-  <w:style w:type="character" w:styleId="732" w:default="1">
+  <w:style w:type="character" w:styleId="900" w:default="1">
     <w:name w:val="Default Paragraph Font"/>
     <w:uiPriority w:val="1"/>
     <w:semiHidden/>
@@ -34369,7 +34603,7 @@
       <w:ind/>
     </w:pPr>
   </w:style>
-  <w:style w:type="table" w:styleId="733" w:default="1">
+  <w:style w:type="table" w:styleId="901" w:default="1">
     <w:name w:val="Normal Table"/>
     <w:uiPriority w:val="99"/>
     <w:semiHidden/>
@@ -34562,7 +34796,7 @@
       </w:tcPr>
     </w:tblStylePr>
   </w:style>
-  <w:style w:type="numbering" w:styleId="734" w:default="1">
+  <w:style w:type="numbering" w:styleId="902" w:default="1">
     <w:name w:val="No List"/>
     <w:uiPriority w:val="99"/>
     <w:semiHidden/>
@@ -34573,10 +34807,10 @@
       <w:ind/>
     </w:pPr>
   </w:style>
-  <w:style w:type="character" w:styleId="735" w:customStyle="1">
+  <w:style w:type="character" w:styleId="903" w:customStyle="1">
     <w:name w:val="Título 1 Char"/>
-    <w:basedOn w:val="732"/>
-    <w:link w:val="723"/>
+    <w:basedOn w:val="900"/>
+    <w:link w:val="891"/>
     <w:uiPriority w:val="9"/>
     <w:pPr>
       <w:pBdr/>
@@ -34590,10 +34824,10 @@
       <w:szCs w:val="40"/>
     </w:rPr>
   </w:style>
-  <w:style w:type="character" w:styleId="736" w:customStyle="1">
+  <w:style w:type="character" w:styleId="904" w:customStyle="1">
     <w:name w:val="Título 2 Char"/>
-    <w:basedOn w:val="732"/>
-    <w:link w:val="724"/>
+    <w:basedOn w:val="900"/>
+    <w:link w:val="892"/>
     <w:uiPriority w:val="9"/>
     <w:semiHidden/>
     <w:pPr>
@@ -34608,10 +34842,10 @@
       <w:szCs w:val="32"/>
     </w:rPr>
   </w:style>
-  <w:style w:type="character" w:styleId="737" w:customStyle="1">
+  <w:style w:type="character" w:styleId="905" w:customStyle="1">
     <w:name w:val="Título 3 Char"/>
-    <w:basedOn w:val="732"/>
-    <w:link w:val="725"/>
+    <w:basedOn w:val="900"/>
+    <w:link w:val="893"/>
     <w:uiPriority w:val="9"/>
     <w:semiHidden/>
     <w:pPr>
@@ -34626,10 +34860,10 @@
       <w:szCs w:val="28"/>
     </w:rPr>
   </w:style>
-  <w:style w:type="character" w:styleId="738" w:customStyle="1">
+  <w:style w:type="character" w:styleId="906" w:customStyle="1">
     <w:name w:val="Título 4 Char"/>
-    <w:basedOn w:val="732"/>
-    <w:link w:val="726"/>
+    <w:basedOn w:val="900"/>
+    <w:link w:val="894"/>
     <w:uiPriority w:val="9"/>
     <w:semiHidden/>
     <w:pPr>
@@ -34644,10 +34878,10 @@
       <w:color w:val="0f4761" w:themeColor="accent1" w:themeShade="BF"/>
     </w:rPr>
   </w:style>
-  <w:style w:type="character" w:styleId="739" w:customStyle="1">
+  <w:style w:type="character" w:styleId="907" w:customStyle="1">
     <w:name w:val="Título 5 Char"/>
-    <w:basedOn w:val="732"/>
-    <w:link w:val="727"/>
+    <w:basedOn w:val="900"/>
+    <w:link w:val="895"/>
     <w:uiPriority w:val="9"/>
     <w:semiHidden/>
     <w:pPr>
@@ -34660,10 +34894,10 @@
       <w:color w:val="0f4761" w:themeColor="accent1" w:themeShade="BF"/>
     </w:rPr>
   </w:style>
-  <w:style w:type="character" w:styleId="740" w:customStyle="1">
+  <w:style w:type="character" w:styleId="908" w:customStyle="1">
     <w:name w:val="Título 6 Char"/>
-    <w:basedOn w:val="732"/>
-    <w:link w:val="728"/>
+    <w:basedOn w:val="900"/>
+    <w:link w:val="896"/>
     <w:uiPriority w:val="9"/>
     <w:semiHidden/>
     <w:pPr>
@@ -34678,10 +34912,10 @@
       <w:color w:val="595959" w:themeColor="text1" w:themeTint="A6"/>
     </w:rPr>
   </w:style>
-  <w:style w:type="character" w:styleId="741" w:customStyle="1">
+  <w:style w:type="character" w:styleId="909" w:customStyle="1">
     <w:name w:val="Título 7 Char"/>
-    <w:basedOn w:val="732"/>
-    <w:link w:val="729"/>
+    <w:basedOn w:val="900"/>
+    <w:link w:val="897"/>
     <w:uiPriority w:val="9"/>
     <w:semiHidden/>
     <w:pPr>
@@ -34694,10 +34928,10 @@
       <w:color w:val="595959" w:themeColor="text1" w:themeTint="A6"/>
     </w:rPr>
   </w:style>
-  <w:style w:type="character" w:styleId="742" w:customStyle="1">
+  <w:style w:type="character" w:styleId="910" w:customStyle="1">
     <w:name w:val="Título 8 Char"/>
-    <w:basedOn w:val="732"/>
-    <w:link w:val="730"/>
+    <w:basedOn w:val="900"/>
+    <w:link w:val="898"/>
     <w:uiPriority w:val="9"/>
     <w:semiHidden/>
     <w:pPr>
@@ -34712,10 +34946,10 @@
       <w:color w:val="272727" w:themeColor="text1" w:themeTint="D8"/>
     </w:rPr>
   </w:style>
-  <w:style w:type="character" w:styleId="743" w:customStyle="1">
+  <w:style w:type="character" w:styleId="911" w:customStyle="1">
     <w:name w:val="Título 9 Char"/>
-    <w:basedOn w:val="732"/>
-    <w:link w:val="731"/>
+    <w:basedOn w:val="900"/>
+    <w:link w:val="899"/>
     <w:uiPriority w:val="9"/>
     <w:semiHidden/>
     <w:pPr>
@@ -34728,11 +34962,11 @@
       <w:color w:val="272727" w:themeColor="text1" w:themeTint="D8"/>
     </w:rPr>
   </w:style>
-  <w:style w:type="paragraph" w:styleId="744">
+  <w:style w:type="paragraph" w:styleId="912">
     <w:name w:val="Title"/>
-    <w:basedOn w:val="722"/>
-    <w:next w:val="722"/>
-    <w:link w:val="745"/>
+    <w:basedOn w:val="890"/>
+    <w:next w:val="890"/>
+    <w:link w:val="913"/>
     <w:uiPriority w:val="10"/>
     <w:qFormat/>
     <w:pPr>
@@ -34748,10 +34982,10 @@
       <w:szCs w:val="56"/>
     </w:rPr>
   </w:style>
-  <w:style w:type="character" w:styleId="745" w:customStyle="1">
+  <w:style w:type="character" w:styleId="913" w:customStyle="1">
     <w:name w:val="Título Char"/>
-    <w:basedOn w:val="732"/>
-    <w:link w:val="744"/>
+    <w:basedOn w:val="900"/>
+    <w:link w:val="912"/>
     <w:uiPriority w:val="10"/>
     <w:pPr>
       <w:pBdr/>
@@ -34765,11 +34999,11 @@
       <w:szCs w:val="56"/>
     </w:rPr>
   </w:style>
-  <w:style w:type="paragraph" w:styleId="746">
+  <w:style w:type="paragraph" w:styleId="914">
     <w:name w:val="Subtitle"/>
-    <w:basedOn w:val="722"/>
-    <w:next w:val="722"/>
-    <w:link w:val="747"/>
+    <w:basedOn w:val="890"/>
+    <w:next w:val="890"/>
+    <w:link w:val="915"/>
     <w:uiPriority w:val="11"/>
     <w:qFormat/>
     <w:pPr>
@@ -34788,10 +35022,10 @@
       <w:szCs w:val="28"/>
     </w:rPr>
   </w:style>
-  <w:style w:type="character" w:styleId="747" w:customStyle="1">
+  <w:style w:type="character" w:styleId="915" w:customStyle="1">
     <w:name w:val="Subtítulo Char"/>
-    <w:basedOn w:val="732"/>
-    <w:link w:val="746"/>
+    <w:basedOn w:val="900"/>
+    <w:link w:val="914"/>
     <w:uiPriority w:val="11"/>
     <w:pPr>
       <w:pBdr/>
@@ -34806,11 +35040,11 @@
       <w:szCs w:val="28"/>
     </w:rPr>
   </w:style>
-  <w:style w:type="paragraph" w:styleId="748">
+  <w:style w:type="paragraph" w:styleId="916">
     <w:name w:val="Quote"/>
-    <w:basedOn w:val="722"/>
-    <w:next w:val="722"/>
-    <w:link w:val="749"/>
+    <w:basedOn w:val="890"/>
+    <w:next w:val="890"/>
+    <w:link w:val="917"/>
     <w:uiPriority w:val="29"/>
     <w:qFormat/>
     <w:pPr>
@@ -34825,10 +35059,10 @@
       <w:color w:val="404040" w:themeColor="text1" w:themeTint="BF"/>
     </w:rPr>
   </w:style>
-  <w:style w:type="character" w:styleId="749" w:customStyle="1">
+  <w:style w:type="character" w:styleId="917" w:customStyle="1">
     <w:name w:val="Citação Char"/>
-    <w:basedOn w:val="732"/>
-    <w:link w:val="748"/>
+    <w:basedOn w:val="900"/>
+    <w:link w:val="916"/>
     <w:uiPriority w:val="29"/>
     <w:pPr>
       <w:pBdr/>
@@ -34841,9 +35075,9 @@
       <w:color w:val="404040" w:themeColor="text1" w:themeTint="BF"/>
     </w:rPr>
   </w:style>
-  <w:style w:type="paragraph" w:styleId="750">
+  <w:style w:type="paragraph" w:styleId="918">
     <w:name w:val="List Paragraph"/>
-    <w:basedOn w:val="722"/>
+    <w:basedOn w:val="890"/>
     <w:uiPriority w:val="34"/>
     <w:qFormat/>
     <w:pPr>
@@ -34853,9 +35087,9 @@
       <w:contextualSpacing w:val="true"/>
     </w:pPr>
   </w:style>
-  <w:style w:type="character" w:styleId="751">
+  <w:style w:type="character" w:styleId="919">
     <w:name w:val="Intense Emphasis"/>
-    <w:basedOn w:val="732"/>
+    <w:basedOn w:val="900"/>
     <w:uiPriority w:val="21"/>
     <w:qFormat/>
     <w:pPr>
@@ -34869,11 +35103,11 @@
       <w:color w:val="0f4761" w:themeColor="accent1" w:themeShade="BF"/>
     </w:rPr>
   </w:style>
-  <w:style w:type="paragraph" w:styleId="752">
+  <w:style w:type="paragraph" w:styleId="920">
     <w:name w:val="Intense Quote"/>
-    <w:basedOn w:val="722"/>
-    <w:next w:val="722"/>
-    <w:link w:val="753"/>
+    <w:basedOn w:val="890"/>
+    <w:next w:val="890"/>
+    <w:link w:val="921"/>
     <w:uiPriority w:val="30"/>
     <w:qFormat/>
     <w:pPr>
@@ -34891,10 +35125,10 @@
       <w:color w:val="0f4761" w:themeColor="accent1" w:themeShade="BF"/>
     </w:rPr>
   </w:style>
-  <w:style w:type="character" w:styleId="753" w:customStyle="1">
+  <w:style w:type="character" w:styleId="921" w:customStyle="1">
     <w:name w:val="Citação Intensa Char"/>
-    <w:basedOn w:val="732"/>
-    <w:link w:val="752"/>
+    <w:basedOn w:val="900"/>
+    <w:link w:val="920"/>
     <w:uiPriority w:val="30"/>
     <w:pPr>
       <w:pBdr/>
@@ -34907,9 +35141,9 @@
       <w:color w:val="0f4761" w:themeColor="accent1" w:themeShade="BF"/>
     </w:rPr>
   </w:style>
-  <w:style w:type="character" w:styleId="754">
+  <w:style w:type="character" w:styleId="922">
     <w:name w:val="Intense Reference"/>
-    <w:basedOn w:val="732"/>
+    <w:basedOn w:val="900"/>
     <w:uiPriority w:val="32"/>
     <w:qFormat/>
     <w:pPr>
@@ -34925,10 +35159,10 @@
       <w:spacing w:val="5"/>
     </w:rPr>
   </w:style>
-  <w:style w:type="paragraph" w:styleId="755">
+  <w:style w:type="paragraph" w:styleId="923">
     <w:name w:val="Header"/>
-    <w:basedOn w:val="722"/>
-    <w:link w:val="756"/>
+    <w:basedOn w:val="890"/>
+    <w:link w:val="924"/>
     <w:uiPriority w:val="99"/>
     <w:unhideWhenUsed/>
     <w:pPr>
@@ -34941,10 +35175,10 @@
       <w:ind/>
     </w:pPr>
   </w:style>
-  <w:style w:type="character" w:styleId="756" w:customStyle="1">
+  <w:style w:type="character" w:styleId="924" w:customStyle="1">
     <w:name w:val="Cabeçalho Char"/>
-    <w:basedOn w:val="732"/>
-    <w:link w:val="755"/>
+    <w:basedOn w:val="900"/>
+    <w:link w:val="923"/>
     <w:uiPriority w:val="99"/>
     <w:pPr>
       <w:pBdr/>
@@ -34952,10 +35186,10 @@
       <w:ind/>
     </w:pPr>
   </w:style>
-  <w:style w:type="paragraph" w:styleId="757">
+  <w:style w:type="paragraph" w:styleId="925">
     <w:name w:val="Footer"/>
-    <w:basedOn w:val="722"/>
-    <w:link w:val="758"/>
+    <w:basedOn w:val="890"/>
+    <w:link w:val="926"/>
     <w:uiPriority w:val="99"/>
     <w:unhideWhenUsed/>
     <w:pPr>
@@ -34968,10 +35202,10 @@
       <w:ind/>
     </w:pPr>
   </w:style>
-  <w:style w:type="character" w:styleId="758" w:customStyle="1">
+  <w:style w:type="character" w:styleId="926" w:customStyle="1">
     <w:name w:val="Rodapé Char"/>
-    <w:basedOn w:val="732"/>
-    <w:link w:val="757"/>
+    <w:basedOn w:val="900"/>
+    <w:link w:val="925"/>
     <w:uiPriority w:val="99"/>
     <w:pPr>
       <w:pBdr/>
@@ -34979,9 +35213,9 @@
       <w:ind/>
     </w:pPr>
   </w:style>
-  <w:style w:type="table" w:styleId="759">
+  <w:style w:type="table" w:styleId="927">
     <w:name w:val="Table Grid"/>
-    <w:basedOn w:val="733"/>
+    <w:basedOn w:val="901"/>
     <w:uiPriority w:val="39"/>
     <w:pPr>
       <w:pBdr/>
